--- a/docs/DA1-website-va-cms/DA1-02-cd1-xac-dinh-yeu-cau.docx
+++ b/docs/DA1-website-va-cms/DA1-02-cd1-xac-dinh-yeu-cau.docx
@@ -4,12 +4,12 @@
   <w:body>
     <w:p>
       <w:pPr>
-        <w:spacing w:after="1400"/>
+        <w:spacing w:after="900"/>
       </w:pPr>
     </w:p>
     <w:p>
       <w:pPr>
-        <w:spacing w:after="700"/>
+        <w:spacing w:after="350"/>
         <w:jc w:val="center"/>
       </w:pPr>
       <w:r>
@@ -77,7 +77,7 @@
           <w:top w:val="single" w:color="008E4D" w:sz="12" w:space="18"/>
           <w:bottom w:val="single" w:color="008E4D" w:sz="12" w:space="18"/>
         </w:pBdr>
-        <w:spacing w:after="900" w:before="260"/>
+        <w:spacing w:after="500" w:before="220"/>
         <w:jc w:val="center"/>
       </w:pPr>
       <w:r>
@@ -94,7 +94,7 @@
     </w:p>
     <w:p>
       <w:pPr>
-        <w:spacing w:after="700"/>
+        <w:spacing w:after="350"/>
         <w:jc w:val="center"/>
       </w:pPr>
       <w:r>
@@ -591,7 +591,7 @@
     </w:tbl>
     <w:p>
       <w:pPr>
-        <w:spacing w:after="420"/>
+        <w:spacing w:after="200"/>
       </w:pPr>
     </w:p>
     <w:p>
@@ -896,7 +896,7 @@
     </w:tbl>
     <w:p>
       <w:pPr>
-        <w:spacing w:after="420"/>
+        <w:spacing w:after="200"/>
       </w:pPr>
     </w:p>
     <w:p>

--- a/docs/DA1-website-va-cms/DA1-02-cd1-xac-dinh-yeu-cau.docx
+++ b/docs/DA1-website-va-cms/DA1-02-cd1-xac-dinh-yeu-cau.docx
@@ -123,8 +123,8 @@
         <w:tblLayout w:type="fixed"/>
       </w:tblPr>
       <w:tblGrid>
-        <w:gridCol w:w="2302"/>
-        <w:gridCol w:w="7058"/>
+        <w:gridCol w:w="2194"/>
+        <w:gridCol w:w="7166"/>
       </w:tblGrid>
       <w:tr>
         <w:trPr>
@@ -132,7 +132,7 @@
         </w:trPr>
         <w:tc>
           <w:tcPr>
-            <w:tcW w:type="dxa" w:w="2302"/>
+            <w:tcW w:type="dxa" w:w="2194"/>
             <w:shd w:fill="EEF6F1" w:color="auto" w:val="clear"/>
             <w:tcMar>
               <w:top w:type="dxa" w:w="90"/>
@@ -161,7 +161,7 @@
         </w:tc>
         <w:tc>
           <w:tcPr>
-            <w:tcW w:type="dxa" w:w="7058"/>
+            <w:tcW w:type="dxa" w:w="7166"/>
             <w:shd w:fill="EEF6F1" w:color="auto" w:val="clear"/>
             <w:tcMar>
               <w:top w:type="dxa" w:w="90"/>
@@ -195,7 +195,7 @@
         </w:trPr>
         <w:tc>
           <w:tcPr>
-            <w:tcW w:type="dxa" w:w="2302"/>
+            <w:tcW w:type="dxa" w:w="2194"/>
             <w:tcMar>
               <w:top w:type="dxa" w:w="90"/>
               <w:left w:type="dxa" w:w="120"/>
@@ -221,7 +221,7 @@
         </w:tc>
         <w:tc>
           <w:tcPr>
-            <w:tcW w:type="dxa" w:w="7058"/>
+            <w:tcW w:type="dxa" w:w="7166"/>
             <w:tcMar>
               <w:top w:type="dxa" w:w="90"/>
               <w:left w:type="dxa" w:w="120"/>
@@ -252,7 +252,7 @@
         </w:trPr>
         <w:tc>
           <w:tcPr>
-            <w:tcW w:type="dxa" w:w="2302"/>
+            <w:tcW w:type="dxa" w:w="2194"/>
             <w:tcMar>
               <w:top w:type="dxa" w:w="90"/>
               <w:left w:type="dxa" w:w="120"/>
@@ -278,7 +278,7 @@
         </w:tc>
         <w:tc>
           <w:tcPr>
-            <w:tcW w:type="dxa" w:w="7058"/>
+            <w:tcW w:type="dxa" w:w="7166"/>
             <w:tcMar>
               <w:top w:type="dxa" w:w="90"/>
               <w:left w:type="dxa" w:w="120"/>
@@ -309,7 +309,7 @@
         </w:trPr>
         <w:tc>
           <w:tcPr>
-            <w:tcW w:type="dxa" w:w="2302"/>
+            <w:tcW w:type="dxa" w:w="2194"/>
             <w:tcMar>
               <w:top w:type="dxa" w:w="90"/>
               <w:left w:type="dxa" w:w="120"/>
@@ -335,7 +335,7 @@
         </w:tc>
         <w:tc>
           <w:tcPr>
-            <w:tcW w:type="dxa" w:w="7058"/>
+            <w:tcW w:type="dxa" w:w="7166"/>
             <w:tcMar>
               <w:top w:type="dxa" w:w="90"/>
               <w:left w:type="dxa" w:w="120"/>
@@ -366,7 +366,7 @@
         </w:trPr>
         <w:tc>
           <w:tcPr>
-            <w:tcW w:type="dxa" w:w="2302"/>
+            <w:tcW w:type="dxa" w:w="2194"/>
             <w:tcMar>
               <w:top w:type="dxa" w:w="90"/>
               <w:left w:type="dxa" w:w="120"/>
@@ -392,7 +392,7 @@
         </w:tc>
         <w:tc>
           <w:tcPr>
-            <w:tcW w:type="dxa" w:w="7058"/>
+            <w:tcW w:type="dxa" w:w="7166"/>
             <w:tcMar>
               <w:top w:type="dxa" w:w="90"/>
               <w:left w:type="dxa" w:w="120"/>
@@ -423,7 +423,7 @@
         </w:trPr>
         <w:tc>
           <w:tcPr>
-            <w:tcW w:type="dxa" w:w="2302"/>
+            <w:tcW w:type="dxa" w:w="2194"/>
             <w:tcMar>
               <w:top w:type="dxa" w:w="90"/>
               <w:left w:type="dxa" w:w="120"/>
@@ -449,7 +449,7 @@
         </w:tc>
         <w:tc>
           <w:tcPr>
-            <w:tcW w:type="dxa" w:w="7058"/>
+            <w:tcW w:type="dxa" w:w="7166"/>
             <w:tcMar>
               <w:top w:type="dxa" w:w="90"/>
               <w:left w:type="dxa" w:w="120"/>
@@ -480,7 +480,7 @@
         </w:trPr>
         <w:tc>
           <w:tcPr>
-            <w:tcW w:type="dxa" w:w="2302"/>
+            <w:tcW w:type="dxa" w:w="2194"/>
             <w:tcMar>
               <w:top w:type="dxa" w:w="90"/>
               <w:left w:type="dxa" w:w="120"/>
@@ -506,27 +506,27 @@
         </w:tc>
         <w:tc>
           <w:tcPr>
-            <w:tcW w:type="dxa" w:w="7058"/>
-            <w:tcMar>
-              <w:top w:type="dxa" w:w="90"/>
-              <w:left w:type="dxa" w:w="120"/>
-              <w:bottom w:type="dxa" w:w="90"/>
-              <w:right w:type="dxa" w:w="120"/>
-            </w:tcMar>
-            <w:vAlign w:val="center"/>
-          </w:tcPr>
-          <w:p>
-            <w:pPr>
-              <w:spacing w:after="0" w:line="280"/>
-            </w:pPr>
-            <w:r>
-              <w:rPr>
-                <w:rFonts w:ascii="Be Vietnam Pro" w:cs="Be Vietnam Pro" w:eastAsia="Be Vietnam Pro" w:hAnsi="Be Vietnam Pro"/>
-                <w:color w:val="101814"/>
-                <w:sz w:val="20"/>
-                <w:szCs w:val="20"/>
-              </w:rPr>
-              <w:t xml:space="preserve">Bộ phận Phát triển phần mềm — Công ty Bioscope</w:t>
+            <w:tcW w:type="dxa" w:w="7166"/>
+            <w:tcMar>
+              <w:top w:type="dxa" w:w="90"/>
+              <w:left w:type="dxa" w:w="120"/>
+              <w:bottom w:type="dxa" w:w="90"/>
+              <w:right w:type="dxa" w:w="120"/>
+            </w:tcMar>
+            <w:vAlign w:val="center"/>
+          </w:tcPr>
+          <w:p>
+            <w:pPr>
+              <w:spacing w:after="0" w:line="280"/>
+            </w:pPr>
+            <w:r>
+              <w:rPr>
+                <w:rFonts w:ascii="Be Vietnam Pro" w:cs="Be Vietnam Pro" w:eastAsia="Be Vietnam Pro" w:hAnsi="Be Vietnam Pro"/>
+                <w:color w:val="101814"/>
+                <w:sz w:val="20"/>
+                <w:szCs w:val="20"/>
+              </w:rPr>
+              <w:t xml:space="preserve">HungDV — Product Owner, Công ty OPTIMAI</w:t>
             </w:r>
           </w:p>
         </w:tc>
@@ -537,7 +537,7 @@
         </w:trPr>
         <w:tc>
           <w:tcPr>
-            <w:tcW w:type="dxa" w:w="2302"/>
+            <w:tcW w:type="dxa" w:w="2194"/>
             <w:tcMar>
               <w:top w:type="dxa" w:w="90"/>
               <w:left w:type="dxa" w:w="120"/>
@@ -563,27 +563,27 @@
         </w:tc>
         <w:tc>
           <w:tcPr>
-            <w:tcW w:type="dxa" w:w="7058"/>
-            <w:tcMar>
-              <w:top w:type="dxa" w:w="90"/>
-              <w:left w:type="dxa" w:w="120"/>
-              <w:bottom w:type="dxa" w:w="90"/>
-              <w:right w:type="dxa" w:w="120"/>
-            </w:tcMar>
-            <w:vAlign w:val="center"/>
-          </w:tcPr>
-          <w:p>
-            <w:pPr>
-              <w:spacing w:after="0" w:line="280"/>
-            </w:pPr>
-            <w:r>
-              <w:rPr>
-                <w:rFonts w:ascii="Be Vietnam Pro" w:cs="Be Vietnam Pro" w:eastAsia="Be Vietnam Pro" w:hAnsi="Be Vietnam Pro"/>
-                <w:color w:val="101814"/>
-                <w:sz w:val="20"/>
-                <w:szCs w:val="20"/>
-              </w:rPr>
-              <w:t xml:space="preserve">Ban Giám đốc</w:t>
+            <w:tcW w:type="dxa" w:w="7166"/>
+            <w:tcMar>
+              <w:top w:type="dxa" w:w="90"/>
+              <w:left w:type="dxa" w:w="120"/>
+              <w:bottom w:type="dxa" w:w="90"/>
+              <w:right w:type="dxa" w:w="120"/>
+            </w:tcMar>
+            <w:vAlign w:val="center"/>
+          </w:tcPr>
+          <w:p>
+            <w:pPr>
+              <w:spacing w:after="0" w:line="280"/>
+            </w:pPr>
+            <w:r>
+              <w:rPr>
+                <w:rFonts w:ascii="Be Vietnam Pro" w:cs="Be Vietnam Pro" w:eastAsia="Be Vietnam Pro" w:hAnsi="Be Vietnam Pro"/>
+                <w:color w:val="101814"/>
+                <w:sz w:val="20"/>
+                <w:szCs w:val="20"/>
+              </w:rPr>
+              <w:t xml:space="preserve">Ban Giám đốc OPTIMAI và đại diện Công ty Bioscope</w:t>
             </w:r>
           </w:p>
         </w:tc>

--- a/docs/DA1-website-va-cms/DA1-02-cd1-xac-dinh-yeu-cau.docx
+++ b/docs/DA1-website-va-cms/DA1-02-cd1-xac-dinh-yeu-cau.docx
@@ -9,48 +9,39 @@
     </w:p>
     <w:p>
       <w:pPr>
-        <w:spacing w:after="350"/>
+        <w:spacing w:after="40"/>
         <w:jc w:val="center"/>
       </w:pPr>
       <w:r>
-        <w:drawing>
-          <wp:inline distT="0" distB="0" distL="0" distR="0">
-            <wp:extent cx="2476500" cy="723900"/>
-            <wp:effectExtent t="0" r="0" b="0" l="0"/>
-            <wp:docPr id="1" name="" descr="" title=""/>
-            <wp:cNvGraphicFramePr>
-              <a:graphicFrameLocks xmlns:a="http://schemas.openxmlformats.org/drawingml/2006/main" noChangeAspect="1"/>
-            </wp:cNvGraphicFramePr>
-            <a:graphic xmlns:a="http://schemas.openxmlformats.org/drawingml/2006/main">
-              <a:graphicData uri="http://schemas.openxmlformats.org/drawingml/2006/picture">
-                <pic:pic xmlns:pic="http://schemas.openxmlformats.org/drawingml/2006/picture">
-                  <pic:nvPicPr>
-                    <pic:cNvPr id="0" name="" descr=""/>
-                    <pic:cNvPicPr>
-                      <a:picLocks noChangeAspect="1" noChangeArrowheads="1"/>
-                    </pic:cNvPicPr>
-                  </pic:nvPicPr>
-                  <pic:blipFill>
-                    <a:blip r:embed="rId9" cstate="none"/>
-                    <a:srcRect/>
-                    <a:stretch>
-                      <a:fillRect/>
-                    </a:stretch>
-                  </pic:blipFill>
-                  <pic:spPr bwMode="auto">
-                    <a:xfrm>
-                      <a:off x="0" y="0"/>
-                      <a:ext cx="2476500" cy="723900"/>
-                    </a:xfrm>
-                    <a:prstGeom prst="rect">
-                      <a:avLst/>
-                    </a:prstGeom>
-                  </pic:spPr>
-                </pic:pic>
-              </a:graphicData>
-            </a:graphic>
-          </wp:inline>
-        </w:drawing>
+        <w:rPr>
+          <w:rFonts w:ascii="Be Vietnam Pro" w:cs="Be Vietnam Pro" w:eastAsia="Be Vietnam Pro" w:hAnsi="Be Vietnam Pro"/>
+          <w:b/>
+          <w:bCs/>
+          <w:color w:val="036F3D"/>
+          <w:spacing w:val="160"/>
+          <w:sz w:val="64"/>
+          <w:szCs w:val="64"/>
+        </w:rPr>
+        <w:t xml:space="preserve">OPTIMAI</w:t>
+      </w:r>
+    </w:p>
+    <w:p>
+      <w:pPr>
+        <w:pBdr>
+          <w:top w:val="single" w:color="F58E33" w:sz="8" w:space="10"/>
+        </w:pBdr>
+        <w:spacing w:after="320"/>
+        <w:jc w:val="center"/>
+      </w:pPr>
+      <w:r>
+        <w:rPr>
+          <w:rFonts w:ascii="Be Vietnam Pro" w:cs="Be Vietnam Pro" w:eastAsia="Be Vietnam Pro" w:hAnsi="Be Vietnam Pro"/>
+          <w:color w:val="8A4B12"/>
+          <w:spacing w:val="70"/>
+          <w:sz w:val="16"/>
+          <w:szCs w:val="16"/>
+        </w:rPr>
+        <w:t xml:space="preserve">CÔNG TY PHÁT TRIỂN PHẦN MỀM</w:t>
       </w:r>
     </w:p>
     <w:p>
@@ -13086,44 +13077,16 @@
             <w:spacing w:after="0"/>
           </w:pPr>
           <w:r>
-            <w:drawing>
-              <wp:inline distT="0" distB="0" distL="0" distR="0">
-                <wp:extent cx="1009650" cy="295275"/>
-                <wp:effectExtent t="0" r="0" b="0" l="0"/>
-                <wp:docPr id="1" name="" descr="" title=""/>
-                <wp:cNvGraphicFramePr>
-                  <a:graphicFrameLocks xmlns:a="http://schemas.openxmlformats.org/drawingml/2006/main" noChangeAspect="1"/>
-                </wp:cNvGraphicFramePr>
-                <a:graphic xmlns:a="http://schemas.openxmlformats.org/drawingml/2006/main">
-                  <a:graphicData uri="http://schemas.openxmlformats.org/drawingml/2006/picture">
-                    <pic:pic xmlns:pic="http://schemas.openxmlformats.org/drawingml/2006/picture">
-                      <pic:nvPicPr>
-                        <pic:cNvPr id="0" name="" descr=""/>
-                        <pic:cNvPicPr>
-                          <a:picLocks noChangeAspect="1" noChangeArrowheads="1"/>
-                        </pic:cNvPicPr>
-                      </pic:nvPicPr>
-                      <pic:blipFill>
-                        <a:blip r:embed="rId0" cstate="none"/>
-                        <a:srcRect/>
-                        <a:stretch>
-                          <a:fillRect/>
-                        </a:stretch>
-                      </pic:blipFill>
-                      <pic:spPr bwMode="auto">
-                        <a:xfrm>
-                          <a:off x="0" y="0"/>
-                          <a:ext cx="1009650" cy="295275"/>
-                        </a:xfrm>
-                        <a:prstGeom prst="rect">
-                          <a:avLst/>
-                        </a:prstGeom>
-                      </pic:spPr>
-                    </pic:pic>
-                  </a:graphicData>
-                </a:graphic>
-              </wp:inline>
-            </w:drawing>
+            <w:rPr>
+              <w:rFonts w:ascii="Be Vietnam Pro" w:cs="Be Vietnam Pro" w:eastAsia="Be Vietnam Pro" w:hAnsi="Be Vietnam Pro"/>
+              <w:b/>
+              <w:bCs/>
+              <w:color w:val="036F3D"/>
+              <w:spacing w:val="60"/>
+              <w:sz w:val="19"/>
+              <w:szCs w:val="19"/>
+            </w:rPr>
+            <w:t xml:space="preserve">OPTIMAI</w:t>
           </w:r>
         </w:p>
       </w:tc>

--- a/docs/DA1-website-va-cms/DA1-02-cd1-xac-dinh-yeu-cau.docx
+++ b/docs/DA1-website-va-cms/DA1-02-cd1-xac-dinh-yeu-cau.docx
@@ -1821,8 +1821,8 @@
       </w:tblPr>
       <w:tblGrid>
         <w:gridCol w:w="1000"/>
-        <w:gridCol w:w="5404"/>
-        <w:gridCol w:w="2956"/>
+        <w:gridCol w:w="4290"/>
+        <w:gridCol w:w="4070"/>
       </w:tblGrid>
       <w:tr>
         <w:trPr>
@@ -1859,7 +1859,7 @@
         </w:tc>
         <w:tc>
           <w:tcPr>
-            <w:tcW w:type="dxa" w:w="5404"/>
+            <w:tcW w:type="dxa" w:w="4290"/>
             <w:shd w:fill="EEF6F1" w:color="auto" w:val="clear"/>
             <w:tcMar>
               <w:top w:type="dxa" w:w="90"/>
@@ -1888,7 +1888,7 @@
         </w:tc>
         <w:tc>
           <w:tcPr>
-            <w:tcW w:type="dxa" w:w="2956"/>
+            <w:tcW w:type="dxa" w:w="4070"/>
             <w:shd w:fill="EEF6F1" w:color="auto" w:val="clear"/>
             <w:tcMar>
               <w:top w:type="dxa" w:w="90"/>
@@ -1948,7 +1948,7 @@
         </w:tc>
         <w:tc>
           <w:tcPr>
-            <w:tcW w:type="dxa" w:w="5404"/>
+            <w:tcW w:type="dxa" w:w="4290"/>
             <w:tcMar>
               <w:top w:type="dxa" w:w="90"/>
               <w:left w:type="dxa" w:w="120"/>
@@ -1974,27 +1974,27 @@
         </w:tc>
         <w:tc>
           <w:tcPr>
-            <w:tcW w:type="dxa" w:w="2956"/>
-            <w:tcMar>
-              <w:top w:type="dxa" w:w="90"/>
-              <w:left w:type="dxa" w:w="120"/>
-              <w:bottom w:type="dxa" w:w="90"/>
-              <w:right w:type="dxa" w:w="120"/>
-            </w:tcMar>
-            <w:vAlign w:val="center"/>
-          </w:tcPr>
-          <w:p>
-            <w:pPr>
-              <w:spacing w:after="0" w:line="280"/>
-            </w:pPr>
-            <w:r>
-              <w:rPr>
-                <w:rFonts w:ascii="Be Vietnam Pro" w:cs="Be Vietnam Pro" w:eastAsia="Be Vietnam Pro" w:hAnsi="Be Vietnam Pro"/>
-                <w:color w:val="101814"/>
-                <w:sz w:val="20"/>
-                <w:szCs w:val="20"/>
-              </w:rPr>
-              <w:t xml:space="preserve">Ban giám đốc, bộ phận kỹ thuật</w:t>
+            <w:tcW w:type="dxa" w:w="4070"/>
+            <w:tcMar>
+              <w:top w:type="dxa" w:w="90"/>
+              <w:left w:type="dxa" w:w="120"/>
+              <w:bottom w:type="dxa" w:w="90"/>
+              <w:right w:type="dxa" w:w="120"/>
+            </w:tcMar>
+            <w:vAlign w:val="center"/>
+          </w:tcPr>
+          <w:p>
+            <w:pPr>
+              <w:spacing w:after="0" w:line="280"/>
+            </w:pPr>
+            <w:r>
+              <w:rPr>
+                <w:rFonts w:ascii="Be Vietnam Pro" w:cs="Be Vietnam Pro" w:eastAsia="Be Vietnam Pro" w:hAnsi="Be Vietnam Pro"/>
+                <w:color w:val="101814"/>
+                <w:sz w:val="20"/>
+                <w:szCs w:val="20"/>
+              </w:rPr>
+              <w:t xml:space="preserve">Ban giám đốc Bioscope, bộ phận kỹ thuật Bioscope</w:t>
             </w:r>
           </w:p>
         </w:tc>
@@ -2031,7 +2031,7 @@
         </w:tc>
         <w:tc>
           <w:tcPr>
-            <w:tcW w:type="dxa" w:w="5404"/>
+            <w:tcW w:type="dxa" w:w="4290"/>
             <w:tcMar>
               <w:top w:type="dxa" w:w="90"/>
               <w:left w:type="dxa" w:w="120"/>
@@ -2057,27 +2057,27 @@
         </w:tc>
         <w:tc>
           <w:tcPr>
-            <w:tcW w:type="dxa" w:w="2956"/>
-            <w:tcMar>
-              <w:top w:type="dxa" w:w="90"/>
-              <w:left w:type="dxa" w:w="120"/>
-              <w:bottom w:type="dxa" w:w="90"/>
-              <w:right w:type="dxa" w:w="120"/>
-            </w:tcMar>
-            <w:vAlign w:val="center"/>
-          </w:tcPr>
-          <w:p>
-            <w:pPr>
-              <w:spacing w:after="0" w:line="280"/>
-            </w:pPr>
-            <w:r>
-              <w:rPr>
-                <w:rFonts w:ascii="Be Vietnam Pro" w:cs="Be Vietnam Pro" w:eastAsia="Be Vietnam Pro" w:hAnsi="Be Vietnam Pro"/>
-                <w:color w:val="101814"/>
-                <w:sz w:val="20"/>
-                <w:szCs w:val="20"/>
-              </w:rPr>
-              <w:t xml:space="preserve">Ban giám đốc</w:t>
+            <w:tcW w:type="dxa" w:w="4070"/>
+            <w:tcMar>
+              <w:top w:type="dxa" w:w="90"/>
+              <w:left w:type="dxa" w:w="120"/>
+              <w:bottom w:type="dxa" w:w="90"/>
+              <w:right w:type="dxa" w:w="120"/>
+            </w:tcMar>
+            <w:vAlign w:val="center"/>
+          </w:tcPr>
+          <w:p>
+            <w:pPr>
+              <w:spacing w:after="0" w:line="280"/>
+            </w:pPr>
+            <w:r>
+              <w:rPr>
+                <w:rFonts w:ascii="Be Vietnam Pro" w:cs="Be Vietnam Pro" w:eastAsia="Be Vietnam Pro" w:hAnsi="Be Vietnam Pro"/>
+                <w:color w:val="101814"/>
+                <w:sz w:val="20"/>
+                <w:szCs w:val="20"/>
+              </w:rPr>
+              <w:t xml:space="preserve">Ban giám đốc Bioscope</w:t>
             </w:r>
           </w:p>
         </w:tc>
@@ -2114,7 +2114,7 @@
         </w:tc>
         <w:tc>
           <w:tcPr>
-            <w:tcW w:type="dxa" w:w="5404"/>
+            <w:tcW w:type="dxa" w:w="4290"/>
             <w:tcMar>
               <w:top w:type="dxa" w:w="90"/>
               <w:left w:type="dxa" w:w="120"/>
@@ -2140,27 +2140,27 @@
         </w:tc>
         <w:tc>
           <w:tcPr>
-            <w:tcW w:type="dxa" w:w="2956"/>
-            <w:tcMar>
-              <w:top w:type="dxa" w:w="90"/>
-              <w:left w:type="dxa" w:w="120"/>
-              <w:bottom w:type="dxa" w:w="90"/>
-              <w:right w:type="dxa" w:w="120"/>
-            </w:tcMar>
-            <w:vAlign w:val="center"/>
-          </w:tcPr>
-          <w:p>
-            <w:pPr>
-              <w:spacing w:after="0" w:line="280"/>
-            </w:pPr>
-            <w:r>
-              <w:rPr>
-                <w:rFonts w:ascii="Be Vietnam Pro" w:cs="Be Vietnam Pro" w:eastAsia="Be Vietnam Pro" w:hAnsi="Be Vietnam Pro"/>
-                <w:color w:val="101814"/>
-                <w:sz w:val="20"/>
-                <w:szCs w:val="20"/>
-              </w:rPr>
-              <w:t xml:space="preserve">Ban giám đốc, kinh doanh</w:t>
+            <w:tcW w:type="dxa" w:w="4070"/>
+            <w:tcMar>
+              <w:top w:type="dxa" w:w="90"/>
+              <w:left w:type="dxa" w:w="120"/>
+              <w:bottom w:type="dxa" w:w="90"/>
+              <w:right w:type="dxa" w:w="120"/>
+            </w:tcMar>
+            <w:vAlign w:val="center"/>
+          </w:tcPr>
+          <w:p>
+            <w:pPr>
+              <w:spacing w:after="0" w:line="280"/>
+            </w:pPr>
+            <w:r>
+              <w:rPr>
+                <w:rFonts w:ascii="Be Vietnam Pro" w:cs="Be Vietnam Pro" w:eastAsia="Be Vietnam Pro" w:hAnsi="Be Vietnam Pro"/>
+                <w:color w:val="101814"/>
+                <w:sz w:val="20"/>
+                <w:szCs w:val="20"/>
+              </w:rPr>
+              <w:t xml:space="preserve">Ban giám đốc Bioscope, bộ phận kinh doanh Bioscope</w:t>
             </w:r>
           </w:p>
         </w:tc>
@@ -2197,7 +2197,7 @@
         </w:tc>
         <w:tc>
           <w:tcPr>
-            <w:tcW w:type="dxa" w:w="5404"/>
+            <w:tcW w:type="dxa" w:w="4290"/>
             <w:tcMar>
               <w:top w:type="dxa" w:w="90"/>
               <w:left w:type="dxa" w:w="120"/>
@@ -2223,27 +2223,27 @@
         </w:tc>
         <w:tc>
           <w:tcPr>
-            <w:tcW w:type="dxa" w:w="2956"/>
-            <w:tcMar>
-              <w:top w:type="dxa" w:w="90"/>
-              <w:left w:type="dxa" w:w="120"/>
-              <w:bottom w:type="dxa" w:w="90"/>
-              <w:right w:type="dxa" w:w="120"/>
-            </w:tcMar>
-            <w:vAlign w:val="center"/>
-          </w:tcPr>
-          <w:p>
-            <w:pPr>
-              <w:spacing w:after="0" w:line="280"/>
-            </w:pPr>
-            <w:r>
-              <w:rPr>
-                <w:rFonts w:ascii="Be Vietnam Pro" w:cs="Be Vietnam Pro" w:eastAsia="Be Vietnam Pro" w:hAnsi="Be Vietnam Pro"/>
-                <w:color w:val="101814"/>
-                <w:sz w:val="20"/>
-                <w:szCs w:val="20"/>
-              </w:rPr>
-              <w:t xml:space="preserve">Bộ phận kinh doanh</w:t>
+            <w:tcW w:type="dxa" w:w="4070"/>
+            <w:tcMar>
+              <w:top w:type="dxa" w:w="90"/>
+              <w:left w:type="dxa" w:w="120"/>
+              <w:bottom w:type="dxa" w:w="90"/>
+              <w:right w:type="dxa" w:w="120"/>
+            </w:tcMar>
+            <w:vAlign w:val="center"/>
+          </w:tcPr>
+          <w:p>
+            <w:pPr>
+              <w:spacing w:after="0" w:line="280"/>
+            </w:pPr>
+            <w:r>
+              <w:rPr>
+                <w:rFonts w:ascii="Be Vietnam Pro" w:cs="Be Vietnam Pro" w:eastAsia="Be Vietnam Pro" w:hAnsi="Be Vietnam Pro"/>
+                <w:color w:val="101814"/>
+                <w:sz w:val="20"/>
+                <w:szCs w:val="20"/>
+              </w:rPr>
+              <w:t xml:space="preserve">Bộ phận kinh doanh Bioscope</w:t>
             </w:r>
           </w:p>
         </w:tc>
@@ -2280,7 +2280,7 @@
         </w:tc>
         <w:tc>
           <w:tcPr>
-            <w:tcW w:type="dxa" w:w="5404"/>
+            <w:tcW w:type="dxa" w:w="4290"/>
             <w:tcMar>
               <w:top w:type="dxa" w:w="90"/>
               <w:left w:type="dxa" w:w="120"/>
@@ -2306,27 +2306,27 @@
         </w:tc>
         <w:tc>
           <w:tcPr>
-            <w:tcW w:type="dxa" w:w="2956"/>
-            <w:tcMar>
-              <w:top w:type="dxa" w:w="90"/>
-              <w:left w:type="dxa" w:w="120"/>
-              <w:bottom w:type="dxa" w:w="90"/>
-              <w:right w:type="dxa" w:w="120"/>
-            </w:tcMar>
-            <w:vAlign w:val="center"/>
-          </w:tcPr>
-          <w:p>
-            <w:pPr>
-              <w:spacing w:after="0" w:line="280"/>
-            </w:pPr>
-            <w:r>
-              <w:rPr>
-                <w:rFonts w:ascii="Be Vietnam Pro" w:cs="Be Vietnam Pro" w:eastAsia="Be Vietnam Pro" w:hAnsi="Be Vietnam Pro"/>
-                <w:color w:val="101814"/>
-                <w:sz w:val="20"/>
-                <w:szCs w:val="20"/>
-              </w:rPr>
-              <w:t xml:space="preserve">Bộ phận kỹ thuật</w:t>
+            <w:tcW w:type="dxa" w:w="4070"/>
+            <w:tcMar>
+              <w:top w:type="dxa" w:w="90"/>
+              <w:left w:type="dxa" w:w="120"/>
+              <w:bottom w:type="dxa" w:w="90"/>
+              <w:right w:type="dxa" w:w="120"/>
+            </w:tcMar>
+            <w:vAlign w:val="center"/>
+          </w:tcPr>
+          <w:p>
+            <w:pPr>
+              <w:spacing w:after="0" w:line="280"/>
+            </w:pPr>
+            <w:r>
+              <w:rPr>
+                <w:rFonts w:ascii="Be Vietnam Pro" w:cs="Be Vietnam Pro" w:eastAsia="Be Vietnam Pro" w:hAnsi="Be Vietnam Pro"/>
+                <w:color w:val="101814"/>
+                <w:sz w:val="20"/>
+                <w:szCs w:val="20"/>
+              </w:rPr>
+              <w:t xml:space="preserve">Bộ phận kỹ thuật Bioscope</w:t>
             </w:r>
           </w:p>
         </w:tc>
@@ -2363,7 +2363,7 @@
         </w:tc>
         <w:tc>
           <w:tcPr>
-            <w:tcW w:type="dxa" w:w="5404"/>
+            <w:tcW w:type="dxa" w:w="4290"/>
             <w:tcMar>
               <w:top w:type="dxa" w:w="90"/>
               <w:left w:type="dxa" w:w="120"/>
@@ -2389,27 +2389,27 @@
         </w:tc>
         <w:tc>
           <w:tcPr>
-            <w:tcW w:type="dxa" w:w="2956"/>
-            <w:tcMar>
-              <w:top w:type="dxa" w:w="90"/>
-              <w:left w:type="dxa" w:w="120"/>
-              <w:bottom w:type="dxa" w:w="90"/>
-              <w:right w:type="dxa" w:w="120"/>
-            </w:tcMar>
-            <w:vAlign w:val="center"/>
-          </w:tcPr>
-          <w:p>
-            <w:pPr>
-              <w:spacing w:after="0" w:line="280"/>
-            </w:pPr>
-            <w:r>
-              <w:rPr>
-                <w:rFonts w:ascii="Be Vietnam Pro" w:cs="Be Vietnam Pro" w:eastAsia="Be Vietnam Pro" w:hAnsi="Be Vietnam Pro"/>
-                <w:color w:val="101814"/>
-                <w:sz w:val="20"/>
-                <w:szCs w:val="20"/>
-              </w:rPr>
-              <w:t xml:space="preserve">Bộ phận kinh doanh</w:t>
+            <w:tcW w:type="dxa" w:w="4070"/>
+            <w:tcMar>
+              <w:top w:type="dxa" w:w="90"/>
+              <w:left w:type="dxa" w:w="120"/>
+              <w:bottom w:type="dxa" w:w="90"/>
+              <w:right w:type="dxa" w:w="120"/>
+            </w:tcMar>
+            <w:vAlign w:val="center"/>
+          </w:tcPr>
+          <w:p>
+            <w:pPr>
+              <w:spacing w:after="0" w:line="280"/>
+            </w:pPr>
+            <w:r>
+              <w:rPr>
+                <w:rFonts w:ascii="Be Vietnam Pro" w:cs="Be Vietnam Pro" w:eastAsia="Be Vietnam Pro" w:hAnsi="Be Vietnam Pro"/>
+                <w:color w:val="101814"/>
+                <w:sz w:val="20"/>
+                <w:szCs w:val="20"/>
+              </w:rPr>
+              <w:t xml:space="preserve">Bộ phận kinh doanh Bioscope</w:t>
             </w:r>
           </w:p>
         </w:tc>
@@ -2446,7 +2446,7 @@
         </w:tc>
         <w:tc>
           <w:tcPr>
-            <w:tcW w:type="dxa" w:w="5404"/>
+            <w:tcW w:type="dxa" w:w="4290"/>
             <w:tcMar>
               <w:top w:type="dxa" w:w="90"/>
               <w:left w:type="dxa" w:w="120"/>
@@ -2472,27 +2472,27 @@
         </w:tc>
         <w:tc>
           <w:tcPr>
-            <w:tcW w:type="dxa" w:w="2956"/>
-            <w:tcMar>
-              <w:top w:type="dxa" w:w="90"/>
-              <w:left w:type="dxa" w:w="120"/>
-              <w:bottom w:type="dxa" w:w="90"/>
-              <w:right w:type="dxa" w:w="120"/>
-            </w:tcMar>
-            <w:vAlign w:val="center"/>
-          </w:tcPr>
-          <w:p>
-            <w:pPr>
-              <w:spacing w:after="0" w:line="280"/>
-            </w:pPr>
-            <w:r>
-              <w:rPr>
-                <w:rFonts w:ascii="Be Vietnam Pro" w:cs="Be Vietnam Pro" w:eastAsia="Be Vietnam Pro" w:hAnsi="Be Vietnam Pro"/>
-                <w:color w:val="101814"/>
-                <w:sz w:val="20"/>
-                <w:szCs w:val="20"/>
-              </w:rPr>
-              <w:t xml:space="preserve">Bộ phận kinh doanh</w:t>
+            <w:tcW w:type="dxa" w:w="4070"/>
+            <w:tcMar>
+              <w:top w:type="dxa" w:w="90"/>
+              <w:left w:type="dxa" w:w="120"/>
+              <w:bottom w:type="dxa" w:w="90"/>
+              <w:right w:type="dxa" w:w="120"/>
+            </w:tcMar>
+            <w:vAlign w:val="center"/>
+          </w:tcPr>
+          <w:p>
+            <w:pPr>
+              <w:spacing w:after="0" w:line="280"/>
+            </w:pPr>
+            <w:r>
+              <w:rPr>
+                <w:rFonts w:ascii="Be Vietnam Pro" w:cs="Be Vietnam Pro" w:eastAsia="Be Vietnam Pro" w:hAnsi="Be Vietnam Pro"/>
+                <w:color w:val="101814"/>
+                <w:sz w:val="20"/>
+                <w:szCs w:val="20"/>
+              </w:rPr>
+              <w:t xml:space="preserve">Bộ phận kinh doanh Bioscope</w:t>
             </w:r>
           </w:p>
         </w:tc>
@@ -2529,7 +2529,7 @@
         </w:tc>
         <w:tc>
           <w:tcPr>
-            <w:tcW w:type="dxa" w:w="5404"/>
+            <w:tcW w:type="dxa" w:w="4290"/>
             <w:tcMar>
               <w:top w:type="dxa" w:w="90"/>
               <w:left w:type="dxa" w:w="120"/>
@@ -2555,27 +2555,27 @@
         </w:tc>
         <w:tc>
           <w:tcPr>
-            <w:tcW w:type="dxa" w:w="2956"/>
-            <w:tcMar>
-              <w:top w:type="dxa" w:w="90"/>
-              <w:left w:type="dxa" w:w="120"/>
-              <w:bottom w:type="dxa" w:w="90"/>
-              <w:right w:type="dxa" w:w="120"/>
-            </w:tcMar>
-            <w:vAlign w:val="center"/>
-          </w:tcPr>
-          <w:p>
-            <w:pPr>
-              <w:spacing w:after="0" w:line="280"/>
-            </w:pPr>
-            <w:r>
-              <w:rPr>
-                <w:rFonts w:ascii="Be Vietnam Pro" w:cs="Be Vietnam Pro" w:eastAsia="Be Vietnam Pro" w:hAnsi="Be Vietnam Pro"/>
-                <w:color w:val="101814"/>
-                <w:sz w:val="20"/>
-                <w:szCs w:val="20"/>
-              </w:rPr>
-              <w:t xml:space="preserve">Ban giám đốc</w:t>
+            <w:tcW w:type="dxa" w:w="4070"/>
+            <w:tcMar>
+              <w:top w:type="dxa" w:w="90"/>
+              <w:left w:type="dxa" w:w="120"/>
+              <w:bottom w:type="dxa" w:w="90"/>
+              <w:right w:type="dxa" w:w="120"/>
+            </w:tcMar>
+            <w:vAlign w:val="center"/>
+          </w:tcPr>
+          <w:p>
+            <w:pPr>
+              <w:spacing w:after="0" w:line="280"/>
+            </w:pPr>
+            <w:r>
+              <w:rPr>
+                <w:rFonts w:ascii="Be Vietnam Pro" w:cs="Be Vietnam Pro" w:eastAsia="Be Vietnam Pro" w:hAnsi="Be Vietnam Pro"/>
+                <w:color w:val="101814"/>
+                <w:sz w:val="20"/>
+                <w:szCs w:val="20"/>
+              </w:rPr>
+              <w:t xml:space="preserve">Ban giám đốc Bioscope</w:t>
             </w:r>
           </w:p>
         </w:tc>
@@ -12207,9 +12207,9 @@
         <w:tblLayout w:type="fixed"/>
       </w:tblPr>
       <w:tblGrid>
-        <w:gridCol w:w="5419"/>
-        <w:gridCol w:w="1248"/>
-        <w:gridCol w:w="1248"/>
+        <w:gridCol w:w="1420"/>
+        <w:gridCol w:w="5574"/>
+        <w:gridCol w:w="921"/>
         <w:gridCol w:w="860"/>
         <w:gridCol w:w="585"/>
       </w:tblGrid>
@@ -12219,7 +12219,7 @@
         </w:trPr>
         <w:tc>
           <w:tcPr>
-            <w:tcW w:type="dxa" w:w="5419"/>
+            <w:tcW w:type="dxa" w:w="1420"/>
             <w:shd w:fill="EEF6F1" w:color="auto" w:val="clear"/>
             <w:tcMar>
               <w:top w:type="dxa" w:w="90"/>
@@ -12242,13 +12242,13 @@
                 <w:sz w:val="20"/>
                 <w:szCs w:val="20"/>
               </w:rPr>
-              <w:t xml:space="preserve">Vai trò</w:t>
-            </w:r>
-          </w:p>
-        </w:tc>
-        <w:tc>
-          <w:tcPr>
-            <w:tcW w:type="dxa" w:w="1248"/>
+              <w:t xml:space="preserve">Bên</w:t>
+            </w:r>
+          </w:p>
+        </w:tc>
+        <w:tc>
+          <w:tcPr>
+            <w:tcW w:type="dxa" w:w="5574"/>
             <w:shd w:fill="EEF6F1" w:color="auto" w:val="clear"/>
             <w:tcMar>
               <w:top w:type="dxa" w:w="90"/>
@@ -12271,13 +12271,13 @@
                 <w:sz w:val="20"/>
                 <w:szCs w:val="20"/>
               </w:rPr>
-              <w:t xml:space="preserve">Họ tên</w:t>
-            </w:r>
-          </w:p>
-        </w:tc>
-        <w:tc>
-          <w:tcPr>
-            <w:tcW w:type="dxa" w:w="1248"/>
+              <w:t xml:space="preserve">Vai trò</w:t>
+            </w:r>
+          </w:p>
+        </w:tc>
+        <w:tc>
+          <w:tcPr>
+            <w:tcW w:type="dxa" w:w="921"/>
             <w:shd w:fill="EEF6F1" w:color="auto" w:val="clear"/>
             <w:tcMar>
               <w:top w:type="dxa" w:w="90"/>
@@ -12300,7 +12300,7 @@
                 <w:sz w:val="20"/>
                 <w:szCs w:val="20"/>
               </w:rPr>
-              <w:t xml:space="preserve">Ý kiến</w:t>
+              <w:t xml:space="preserve">Họ tên</w:t>
             </w:r>
           </w:p>
         </w:tc>
@@ -12369,58 +12369,59 @@
         </w:trPr>
         <w:tc>
           <w:tcPr>
-            <w:tcW w:type="dxa" w:w="5419"/>
-            <w:tcMar>
-              <w:top w:type="dxa" w:w="90"/>
-              <w:left w:type="dxa" w:w="120"/>
-              <w:bottom w:type="dxa" w:w="90"/>
-              <w:right w:type="dxa" w:w="120"/>
-            </w:tcMar>
-            <w:vAlign w:val="center"/>
-          </w:tcPr>
-          <w:p>
-            <w:pPr>
-              <w:spacing w:after="0" w:line="280"/>
-            </w:pPr>
-            <w:r>
-              <w:rPr>
-                <w:rFonts w:ascii="Be Vietnam Pro" w:cs="Be Vietnam Pro" w:eastAsia="Be Vietnam Pro" w:hAnsi="Be Vietnam Pro"/>
-                <w:color w:val="101814"/>
-                <w:sz w:val="20"/>
-                <w:szCs w:val="20"/>
-              </w:rPr>
-              <w:t xml:space="preserve">Người lập yêu cầu</w:t>
-            </w:r>
-          </w:p>
-        </w:tc>
-        <w:tc>
-          <w:tcPr>
-            <w:tcW w:type="dxa" w:w="1248"/>
-            <w:tcMar>
-              <w:top w:type="dxa" w:w="90"/>
-              <w:left w:type="dxa" w:w="120"/>
-              <w:bottom w:type="dxa" w:w="90"/>
-              <w:right w:type="dxa" w:w="120"/>
-            </w:tcMar>
-            <w:vAlign w:val="center"/>
-          </w:tcPr>
-          <w:p>
-            <w:pPr>
-              <w:spacing w:after="0" w:line="280"/>
-            </w:pPr>
-            <w:r>
-              <w:rPr>
-                <w:rFonts w:ascii="Be Vietnam Pro" w:cs="Be Vietnam Pro" w:eastAsia="Be Vietnam Pro" w:hAnsi="Be Vietnam Pro"/>
-                <w:sz w:val="21"/>
-                <w:szCs w:val="21"/>
-              </w:rPr>
-              <w:t xml:space="preserve"/>
-            </w:r>
-          </w:p>
-        </w:tc>
-        <w:tc>
-          <w:tcPr>
-            <w:tcW w:type="dxa" w:w="1248"/>
+            <w:tcW w:type="dxa" w:w="1420"/>
+            <w:tcMar>
+              <w:top w:type="dxa" w:w="90"/>
+              <w:left w:type="dxa" w:w="120"/>
+              <w:bottom w:type="dxa" w:w="90"/>
+              <w:right w:type="dxa" w:w="120"/>
+            </w:tcMar>
+            <w:vAlign w:val="center"/>
+          </w:tcPr>
+          <w:p>
+            <w:pPr>
+              <w:spacing w:after="0" w:line="280"/>
+            </w:pPr>
+            <w:r>
+              <w:rPr>
+                <w:rFonts w:ascii="Be Vietnam Pro" w:cs="Be Vietnam Pro" w:eastAsia="Be Vietnam Pro" w:hAnsi="Be Vietnam Pro"/>
+                <w:color w:val="101814"/>
+                <w:sz w:val="20"/>
+                <w:szCs w:val="20"/>
+              </w:rPr>
+              <w:t xml:space="preserve">OPTIMAI</w:t>
+            </w:r>
+          </w:p>
+        </w:tc>
+        <w:tc>
+          <w:tcPr>
+            <w:tcW w:type="dxa" w:w="5574"/>
+            <w:tcMar>
+              <w:top w:type="dxa" w:w="90"/>
+              <w:left w:type="dxa" w:w="120"/>
+              <w:bottom w:type="dxa" w:w="90"/>
+              <w:right w:type="dxa" w:w="120"/>
+            </w:tcMar>
+            <w:vAlign w:val="center"/>
+          </w:tcPr>
+          <w:p>
+            <w:pPr>
+              <w:spacing w:after="0" w:line="280"/>
+            </w:pPr>
+            <w:r>
+              <w:rPr>
+                <w:rFonts w:ascii="Be Vietnam Pro" w:cs="Be Vietnam Pro" w:eastAsia="Be Vietnam Pro" w:hAnsi="Be Vietnam Pro"/>
+                <w:color w:val="101814"/>
+                <w:sz w:val="20"/>
+                <w:szCs w:val="20"/>
+              </w:rPr>
+              <w:t xml:space="preserve">Người lập yêu cầu — HungDV, Product Owner</w:t>
+            </w:r>
+          </w:p>
+        </w:tc>
+        <w:tc>
+          <w:tcPr>
+            <w:tcW w:type="dxa" w:w="921"/>
             <w:tcMar>
               <w:top w:type="dxa" w:w="90"/>
               <w:left w:type="dxa" w:w="120"/>
@@ -12500,7 +12501,33 @@
         </w:trPr>
         <w:tc>
           <w:tcPr>
-            <w:tcW w:type="dxa" w:w="5419"/>
+            <w:tcW w:type="dxa" w:w="1420"/>
+            <w:tcMar>
+              <w:top w:type="dxa" w:w="90"/>
+              <w:left w:type="dxa" w:w="120"/>
+              <w:bottom w:type="dxa" w:w="90"/>
+              <w:right w:type="dxa" w:w="120"/>
+            </w:tcMar>
+            <w:vAlign w:val="center"/>
+          </w:tcPr>
+          <w:p>
+            <w:pPr>
+              <w:spacing w:after="0" w:line="280"/>
+            </w:pPr>
+            <w:r>
+              <w:rPr>
+                <w:rFonts w:ascii="Be Vietnam Pro" w:cs="Be Vietnam Pro" w:eastAsia="Be Vietnam Pro" w:hAnsi="Be Vietnam Pro"/>
+                <w:color w:val="101814"/>
+                <w:sz w:val="20"/>
+                <w:szCs w:val="20"/>
+              </w:rPr>
+              <w:t xml:space="preserve">Bioscope</w:t>
+            </w:r>
+          </w:p>
+        </w:tc>
+        <w:tc>
+          <w:tcPr>
+            <w:tcW w:type="dxa" w:w="5574"/>
             <w:tcMar>
               <w:top w:type="dxa" w:w="90"/>
               <w:left w:type="dxa" w:w="120"/>
@@ -12526,32 +12553,7 @@
         </w:tc>
         <w:tc>
           <w:tcPr>
-            <w:tcW w:type="dxa" w:w="1248"/>
-            <w:tcMar>
-              <w:top w:type="dxa" w:w="90"/>
-              <w:left w:type="dxa" w:w="120"/>
-              <w:bottom w:type="dxa" w:w="90"/>
-              <w:right w:type="dxa" w:w="120"/>
-            </w:tcMar>
-            <w:vAlign w:val="center"/>
-          </w:tcPr>
-          <w:p>
-            <w:pPr>
-              <w:spacing w:after="0" w:line="280"/>
-            </w:pPr>
-            <w:r>
-              <w:rPr>
-                <w:rFonts w:ascii="Be Vietnam Pro" w:cs="Be Vietnam Pro" w:eastAsia="Be Vietnam Pro" w:hAnsi="Be Vietnam Pro"/>
-                <w:sz w:val="21"/>
-                <w:szCs w:val="21"/>
-              </w:rPr>
-              <w:t xml:space="preserve"/>
-            </w:r>
-          </w:p>
-        </w:tc>
-        <w:tc>
-          <w:tcPr>
-            <w:tcW w:type="dxa" w:w="1248"/>
+            <w:tcW w:type="dxa" w:w="921"/>
             <w:tcMar>
               <w:top w:type="dxa" w:w="90"/>
               <w:left w:type="dxa" w:w="120"/>
@@ -12631,7 +12633,33 @@
         </w:trPr>
         <w:tc>
           <w:tcPr>
-            <w:tcW w:type="dxa" w:w="5419"/>
+            <w:tcW w:type="dxa" w:w="1420"/>
+            <w:tcMar>
+              <w:top w:type="dxa" w:w="90"/>
+              <w:left w:type="dxa" w:w="120"/>
+              <w:bottom w:type="dxa" w:w="90"/>
+              <w:right w:type="dxa" w:w="120"/>
+            </w:tcMar>
+            <w:vAlign w:val="center"/>
+          </w:tcPr>
+          <w:p>
+            <w:pPr>
+              <w:spacing w:after="0" w:line="280"/>
+            </w:pPr>
+            <w:r>
+              <w:rPr>
+                <w:rFonts w:ascii="Be Vietnam Pro" w:cs="Be Vietnam Pro" w:eastAsia="Be Vietnam Pro" w:hAnsi="Be Vietnam Pro"/>
+                <w:color w:val="101814"/>
+                <w:sz w:val="20"/>
+                <w:szCs w:val="20"/>
+              </w:rPr>
+              <w:t xml:space="preserve">Bioscope</w:t>
+            </w:r>
+          </w:p>
+        </w:tc>
+        <w:tc>
+          <w:tcPr>
+            <w:tcW w:type="dxa" w:w="5574"/>
             <w:tcMar>
               <w:top w:type="dxa" w:w="90"/>
               <w:left w:type="dxa" w:w="120"/>
@@ -12657,32 +12685,7 @@
         </w:tc>
         <w:tc>
           <w:tcPr>
-            <w:tcW w:type="dxa" w:w="1248"/>
-            <w:tcMar>
-              <w:top w:type="dxa" w:w="90"/>
-              <w:left w:type="dxa" w:w="120"/>
-              <w:bottom w:type="dxa" w:w="90"/>
-              <w:right w:type="dxa" w:w="120"/>
-            </w:tcMar>
-            <w:vAlign w:val="center"/>
-          </w:tcPr>
-          <w:p>
-            <w:pPr>
-              <w:spacing w:after="0" w:line="280"/>
-            </w:pPr>
-            <w:r>
-              <w:rPr>
-                <w:rFonts w:ascii="Be Vietnam Pro" w:cs="Be Vietnam Pro" w:eastAsia="Be Vietnam Pro" w:hAnsi="Be Vietnam Pro"/>
-                <w:sz w:val="21"/>
-                <w:szCs w:val="21"/>
-              </w:rPr>
-              <w:t xml:space="preserve"/>
-            </w:r>
-          </w:p>
-        </w:tc>
-        <w:tc>
-          <w:tcPr>
-            <w:tcW w:type="dxa" w:w="1248"/>
+            <w:tcW w:type="dxa" w:w="921"/>
             <w:tcMar>
               <w:top w:type="dxa" w:w="90"/>
               <w:left w:type="dxa" w:w="120"/>
@@ -12762,33 +12765,63 @@
         </w:trPr>
         <w:tc>
           <w:tcPr>
-            <w:tcW w:type="dxa" w:w="5419"/>
-            <w:tcMar>
-              <w:top w:type="dxa" w:w="90"/>
-              <w:left w:type="dxa" w:w="120"/>
-              <w:bottom w:type="dxa" w:w="90"/>
-              <w:right w:type="dxa" w:w="120"/>
-            </w:tcMar>
-            <w:vAlign w:val="center"/>
-          </w:tcPr>
-          <w:p>
-            <w:pPr>
-              <w:spacing w:after="0" w:line="280"/>
-            </w:pPr>
-            <w:r>
-              <w:rPr>
-                <w:rFonts w:ascii="Be Vietnam Pro" w:cs="Be Vietnam Pro" w:eastAsia="Be Vietnam Pro" w:hAnsi="Be Vietnam Pro"/>
-                <w:color w:val="101814"/>
-                <w:sz w:val="20"/>
-                <w:szCs w:val="20"/>
-              </w:rPr>
-              <w:t xml:space="preserve">Ban giám đốc phê duyệt</w:t>
-            </w:r>
-          </w:p>
-        </w:tc>
-        <w:tc>
-          <w:tcPr>
-            <w:tcW w:type="dxa" w:w="1248"/>
+            <w:tcW w:type="dxa" w:w="1420"/>
+            <w:tcMar>
+              <w:top w:type="dxa" w:w="90"/>
+              <w:left w:type="dxa" w:w="120"/>
+              <w:bottom w:type="dxa" w:w="90"/>
+              <w:right w:type="dxa" w:w="120"/>
+            </w:tcMar>
+            <w:vAlign w:val="center"/>
+          </w:tcPr>
+          <w:p>
+            <w:pPr>
+              <w:spacing w:after="0" w:line="280"/>
+            </w:pPr>
+            <w:r>
+              <w:rPr>
+                <w:rFonts w:ascii="Be Vietnam Pro" w:cs="Be Vietnam Pro" w:eastAsia="Be Vietnam Pro" w:hAnsi="Be Vietnam Pro"/>
+                <w:b/>
+                <w:bCs/>
+                <w:color w:val="101814"/>
+                <w:sz w:val="20"/>
+                <w:szCs w:val="20"/>
+              </w:rPr>
+              <w:t xml:space="preserve">Bioscope</w:t>
+            </w:r>
+          </w:p>
+        </w:tc>
+        <w:tc>
+          <w:tcPr>
+            <w:tcW w:type="dxa" w:w="5574"/>
+            <w:tcMar>
+              <w:top w:type="dxa" w:w="90"/>
+              <w:left w:type="dxa" w:w="120"/>
+              <w:bottom w:type="dxa" w:w="90"/>
+              <w:right w:type="dxa" w:w="120"/>
+            </w:tcMar>
+            <w:vAlign w:val="center"/>
+          </w:tcPr>
+          <w:p>
+            <w:pPr>
+              <w:spacing w:after="0" w:line="280"/>
+            </w:pPr>
+            <w:r>
+              <w:rPr>
+                <w:rFonts w:ascii="Be Vietnam Pro" w:cs="Be Vietnam Pro" w:eastAsia="Be Vietnam Pro" w:hAnsi="Be Vietnam Pro"/>
+                <w:b/>
+                <w:bCs/>
+                <w:color w:val="101814"/>
+                <w:sz w:val="20"/>
+                <w:szCs w:val="20"/>
+              </w:rPr>
+              <w:t xml:space="preserve">Ban giám đốc phê duyệt yêu cầu</w:t>
+            </w:r>
+          </w:p>
+        </w:tc>
+        <w:tc>
+          <w:tcPr>
+            <w:tcW w:type="dxa" w:w="921"/>
             <w:tcMar>
               <w:top w:type="dxa" w:w="90"/>
               <w:left w:type="dxa" w:w="120"/>
@@ -12813,7 +12846,114 @@
         </w:tc>
         <w:tc>
           <w:tcPr>
-            <w:tcW w:type="dxa" w:w="1248"/>
+            <w:tcW w:type="dxa" w:w="860"/>
+            <w:tcMar>
+              <w:top w:type="dxa" w:w="90"/>
+              <w:left w:type="dxa" w:w="120"/>
+              <w:bottom w:type="dxa" w:w="90"/>
+              <w:right w:type="dxa" w:w="120"/>
+            </w:tcMar>
+            <w:vAlign w:val="center"/>
+          </w:tcPr>
+          <w:p>
+            <w:pPr>
+              <w:spacing w:after="0" w:line="280"/>
+            </w:pPr>
+            <w:r>
+              <w:rPr>
+                <w:rFonts w:ascii="Be Vietnam Pro" w:cs="Be Vietnam Pro" w:eastAsia="Be Vietnam Pro" w:hAnsi="Be Vietnam Pro"/>
+                <w:sz w:val="21"/>
+                <w:szCs w:val="21"/>
+              </w:rPr>
+              <w:t xml:space="preserve"/>
+            </w:r>
+          </w:p>
+        </w:tc>
+        <w:tc>
+          <w:tcPr>
+            <w:tcW w:type="dxa" w:w="585"/>
+            <w:tcMar>
+              <w:top w:type="dxa" w:w="90"/>
+              <w:left w:type="dxa" w:w="120"/>
+              <w:bottom w:type="dxa" w:w="90"/>
+              <w:right w:type="dxa" w:w="120"/>
+            </w:tcMar>
+            <w:vAlign w:val="center"/>
+          </w:tcPr>
+          <w:p>
+            <w:pPr>
+              <w:spacing w:after="0" w:line="280"/>
+            </w:pPr>
+            <w:r>
+              <w:rPr>
+                <w:rFonts w:ascii="Be Vietnam Pro" w:cs="Be Vietnam Pro" w:eastAsia="Be Vietnam Pro" w:hAnsi="Be Vietnam Pro"/>
+                <w:sz w:val="21"/>
+                <w:szCs w:val="21"/>
+              </w:rPr>
+              <w:t xml:space="preserve"/>
+            </w:r>
+          </w:p>
+        </w:tc>
+      </w:tr>
+      <w:tr>
+        <w:trPr>
+          <w:tblHeader w:val="false"/>
+        </w:trPr>
+        <w:tc>
+          <w:tcPr>
+            <w:tcW w:type="dxa" w:w="1420"/>
+            <w:tcMar>
+              <w:top w:type="dxa" w:w="90"/>
+              <w:left w:type="dxa" w:w="120"/>
+              <w:bottom w:type="dxa" w:w="90"/>
+              <w:right w:type="dxa" w:w="120"/>
+            </w:tcMar>
+            <w:vAlign w:val="center"/>
+          </w:tcPr>
+          <w:p>
+            <w:pPr>
+              <w:spacing w:after="0" w:line="280"/>
+            </w:pPr>
+            <w:r>
+              <w:rPr>
+                <w:rFonts w:ascii="Be Vietnam Pro" w:cs="Be Vietnam Pro" w:eastAsia="Be Vietnam Pro" w:hAnsi="Be Vietnam Pro"/>
+                <w:color w:val="101814"/>
+                <w:sz w:val="20"/>
+                <w:szCs w:val="20"/>
+              </w:rPr>
+              <w:t xml:space="preserve">OPTIMAI</w:t>
+            </w:r>
+          </w:p>
+        </w:tc>
+        <w:tc>
+          <w:tcPr>
+            <w:tcW w:type="dxa" w:w="5574"/>
+            <w:tcMar>
+              <w:top w:type="dxa" w:w="90"/>
+              <w:left w:type="dxa" w:w="120"/>
+              <w:bottom w:type="dxa" w:w="90"/>
+              <w:right w:type="dxa" w:w="120"/>
+            </w:tcMar>
+            <w:vAlign w:val="center"/>
+          </w:tcPr>
+          <w:p>
+            <w:pPr>
+              <w:spacing w:after="0" w:line="280"/>
+            </w:pPr>
+            <w:r>
+              <w:rPr>
+                <w:rFonts w:ascii="Be Vietnam Pro" w:cs="Be Vietnam Pro" w:eastAsia="Be Vietnam Pro" w:hAnsi="Be Vietnam Pro"/>
+                <w:color w:val="101814"/>
+                <w:sz w:val="20"/>
+                <w:szCs w:val="20"/>
+              </w:rPr>
+              <w:t xml:space="preserve">Ban giám đốc xác nhận phạm vi thực hiện</w:t>
+            </w:r>
+          </w:p>
+        </w:tc>
+        <w:tc>
+          <w:tcPr>
+            <w:tcW w:type="dxa" w:w="921"/>
             <w:tcMar>
               <w:top w:type="dxa" w:w="90"/>
               <w:left w:type="dxa" w:w="120"/>

--- a/docs/DA1-website-va-cms/DA1-02-cd1-xac-dinh-yeu-cau.docx
+++ b/docs/DA1-website-va-cms/DA1-02-cd1-xac-dinh-yeu-cau.docx
@@ -517,7 +517,7 @@
                 <w:sz w:val="20"/>
                 <w:szCs w:val="20"/>
               </w:rPr>
-              <w:t xml:space="preserve">HungDV — Product Owner, Công ty OPTIMAI</w:t>
+              <w:t xml:space="preserve">A Hùng — Product Owner, Công ty OPTIMAI</w:t>
             </w:r>
           </w:p>
         </w:tc>
@@ -915,6 +915,174 @@
           <w:docGrid w:linePitch="360"/>
         </w:sectPr>
       </w:pPr>
+    </w:p>
+    <w:p>
+      <w:pPr>
+        <w:spacing w:after="140" w:before="120"/>
+      </w:pPr>
+      <w:r>
+        <w:rPr>
+          <w:rFonts w:ascii="Be Vietnam Pro" w:cs="Be Vietnam Pro" w:eastAsia="Be Vietnam Pro" w:hAnsi="Be Vietnam Pro"/>
+          <w:b/>
+          <w:bCs/>
+          <w:color w:val="036F3D"/>
+          <w:spacing w:val="50"/>
+          <w:sz w:val="21"/>
+          <w:szCs w:val="21"/>
+        </w:rPr>
+        <w:t xml:space="preserve">MỤC LỤC</w:t>
+      </w:r>
+    </w:p>
+    <w:p>
+      <w:pPr>
+        <w:spacing w:after="40" w:line="260"/>
+        <w:ind w:left="220"/>
+      </w:pPr>
+      <w:r>
+        <w:rPr>
+          <w:rFonts w:ascii="Be Vietnam Pro" w:cs="Be Vietnam Pro" w:eastAsia="Be Vietnam Pro" w:hAnsi="Be Vietnam Pro"/>
+          <w:color w:val="4A5551"/>
+          <w:sz w:val="19"/>
+          <w:szCs w:val="19"/>
+        </w:rPr>
+        <w:t xml:space="preserve">1. Bối cảnh</w:t>
+      </w:r>
+    </w:p>
+    <w:p>
+      <w:pPr>
+        <w:spacing w:after="40" w:line="260"/>
+        <w:ind w:left="220"/>
+      </w:pPr>
+      <w:r>
+        <w:rPr>
+          <w:rFonts w:ascii="Be Vietnam Pro" w:cs="Be Vietnam Pro" w:eastAsia="Be Vietnam Pro" w:hAnsi="Be Vietnam Pro"/>
+          <w:color w:val="4A5551"/>
+          <w:sz w:val="19"/>
+          <w:szCs w:val="19"/>
+        </w:rPr>
+        <w:t xml:space="preserve">2. Yêu cầu nghiệp vụ</w:t>
+      </w:r>
+    </w:p>
+    <w:p>
+      <w:pPr>
+        <w:spacing w:after="40" w:line="260"/>
+        <w:ind w:left="220"/>
+      </w:pPr>
+      <w:r>
+        <w:rPr>
+          <w:rFonts w:ascii="Be Vietnam Pro" w:cs="Be Vietnam Pro" w:eastAsia="Be Vietnam Pro" w:hAnsi="Be Vietnam Pro"/>
+          <w:color w:val="4A5551"/>
+          <w:sz w:val="19"/>
+          <w:szCs w:val="19"/>
+        </w:rPr>
+        <w:t xml:space="preserve">3. Yêu cầu chức năng</w:t>
+      </w:r>
+    </w:p>
+    <w:p>
+      <w:pPr>
+        <w:spacing w:after="40" w:line="260"/>
+        <w:ind w:left="220"/>
+      </w:pPr>
+      <w:r>
+        <w:rPr>
+          <w:rFonts w:ascii="Be Vietnam Pro" w:cs="Be Vietnam Pro" w:eastAsia="Be Vietnam Pro" w:hAnsi="Be Vietnam Pro"/>
+          <w:color w:val="4A5551"/>
+          <w:sz w:val="19"/>
+          <w:szCs w:val="19"/>
+        </w:rPr>
+        <w:t xml:space="preserve">4. Yêu cầu phi chức năng</w:t>
+      </w:r>
+    </w:p>
+    <w:p>
+      <w:pPr>
+        <w:spacing w:after="40" w:line="260"/>
+        <w:ind w:left="220"/>
+      </w:pPr>
+      <w:r>
+        <w:rPr>
+          <w:rFonts w:ascii="Be Vietnam Pro" w:cs="Be Vietnam Pro" w:eastAsia="Be Vietnam Pro" w:hAnsi="Be Vietnam Pro"/>
+          <w:color w:val="4A5551"/>
+          <w:sz w:val="19"/>
+          <w:szCs w:val="19"/>
+        </w:rPr>
+        <w:t xml:space="preserve">5. Tiêu chí nghiệm thu</w:t>
+      </w:r>
+    </w:p>
+    <w:p>
+      <w:pPr>
+        <w:spacing w:after="40" w:line="260"/>
+        <w:ind w:left="220"/>
+      </w:pPr>
+      <w:r>
+        <w:rPr>
+          <w:rFonts w:ascii="Be Vietnam Pro" w:cs="Be Vietnam Pro" w:eastAsia="Be Vietnam Pro" w:hAnsi="Be Vietnam Pro"/>
+          <w:color w:val="4A5551"/>
+          <w:sz w:val="19"/>
+          <w:szCs w:val="19"/>
+        </w:rPr>
+        <w:t xml:space="preserve">6. Phạm vi loại trừ</w:t>
+      </w:r>
+    </w:p>
+    <w:p>
+      <w:pPr>
+        <w:spacing w:after="40" w:line="260"/>
+        <w:ind w:left="220"/>
+      </w:pPr>
+      <w:r>
+        <w:rPr>
+          <w:rFonts w:ascii="Be Vietnam Pro" w:cs="Be Vietnam Pro" w:eastAsia="Be Vietnam Pro" w:hAnsi="Be Vietnam Pro"/>
+          <w:color w:val="4A5551"/>
+          <w:sz w:val="19"/>
+          <w:szCs w:val="19"/>
+        </w:rPr>
+        <w:t xml:space="preserve">7. Ràng buộc</w:t>
+      </w:r>
+    </w:p>
+    <w:p>
+      <w:pPr>
+        <w:spacing w:after="40" w:line="260"/>
+        <w:ind w:left="220"/>
+      </w:pPr>
+      <w:r>
+        <w:rPr>
+          <w:rFonts w:ascii="Be Vietnam Pro" w:cs="Be Vietnam Pro" w:eastAsia="Be Vietnam Pro" w:hAnsi="Be Vietnam Pro"/>
+          <w:color w:val="4A5551"/>
+          <w:sz w:val="19"/>
+          <w:szCs w:val="19"/>
+        </w:rPr>
+        <w:t xml:space="preserve">Phụ lục A — Ma trận truy vết yêu cầu</w:t>
+      </w:r>
+    </w:p>
+    <w:p>
+      <w:pPr>
+        <w:spacing w:after="40" w:line="260"/>
+        <w:ind w:left="220"/>
+      </w:pPr>
+      <w:r>
+        <w:rPr>
+          <w:rFonts w:ascii="Be Vietnam Pro" w:cs="Be Vietnam Pro" w:eastAsia="Be Vietnam Pro" w:hAnsi="Be Vietnam Pro"/>
+          <w:color w:val="4A5551"/>
+          <w:sz w:val="19"/>
+          <w:szCs w:val="19"/>
+        </w:rPr>
+        <w:t xml:space="preserve">8. Phê duyệt yêu cầu</w:t>
+      </w:r>
+    </w:p>
+    <w:p>
+      <w:pPr>
+        <w:pBdr>
+          <w:bottom w:val="single" w:color="CFE3D8" w:sz="4" w:space="4"/>
+        </w:pBdr>
+        <w:spacing w:after="260" w:before="160"/>
+      </w:pPr>
+      <w:r>
+        <w:rPr>
+          <w:rFonts w:ascii="Be Vietnam Pro" w:cs="Be Vietnam Pro" w:eastAsia="Be Vietnam Pro" w:hAnsi="Be Vietnam Pro"/>
+          <w:sz w:val="2"/>
+          <w:szCs w:val="2"/>
+        </w:rPr>
+        <w:t xml:space="preserve"/>
+      </w:r>
     </w:p>
     <w:p>
       <w:pPr>
@@ -12175,6 +12343,7308 @@
     </w:p>
     <w:p>
       <w:pPr>
+        <w:pBdr>
+          <w:bottom w:val="single" w:color="CFE3D8" w:sz="4" w:space="4"/>
+        </w:pBdr>
+        <w:spacing w:after="160" w:before="160"/>
+      </w:pPr>
+      <w:r>
+        <w:rPr>
+          <w:rFonts w:ascii="Be Vietnam Pro" w:cs="Be Vietnam Pro" w:eastAsia="Be Vietnam Pro" w:hAnsi="Be Vietnam Pro"/>
+          <w:sz w:val="2"/>
+          <w:szCs w:val="2"/>
+        </w:rPr>
+        <w:t xml:space="preserve"/>
+      </w:r>
+    </w:p>
+    <w:p>
+      <w:pPr>
+        <w:pStyle w:val="Heading1"/>
+        <w:pBdr>
+          <w:bottom w:val="single" w:color="008E4D" w:sz="12" w:space="6"/>
+        </w:pBdr>
+        <w:spacing w:after="180" w:before="380"/>
+      </w:pPr>
+      <w:r>
+        <w:rPr>
+          <w:rFonts w:ascii="Be Vietnam Pro" w:cs="Be Vietnam Pro" w:eastAsia="Be Vietnam Pro" w:hAnsi="Be Vietnam Pro"/>
+          <w:b/>
+          <w:bCs/>
+          <w:color w:val="036F3D"/>
+          <w:sz w:val="28"/>
+          <w:szCs w:val="28"/>
+        </w:rPr>
+        <w:t xml:space="preserve">Phụ lục A — Ma trận truy vết yêu cầu</w:t>
+      </w:r>
+    </w:p>
+    <w:p>
+      <w:pPr>
+        <w:spacing w:after="130" w:line="300"/>
+      </w:pPr>
+      <w:r>
+        <w:rPr>
+          <w:rFonts w:ascii="Be Vietnam Pro" w:cs="Be Vietnam Pro" w:eastAsia="Be Vietnam Pro" w:hAnsi="Be Vietnam Pro"/>
+          <w:color w:val="101814"/>
+          <w:sz w:val="21"/>
+          <w:szCs w:val="21"/>
+        </w:rPr>
+        <w:t xml:space="preserve">Bảng nối </w:t>
+      </w:r>
+      <w:r>
+        <w:rPr>
+          <w:rFonts w:ascii="Be Vietnam Pro" w:cs="Be Vietnam Pro" w:eastAsia="Be Vietnam Pro" w:hAnsi="Be Vietnam Pro"/>
+          <w:b/>
+          <w:bCs/>
+          <w:color w:val="101814"/>
+          <w:sz w:val="21"/>
+          <w:szCs w:val="21"/>
+        </w:rPr>
+        <w:t xml:space="preserve">yêu cầu → thiết kế → ca kiểm thử</w:t>
+      </w:r>
+      <w:r>
+        <w:rPr>
+          <w:rFonts w:ascii="Be Vietnam Pro" w:cs="Be Vietnam Pro" w:eastAsia="Be Vietnam Pro" w:hAnsi="Be Vietnam Pro"/>
+          <w:color w:val="101814"/>
+          <w:sz w:val="21"/>
+          <w:szCs w:val="21"/>
+        </w:rPr>
+        <w:t xml:space="preserve">. Mục đích: chứng minh không yêu cầu nào bị bỏ quên, và mỗi yêu cầu đều có cách kiểm chứng độc lập.</w:t>
+      </w:r>
+    </w:p>
+    <w:p>
+      <w:pPr>
+        <w:pStyle w:val="Heading2"/>
+        <w:spacing w:after="120" w:before="280"/>
+      </w:pPr>
+      <w:r>
+        <w:rPr>
+          <w:rFonts w:ascii="Be Vietnam Pro" w:cs="Be Vietnam Pro" w:eastAsia="Be Vietnam Pro" w:hAnsi="Be Vietnam Pro"/>
+          <w:b/>
+          <w:bCs/>
+          <w:color w:val="008E4D"/>
+          <w:sz w:val="24"/>
+          <w:szCs w:val="24"/>
+        </w:rPr>
+        <w:t xml:space="preserve">A.1 Độ phủ</w:t>
+      </w:r>
+    </w:p>
+    <w:tbl>
+      <w:tblPr>
+        <w:tblW w:type="dxa" w:w="9360"/>
+        <w:tblBorders>
+          <w:top w:val="single" w:color="CFE3D8" w:sz="4"/>
+          <w:left w:val="single" w:color="CFE3D8" w:sz="4"/>
+          <w:bottom w:val="single" w:color="CFE3D8" w:sz="4"/>
+          <w:right w:val="single" w:color="CFE3D8" w:sz="4"/>
+          <w:insideH w:val="single" w:color="CFE3D8" w:sz="4"/>
+          <w:insideV w:val="single" w:color="CFE3D8" w:sz="4"/>
+        </w:tblBorders>
+        <w:tblLayout w:type="fixed"/>
+      </w:tblPr>
+      <w:tblGrid>
+        <w:gridCol w:w="6864"/>
+        <w:gridCol w:w="2496"/>
+      </w:tblGrid>
+      <w:tr>
+        <w:trPr>
+          <w:tblHeader/>
+        </w:trPr>
+        <w:tc>
+          <w:tcPr>
+            <w:tcW w:type="dxa" w:w="6864"/>
+            <w:shd w:fill="EEF6F1" w:color="auto" w:val="clear"/>
+            <w:tcMar>
+              <w:top w:type="dxa" w:w="90"/>
+              <w:left w:type="dxa" w:w="120"/>
+              <w:bottom w:type="dxa" w:w="90"/>
+              <w:right w:type="dxa" w:w="120"/>
+            </w:tcMar>
+            <w:vAlign w:val="center"/>
+          </w:tcPr>
+          <w:p>
+            <w:pPr>
+              <w:spacing w:after="0" w:line="280"/>
+            </w:pPr>
+            <w:r>
+              <w:rPr>
+                <w:rFonts w:ascii="Be Vietnam Pro" w:cs="Be Vietnam Pro" w:eastAsia="Be Vietnam Pro" w:hAnsi="Be Vietnam Pro"/>
+                <w:b/>
+                <w:bCs/>
+                <w:color w:val="036F3D"/>
+                <w:sz w:val="20"/>
+                <w:szCs w:val="20"/>
+              </w:rPr>
+              <w:t xml:space="preserve">Chỉ số</w:t>
+            </w:r>
+          </w:p>
+        </w:tc>
+        <w:tc>
+          <w:tcPr>
+            <w:tcW w:type="dxa" w:w="2496"/>
+            <w:shd w:fill="EEF6F1" w:color="auto" w:val="clear"/>
+            <w:tcMar>
+              <w:top w:type="dxa" w:w="90"/>
+              <w:left w:type="dxa" w:w="120"/>
+              <w:bottom w:type="dxa" w:w="90"/>
+              <w:right w:type="dxa" w:w="120"/>
+            </w:tcMar>
+            <w:vAlign w:val="center"/>
+          </w:tcPr>
+          <w:p>
+            <w:pPr>
+              <w:spacing w:after="0" w:line="280"/>
+              <w:jc w:val="center"/>
+            </w:pPr>
+            <w:r>
+              <w:rPr>
+                <w:rFonts w:ascii="Be Vietnam Pro" w:cs="Be Vietnam Pro" w:eastAsia="Be Vietnam Pro" w:hAnsi="Be Vietnam Pro"/>
+                <w:b/>
+                <w:bCs/>
+                <w:color w:val="036F3D"/>
+                <w:sz w:val="20"/>
+                <w:szCs w:val="20"/>
+              </w:rPr>
+              <w:t xml:space="preserve">Số lượng</w:t>
+            </w:r>
+          </w:p>
+        </w:tc>
+      </w:tr>
+      <w:tr>
+        <w:trPr>
+          <w:tblHeader w:val="false"/>
+        </w:trPr>
+        <w:tc>
+          <w:tcPr>
+            <w:tcW w:type="dxa" w:w="6864"/>
+            <w:tcMar>
+              <w:top w:type="dxa" w:w="90"/>
+              <w:left w:type="dxa" w:w="120"/>
+              <w:bottom w:type="dxa" w:w="90"/>
+              <w:right w:type="dxa" w:w="120"/>
+            </w:tcMar>
+            <w:vAlign w:val="center"/>
+          </w:tcPr>
+          <w:p>
+            <w:pPr>
+              <w:spacing w:after="0" w:line="280"/>
+            </w:pPr>
+            <w:r>
+              <w:rPr>
+                <w:rFonts w:ascii="Be Vietnam Pro" w:cs="Be Vietnam Pro" w:eastAsia="Be Vietnam Pro" w:hAnsi="Be Vietnam Pro"/>
+                <w:color w:val="101814"/>
+                <w:sz w:val="20"/>
+                <w:szCs w:val="20"/>
+              </w:rPr>
+              <w:t xml:space="preserve">Tổng yêu cầu chức năng</w:t>
+            </w:r>
+          </w:p>
+        </w:tc>
+        <w:tc>
+          <w:tcPr>
+            <w:tcW w:type="dxa" w:w="2496"/>
+            <w:tcMar>
+              <w:top w:type="dxa" w:w="90"/>
+              <w:left w:type="dxa" w:w="120"/>
+              <w:bottom w:type="dxa" w:w="90"/>
+              <w:right w:type="dxa" w:w="120"/>
+            </w:tcMar>
+            <w:vAlign w:val="center"/>
+          </w:tcPr>
+          <w:p>
+            <w:pPr>
+              <w:spacing w:after="0" w:line="280"/>
+              <w:jc w:val="center"/>
+            </w:pPr>
+            <w:r>
+              <w:rPr>
+                <w:rFonts w:ascii="Be Vietnam Pro" w:cs="Be Vietnam Pro" w:eastAsia="Be Vietnam Pro" w:hAnsi="Be Vietnam Pro"/>
+                <w:b/>
+                <w:bCs/>
+                <w:color w:val="101814"/>
+                <w:sz w:val="20"/>
+                <w:szCs w:val="20"/>
+              </w:rPr>
+              <w:t xml:space="preserve">44</w:t>
+            </w:r>
+          </w:p>
+        </w:tc>
+      </w:tr>
+      <w:tr>
+        <w:trPr>
+          <w:tblHeader w:val="false"/>
+        </w:trPr>
+        <w:tc>
+          <w:tcPr>
+            <w:tcW w:type="dxa" w:w="6864"/>
+            <w:tcMar>
+              <w:top w:type="dxa" w:w="90"/>
+              <w:left w:type="dxa" w:w="120"/>
+              <w:bottom w:type="dxa" w:w="90"/>
+              <w:right w:type="dxa" w:w="120"/>
+            </w:tcMar>
+            <w:vAlign w:val="center"/>
+          </w:tcPr>
+          <w:p>
+            <w:pPr>
+              <w:spacing w:after="0" w:line="280"/>
+            </w:pPr>
+            <w:r>
+              <w:rPr>
+                <w:rFonts w:ascii="Be Vietnam Pro" w:cs="Be Vietnam Pro" w:eastAsia="Be Vietnam Pro" w:hAnsi="Be Vietnam Pro"/>
+                <w:color w:val="101814"/>
+                <w:sz w:val="20"/>
+                <w:szCs w:val="20"/>
+              </w:rPr>
+              <w:t xml:space="preserve">Đã có ca kiểm thử</w:t>
+            </w:r>
+          </w:p>
+        </w:tc>
+        <w:tc>
+          <w:tcPr>
+            <w:tcW w:type="dxa" w:w="2496"/>
+            <w:tcMar>
+              <w:top w:type="dxa" w:w="90"/>
+              <w:left w:type="dxa" w:w="120"/>
+              <w:bottom w:type="dxa" w:w="90"/>
+              <w:right w:type="dxa" w:w="120"/>
+            </w:tcMar>
+            <w:vAlign w:val="center"/>
+          </w:tcPr>
+          <w:p>
+            <w:pPr>
+              <w:spacing w:after="0" w:line="280"/>
+              <w:jc w:val="center"/>
+            </w:pPr>
+            <w:r>
+              <w:rPr>
+                <w:rFonts w:ascii="Be Vietnam Pro" w:cs="Be Vietnam Pro" w:eastAsia="Be Vietnam Pro" w:hAnsi="Be Vietnam Pro"/>
+                <w:b/>
+                <w:bCs/>
+                <w:color w:val="101814"/>
+                <w:sz w:val="20"/>
+                <w:szCs w:val="20"/>
+              </w:rPr>
+              <w:t xml:space="preserve">44</w:t>
+            </w:r>
+          </w:p>
+        </w:tc>
+      </w:tr>
+      <w:tr>
+        <w:trPr>
+          <w:tblHeader w:val="false"/>
+        </w:trPr>
+        <w:tc>
+          <w:tcPr>
+            <w:tcW w:type="dxa" w:w="6864"/>
+            <w:tcMar>
+              <w:top w:type="dxa" w:w="90"/>
+              <w:left w:type="dxa" w:w="120"/>
+              <w:bottom w:type="dxa" w:w="90"/>
+              <w:right w:type="dxa" w:w="120"/>
+            </w:tcMar>
+            <w:vAlign w:val="center"/>
+          </w:tcPr>
+          <w:p>
+            <w:pPr>
+              <w:spacing w:after="0" w:line="280"/>
+            </w:pPr>
+            <w:r>
+              <w:rPr>
+                <w:rFonts w:ascii="Be Vietnam Pro" w:cs="Be Vietnam Pro" w:eastAsia="Be Vietnam Pro" w:hAnsi="Be Vietnam Pro"/>
+                <w:b/>
+                <w:bCs/>
+                <w:color w:val="101814"/>
+                <w:sz w:val="20"/>
+                <w:szCs w:val="20"/>
+              </w:rPr>
+              <w:t xml:space="preserve">Chưa có ca kiểm thử</w:t>
+            </w:r>
+          </w:p>
+        </w:tc>
+        <w:tc>
+          <w:tcPr>
+            <w:tcW w:type="dxa" w:w="2496"/>
+            <w:tcMar>
+              <w:top w:type="dxa" w:w="90"/>
+              <w:left w:type="dxa" w:w="120"/>
+              <w:bottom w:type="dxa" w:w="90"/>
+              <w:right w:type="dxa" w:w="120"/>
+            </w:tcMar>
+            <w:vAlign w:val="center"/>
+          </w:tcPr>
+          <w:p>
+            <w:pPr>
+              <w:spacing w:after="0" w:line="280"/>
+              <w:jc w:val="center"/>
+            </w:pPr>
+            <w:r>
+              <w:rPr>
+                <w:rFonts w:ascii="Be Vietnam Pro" w:cs="Be Vietnam Pro" w:eastAsia="Be Vietnam Pro" w:hAnsi="Be Vietnam Pro"/>
+                <w:b/>
+                <w:bCs/>
+                <w:color w:val="101814"/>
+                <w:sz w:val="20"/>
+                <w:szCs w:val="20"/>
+              </w:rPr>
+              <w:t xml:space="preserve">0</w:t>
+            </w:r>
+          </w:p>
+        </w:tc>
+      </w:tr>
+      <w:tr>
+        <w:trPr>
+          <w:tblHeader w:val="false"/>
+        </w:trPr>
+        <w:tc>
+          <w:tcPr>
+            <w:tcW w:type="dxa" w:w="6864"/>
+            <w:tcMar>
+              <w:top w:type="dxa" w:w="90"/>
+              <w:left w:type="dxa" w:w="120"/>
+              <w:bottom w:type="dxa" w:w="90"/>
+              <w:right w:type="dxa" w:w="120"/>
+            </w:tcMar>
+            <w:vAlign w:val="center"/>
+          </w:tcPr>
+          <w:p>
+            <w:pPr>
+              <w:spacing w:after="0" w:line="280"/>
+            </w:pPr>
+            <w:r>
+              <w:rPr>
+                <w:rFonts w:ascii="Be Vietnam Pro" w:cs="Be Vietnam Pro" w:eastAsia="Be Vietnam Pro" w:hAnsi="Be Vietnam Pro"/>
+                <w:color w:val="101814"/>
+                <w:sz w:val="20"/>
+                <w:szCs w:val="20"/>
+              </w:rPr>
+              <w:t xml:space="preserve">Độ phủ</w:t>
+            </w:r>
+          </w:p>
+        </w:tc>
+        <w:tc>
+          <w:tcPr>
+            <w:tcW w:type="dxa" w:w="2496"/>
+            <w:tcMar>
+              <w:top w:type="dxa" w:w="90"/>
+              <w:left w:type="dxa" w:w="120"/>
+              <w:bottom w:type="dxa" w:w="90"/>
+              <w:right w:type="dxa" w:w="120"/>
+            </w:tcMar>
+            <w:vAlign w:val="center"/>
+          </w:tcPr>
+          <w:p>
+            <w:pPr>
+              <w:spacing w:after="0" w:line="280"/>
+              <w:jc w:val="center"/>
+            </w:pPr>
+            <w:r>
+              <w:rPr>
+                <w:rFonts w:ascii="Be Vietnam Pro" w:cs="Be Vietnam Pro" w:eastAsia="Be Vietnam Pro" w:hAnsi="Be Vietnam Pro"/>
+                <w:b/>
+                <w:bCs/>
+                <w:color w:val="101814"/>
+                <w:sz w:val="20"/>
+                <w:szCs w:val="20"/>
+              </w:rPr>
+              <w:t xml:space="preserve">100%</w:t>
+            </w:r>
+          </w:p>
+        </w:tc>
+      </w:tr>
+    </w:tbl>
+    <w:p>
+      <w:pPr>
+        <w:spacing w:after="180"/>
+      </w:pPr>
+    </w:p>
+    <w:p>
+      <w:pPr>
+        <w:spacing w:after="130" w:line="300"/>
+      </w:pPr>
+      <w:r>
+        <w:rPr>
+          <w:rFonts w:ascii="Be Vietnam Pro" w:cs="Be Vietnam Pro" w:eastAsia="Be Vietnam Pro" w:hAnsi="Be Vietnam Pro"/>
+          <w:color w:val="101814"/>
+          <w:sz w:val="21"/>
+          <w:szCs w:val="21"/>
+        </w:rPr>
+        <w:t xml:space="preserve">Tài liệu thiết kế tương ứng: </w:t>
+      </w:r>
+      <w:r>
+        <w:rPr>
+          <w:rFonts w:ascii="Menlo" w:cs="Menlo" w:eastAsia="Menlo" w:hAnsi="Menlo"/>
+          <w:color w:val="036F3D"/>
+          <w:sz w:val="19"/>
+          <w:szCs w:val="19"/>
+          <w:shd w:fill="F1F5F3" w:color="auto" w:val="clear"/>
+        </w:rPr>
+        <w:t xml:space="preserve">DA1-03</w:t>
+      </w:r>
+      <w:r>
+        <w:rPr>
+          <w:rFonts w:ascii="Be Vietnam Pro" w:cs="Be Vietnam Pro" w:eastAsia="Be Vietnam Pro" w:hAnsi="Be Vietnam Pro"/>
+          <w:color w:val="101814"/>
+          <w:sz w:val="21"/>
+          <w:szCs w:val="21"/>
+        </w:rPr>
+        <w:t xml:space="preserve"> kiến trúc · </w:t>
+      </w:r>
+      <w:r>
+        <w:rPr>
+          <w:rFonts w:ascii="Menlo" w:cs="Menlo" w:eastAsia="Menlo" w:hAnsi="Menlo"/>
+          <w:color w:val="036F3D"/>
+          <w:sz w:val="19"/>
+          <w:szCs w:val="19"/>
+          <w:shd w:fill="F1F5F3" w:color="auto" w:val="clear"/>
+        </w:rPr>
+        <w:t xml:space="preserve">DA1-04</w:t>
+      </w:r>
+      <w:r>
+        <w:rPr>
+          <w:rFonts w:ascii="Be Vietnam Pro" w:cs="Be Vietnam Pro" w:eastAsia="Be Vietnam Pro" w:hAnsi="Be Vietnam Pro"/>
+          <w:color w:val="101814"/>
+          <w:sz w:val="21"/>
+          <w:szCs w:val="21"/>
+        </w:rPr>
+        <w:t xml:space="preserve"> dữ liệu · </w:t>
+      </w:r>
+      <w:r>
+        <w:rPr>
+          <w:rFonts w:ascii="Menlo" w:cs="Menlo" w:eastAsia="Menlo" w:hAnsi="Menlo"/>
+          <w:color w:val="036F3D"/>
+          <w:sz w:val="19"/>
+          <w:szCs w:val="19"/>
+          <w:shd w:fill="F1F5F3" w:color="auto" w:val="clear"/>
+        </w:rPr>
+        <w:t xml:space="preserve">DA1-05</w:t>
+      </w:r>
+      <w:r>
+        <w:rPr>
+          <w:rFonts w:ascii="Be Vietnam Pro" w:cs="Be Vietnam Pro" w:eastAsia="Be Vietnam Pro" w:hAnsi="Be Vietnam Pro"/>
+          <w:color w:val="101814"/>
+          <w:sz w:val="21"/>
+          <w:szCs w:val="21"/>
+        </w:rPr>
+        <w:t xml:space="preserve"> giao diện.</w:t>
+      </w:r>
+    </w:p>
+    <w:p>
+      <w:pPr>
+        <w:pStyle w:val="Heading2"/>
+        <w:spacing w:after="120" w:before="280"/>
+      </w:pPr>
+      <w:r>
+        <w:rPr>
+          <w:rFonts w:ascii="Be Vietnam Pro" w:cs="Be Vietnam Pro" w:eastAsia="Be Vietnam Pro" w:hAnsi="Be Vietnam Pro"/>
+          <w:b/>
+          <w:bCs/>
+          <w:color w:val="008E4D"/>
+          <w:sz w:val="24"/>
+          <w:szCs w:val="24"/>
+        </w:rPr>
+        <w:t xml:space="preserve">A.2 Bảng truy vết</w:t>
+      </w:r>
+    </w:p>
+    <w:tbl>
+      <w:tblPr>
+        <w:tblW w:type="dxa" w:w="9360"/>
+        <w:tblBorders>
+          <w:top w:val="single" w:color="CFE3D8" w:sz="4"/>
+          <w:left w:val="single" w:color="CFE3D8" w:sz="4"/>
+          <w:bottom w:val="single" w:color="CFE3D8" w:sz="4"/>
+          <w:right w:val="single" w:color="CFE3D8" w:sz="4"/>
+          <w:insideH w:val="single" w:color="CFE3D8" w:sz="4"/>
+          <w:insideV w:val="single" w:color="CFE3D8" w:sz="4"/>
+        </w:tblBorders>
+        <w:tblLayout w:type="fixed"/>
+      </w:tblPr>
+      <w:tblGrid>
+        <w:gridCol w:w="1000"/>
+        <w:gridCol w:w="3715"/>
+        <w:gridCol w:w="1408"/>
+        <w:gridCol w:w="3237"/>
+      </w:tblGrid>
+      <w:tr>
+        <w:trPr>
+          <w:tblHeader/>
+        </w:trPr>
+        <w:tc>
+          <w:tcPr>
+            <w:tcW w:type="dxa" w:w="1000"/>
+            <w:shd w:fill="EEF6F1" w:color="auto" w:val="clear"/>
+            <w:tcMar>
+              <w:top w:type="dxa" w:w="90"/>
+              <w:left w:type="dxa" w:w="120"/>
+              <w:bottom w:type="dxa" w:w="90"/>
+              <w:right w:type="dxa" w:w="120"/>
+            </w:tcMar>
+            <w:vAlign w:val="center"/>
+          </w:tcPr>
+          <w:p>
+            <w:pPr>
+              <w:spacing w:after="0" w:line="280"/>
+            </w:pPr>
+            <w:r>
+              <w:rPr>
+                <w:rFonts w:ascii="Be Vietnam Pro" w:cs="Be Vietnam Pro" w:eastAsia="Be Vietnam Pro" w:hAnsi="Be Vietnam Pro"/>
+                <w:b/>
+                <w:bCs/>
+                <w:color w:val="036F3D"/>
+                <w:sz w:val="20"/>
+                <w:szCs w:val="20"/>
+              </w:rPr>
+              <w:t xml:space="preserve">Yêu cầu</w:t>
+            </w:r>
+          </w:p>
+        </w:tc>
+        <w:tc>
+          <w:tcPr>
+            <w:tcW w:type="dxa" w:w="3715"/>
+            <w:shd w:fill="EEF6F1" w:color="auto" w:val="clear"/>
+            <w:tcMar>
+              <w:top w:type="dxa" w:w="90"/>
+              <w:left w:type="dxa" w:w="120"/>
+              <w:bottom w:type="dxa" w:w="90"/>
+              <w:right w:type="dxa" w:w="120"/>
+            </w:tcMar>
+            <w:vAlign w:val="center"/>
+          </w:tcPr>
+          <w:p>
+            <w:pPr>
+              <w:spacing w:after="0" w:line="280"/>
+            </w:pPr>
+            <w:r>
+              <w:rPr>
+                <w:rFonts w:ascii="Be Vietnam Pro" w:cs="Be Vietnam Pro" w:eastAsia="Be Vietnam Pro" w:hAnsi="Be Vietnam Pro"/>
+                <w:b/>
+                <w:bCs/>
+                <w:color w:val="036F3D"/>
+                <w:sz w:val="20"/>
+                <w:szCs w:val="20"/>
+              </w:rPr>
+              <w:t xml:space="preserve">Nội dung</w:t>
+            </w:r>
+          </w:p>
+        </w:tc>
+        <w:tc>
+          <w:tcPr>
+            <w:tcW w:type="dxa" w:w="1408"/>
+            <w:shd w:fill="EEF6F1" w:color="auto" w:val="clear"/>
+            <w:tcMar>
+              <w:top w:type="dxa" w:w="90"/>
+              <w:left w:type="dxa" w:w="120"/>
+              <w:bottom w:type="dxa" w:w="90"/>
+              <w:right w:type="dxa" w:w="120"/>
+            </w:tcMar>
+            <w:vAlign w:val="center"/>
+          </w:tcPr>
+          <w:p>
+            <w:pPr>
+              <w:spacing w:after="0" w:line="280"/>
+            </w:pPr>
+            <w:r>
+              <w:rPr>
+                <w:rFonts w:ascii="Be Vietnam Pro" w:cs="Be Vietnam Pro" w:eastAsia="Be Vietnam Pro" w:hAnsi="Be Vietnam Pro"/>
+                <w:b/>
+                <w:bCs/>
+                <w:color w:val="036F3D"/>
+                <w:sz w:val="20"/>
+                <w:szCs w:val="20"/>
+              </w:rPr>
+              <w:t xml:space="preserve">Thiết kế</w:t>
+            </w:r>
+          </w:p>
+        </w:tc>
+        <w:tc>
+          <w:tcPr>
+            <w:tcW w:type="dxa" w:w="3237"/>
+            <w:shd w:fill="EEF6F1" w:color="auto" w:val="clear"/>
+            <w:tcMar>
+              <w:top w:type="dxa" w:w="90"/>
+              <w:left w:type="dxa" w:w="120"/>
+              <w:bottom w:type="dxa" w:w="90"/>
+              <w:right w:type="dxa" w:w="120"/>
+            </w:tcMar>
+            <w:vAlign w:val="center"/>
+          </w:tcPr>
+          <w:p>
+            <w:pPr>
+              <w:spacing w:after="0" w:line="280"/>
+            </w:pPr>
+            <w:r>
+              <w:rPr>
+                <w:rFonts w:ascii="Be Vietnam Pro" w:cs="Be Vietnam Pro" w:eastAsia="Be Vietnam Pro" w:hAnsi="Be Vietnam Pro"/>
+                <w:b/>
+                <w:bCs/>
+                <w:color w:val="036F3D"/>
+                <w:sz w:val="20"/>
+                <w:szCs w:val="20"/>
+              </w:rPr>
+              <w:t xml:space="preserve">Ca kiểm thử</w:t>
+            </w:r>
+          </w:p>
+        </w:tc>
+      </w:tr>
+      <w:tr>
+        <w:trPr>
+          <w:tblHeader w:val="false"/>
+        </w:trPr>
+        <w:tc>
+          <w:tcPr>
+            <w:tcW w:type="dxa" w:w="1000"/>
+            <w:tcMar>
+              <w:top w:type="dxa" w:w="90"/>
+              <w:left w:type="dxa" w:w="120"/>
+              <w:bottom w:type="dxa" w:w="90"/>
+              <w:right w:type="dxa" w:w="120"/>
+            </w:tcMar>
+            <w:vAlign w:val="center"/>
+          </w:tcPr>
+          <w:p>
+            <w:pPr>
+              <w:spacing w:after="0" w:line="280"/>
+            </w:pPr>
+            <w:r>
+              <w:rPr>
+                <w:rFonts w:ascii="Menlo" w:cs="Menlo" w:eastAsia="Menlo" w:hAnsi="Menlo"/>
+                <w:color w:val="036F3D"/>
+                <w:sz w:val="20"/>
+                <w:szCs w:val="20"/>
+                <w:shd w:fill="F1F5F3" w:color="auto" w:val="clear"/>
+              </w:rPr>
+              <w:t xml:space="preserve">YC-01</w:t>
+            </w:r>
+          </w:p>
+        </w:tc>
+        <w:tc>
+          <w:tcPr>
+            <w:tcW w:type="dxa" w:w="3715"/>
+            <w:tcMar>
+              <w:top w:type="dxa" w:w="90"/>
+              <w:left w:type="dxa" w:w="120"/>
+              <w:bottom w:type="dxa" w:w="90"/>
+              <w:right w:type="dxa" w:w="120"/>
+            </w:tcMar>
+            <w:vAlign w:val="center"/>
+          </w:tcPr>
+          <w:p>
+            <w:pPr>
+              <w:spacing w:after="0" w:line="280"/>
+            </w:pPr>
+            <w:r>
+              <w:rPr>
+                <w:rFonts w:ascii="Be Vietnam Pro" w:cs="Be Vietnam Pro" w:eastAsia="Be Vietnam Pro" w:hAnsi="Be Vietnam Pro"/>
+                <w:color w:val="101814"/>
+                <w:sz w:val="20"/>
+                <w:szCs w:val="20"/>
+              </w:rPr>
+              <w:t xml:space="preserve">Quản lý nguyên liệu: thêm, sửa, xoá, tìm kiếm, phân loại</w:t>
+            </w:r>
+          </w:p>
+        </w:tc>
+        <w:tc>
+          <w:tcPr>
+            <w:tcW w:type="dxa" w:w="1408"/>
+            <w:tcMar>
+              <w:top w:type="dxa" w:w="90"/>
+              <w:left w:type="dxa" w:w="120"/>
+              <w:bottom w:type="dxa" w:w="90"/>
+              <w:right w:type="dxa" w:w="120"/>
+            </w:tcMar>
+            <w:vAlign w:val="center"/>
+          </w:tcPr>
+          <w:p>
+            <w:pPr>
+              <w:spacing w:after="0" w:line="280"/>
+            </w:pPr>
+            <w:r>
+              <w:rPr>
+                <w:rFonts w:ascii="Menlo" w:cs="Menlo" w:eastAsia="Menlo" w:hAnsi="Menlo"/>
+                <w:color w:val="036F3D"/>
+                <w:sz w:val="20"/>
+                <w:szCs w:val="20"/>
+                <w:shd w:fill="F1F5F3" w:color="auto" w:val="clear"/>
+              </w:rPr>
+              <w:t xml:space="preserve">DA1-03</w:t>
+            </w:r>
+            <w:r>
+              <w:rPr>
+                <w:rFonts w:ascii="Be Vietnam Pro" w:cs="Be Vietnam Pro" w:eastAsia="Be Vietnam Pro" w:hAnsi="Be Vietnam Pro"/>
+                <w:color w:val="101814"/>
+                <w:sz w:val="20"/>
+                <w:szCs w:val="20"/>
+              </w:rPr>
+              <w:t xml:space="preserve"> </w:t>
+            </w:r>
+            <w:r>
+              <w:rPr>
+                <w:rFonts w:ascii="Menlo" w:cs="Menlo" w:eastAsia="Menlo" w:hAnsi="Menlo"/>
+                <w:color w:val="036F3D"/>
+                <w:sz w:val="20"/>
+                <w:szCs w:val="20"/>
+                <w:shd w:fill="F1F5F3" w:color="auto" w:val="clear"/>
+              </w:rPr>
+              <w:t xml:space="preserve">DA1-04</w:t>
+            </w:r>
+            <w:r>
+              <w:rPr>
+                <w:rFonts w:ascii="Be Vietnam Pro" w:cs="Be Vietnam Pro" w:eastAsia="Be Vietnam Pro" w:hAnsi="Be Vietnam Pro"/>
+                <w:color w:val="101814"/>
+                <w:sz w:val="20"/>
+                <w:szCs w:val="20"/>
+              </w:rPr>
+              <w:t xml:space="preserve"> </w:t>
+            </w:r>
+            <w:r>
+              <w:rPr>
+                <w:rFonts w:ascii="Menlo" w:cs="Menlo" w:eastAsia="Menlo" w:hAnsi="Menlo"/>
+                <w:color w:val="036F3D"/>
+                <w:sz w:val="20"/>
+                <w:szCs w:val="20"/>
+                <w:shd w:fill="F1F5F3" w:color="auto" w:val="clear"/>
+              </w:rPr>
+              <w:t xml:space="preserve">DA1-05</w:t>
+            </w:r>
+          </w:p>
+        </w:tc>
+        <w:tc>
+          <w:tcPr>
+            <w:tcW w:type="dxa" w:w="3237"/>
+            <w:tcMar>
+              <w:top w:type="dxa" w:w="90"/>
+              <w:left w:type="dxa" w:w="120"/>
+              <w:bottom w:type="dxa" w:w="90"/>
+              <w:right w:type="dxa" w:w="120"/>
+            </w:tcMar>
+            <w:vAlign w:val="center"/>
+          </w:tcPr>
+          <w:p>
+            <w:pPr>
+              <w:spacing w:after="0" w:line="280"/>
+            </w:pPr>
+            <w:r>
+              <w:rPr>
+                <w:rFonts w:ascii="Be Vietnam Pro" w:cs="Be Vietnam Pro" w:eastAsia="Be Vietnam Pro" w:hAnsi="Be Vietnam Pro"/>
+                <w:color w:val="101814"/>
+                <w:sz w:val="20"/>
+                <w:szCs w:val="20"/>
+              </w:rPr>
+              <w:t xml:space="preserve">TC-01, TC-01–TC-10, TC-02</w:t>
+            </w:r>
+          </w:p>
+        </w:tc>
+      </w:tr>
+      <w:tr>
+        <w:trPr>
+          <w:tblHeader w:val="false"/>
+        </w:trPr>
+        <w:tc>
+          <w:tcPr>
+            <w:tcW w:type="dxa" w:w="1000"/>
+            <w:tcMar>
+              <w:top w:type="dxa" w:w="90"/>
+              <w:left w:type="dxa" w:w="120"/>
+              <w:bottom w:type="dxa" w:w="90"/>
+              <w:right w:type="dxa" w:w="120"/>
+            </w:tcMar>
+            <w:vAlign w:val="center"/>
+          </w:tcPr>
+          <w:p>
+            <w:pPr>
+              <w:spacing w:after="0" w:line="280"/>
+            </w:pPr>
+            <w:r>
+              <w:rPr>
+                <w:rFonts w:ascii="Menlo" w:cs="Menlo" w:eastAsia="Menlo" w:hAnsi="Menlo"/>
+                <w:color w:val="036F3D"/>
+                <w:sz w:val="20"/>
+                <w:szCs w:val="20"/>
+                <w:shd w:fill="F1F5F3" w:color="auto" w:val="clear"/>
+              </w:rPr>
+              <w:t xml:space="preserve">YC-02</w:t>
+            </w:r>
+          </w:p>
+        </w:tc>
+        <w:tc>
+          <w:tcPr>
+            <w:tcW w:type="dxa" w:w="3715"/>
+            <w:tcMar>
+              <w:top w:type="dxa" w:w="90"/>
+              <w:left w:type="dxa" w:w="120"/>
+              <w:bottom w:type="dxa" w:w="90"/>
+              <w:right w:type="dxa" w:w="120"/>
+            </w:tcMar>
+            <w:vAlign w:val="center"/>
+          </w:tcPr>
+          <w:p>
+            <w:pPr>
+              <w:spacing w:after="0" w:line="280"/>
+            </w:pPr>
+            <w:r>
+              <w:rPr>
+                <w:rFonts w:ascii="Be Vietnam Pro" w:cs="Be Vietnam Pro" w:eastAsia="Be Vietnam Pro" w:hAnsi="Be Vietnam Pro"/>
+                <w:color w:val="101814"/>
+                <w:sz w:val="20"/>
+                <w:szCs w:val="20"/>
+              </w:rPr>
+              <w:t xml:space="preserve">Mỗi nguyên liệu có đủ trường kỹ thuật: tên khoa học, xuất xứ, qu…</w:t>
+            </w:r>
+          </w:p>
+        </w:tc>
+        <w:tc>
+          <w:tcPr>
+            <w:tcW w:type="dxa" w:w="1408"/>
+            <w:tcMar>
+              <w:top w:type="dxa" w:w="90"/>
+              <w:left w:type="dxa" w:w="120"/>
+              <w:bottom w:type="dxa" w:w="90"/>
+              <w:right w:type="dxa" w:w="120"/>
+            </w:tcMar>
+            <w:vAlign w:val="center"/>
+          </w:tcPr>
+          <w:p>
+            <w:pPr>
+              <w:spacing w:after="0" w:line="280"/>
+            </w:pPr>
+            <w:r>
+              <w:rPr>
+                <w:rFonts w:ascii="Menlo" w:cs="Menlo" w:eastAsia="Menlo" w:hAnsi="Menlo"/>
+                <w:color w:val="036F3D"/>
+                <w:sz w:val="20"/>
+                <w:szCs w:val="20"/>
+                <w:shd w:fill="F1F5F3" w:color="auto" w:val="clear"/>
+              </w:rPr>
+              <w:t xml:space="preserve">DA1-03</w:t>
+            </w:r>
+            <w:r>
+              <w:rPr>
+                <w:rFonts w:ascii="Be Vietnam Pro" w:cs="Be Vietnam Pro" w:eastAsia="Be Vietnam Pro" w:hAnsi="Be Vietnam Pro"/>
+                <w:color w:val="101814"/>
+                <w:sz w:val="20"/>
+                <w:szCs w:val="20"/>
+              </w:rPr>
+              <w:t xml:space="preserve"> </w:t>
+            </w:r>
+            <w:r>
+              <w:rPr>
+                <w:rFonts w:ascii="Menlo" w:cs="Menlo" w:eastAsia="Menlo" w:hAnsi="Menlo"/>
+                <w:color w:val="036F3D"/>
+                <w:sz w:val="20"/>
+                <w:szCs w:val="20"/>
+                <w:shd w:fill="F1F5F3" w:color="auto" w:val="clear"/>
+              </w:rPr>
+              <w:t xml:space="preserve">DA1-04</w:t>
+            </w:r>
+            <w:r>
+              <w:rPr>
+                <w:rFonts w:ascii="Be Vietnam Pro" w:cs="Be Vietnam Pro" w:eastAsia="Be Vietnam Pro" w:hAnsi="Be Vietnam Pro"/>
+                <w:color w:val="101814"/>
+                <w:sz w:val="20"/>
+                <w:szCs w:val="20"/>
+              </w:rPr>
+              <w:t xml:space="preserve"> </w:t>
+            </w:r>
+            <w:r>
+              <w:rPr>
+                <w:rFonts w:ascii="Menlo" w:cs="Menlo" w:eastAsia="Menlo" w:hAnsi="Menlo"/>
+                <w:color w:val="036F3D"/>
+                <w:sz w:val="20"/>
+                <w:szCs w:val="20"/>
+                <w:shd w:fill="F1F5F3" w:color="auto" w:val="clear"/>
+              </w:rPr>
+              <w:t xml:space="preserve">DA1-05</w:t>
+            </w:r>
+          </w:p>
+        </w:tc>
+        <w:tc>
+          <w:tcPr>
+            <w:tcW w:type="dxa" w:w="3237"/>
+            <w:tcMar>
+              <w:top w:type="dxa" w:w="90"/>
+              <w:left w:type="dxa" w:w="120"/>
+              <w:bottom w:type="dxa" w:w="90"/>
+              <w:right w:type="dxa" w:w="120"/>
+            </w:tcMar>
+            <w:vAlign w:val="center"/>
+          </w:tcPr>
+          <w:p>
+            <w:pPr>
+              <w:spacing w:after="0" w:line="280"/>
+            </w:pPr>
+            <w:r>
+              <w:rPr>
+                <w:rFonts w:ascii="Be Vietnam Pro" w:cs="Be Vietnam Pro" w:eastAsia="Be Vietnam Pro" w:hAnsi="Be Vietnam Pro"/>
+                <w:color w:val="101814"/>
+                <w:sz w:val="20"/>
+                <w:szCs w:val="20"/>
+              </w:rPr>
+              <w:t xml:space="preserve">TC-01–TC-10</w:t>
+            </w:r>
+          </w:p>
+        </w:tc>
+      </w:tr>
+      <w:tr>
+        <w:trPr>
+          <w:tblHeader w:val="false"/>
+        </w:trPr>
+        <w:tc>
+          <w:tcPr>
+            <w:tcW w:type="dxa" w:w="1000"/>
+            <w:tcMar>
+              <w:top w:type="dxa" w:w="90"/>
+              <w:left w:type="dxa" w:w="120"/>
+              <w:bottom w:type="dxa" w:w="90"/>
+              <w:right w:type="dxa" w:w="120"/>
+            </w:tcMar>
+            <w:vAlign w:val="center"/>
+          </w:tcPr>
+          <w:p>
+            <w:pPr>
+              <w:spacing w:after="0" w:line="280"/>
+            </w:pPr>
+            <w:r>
+              <w:rPr>
+                <w:rFonts w:ascii="Menlo" w:cs="Menlo" w:eastAsia="Menlo" w:hAnsi="Menlo"/>
+                <w:color w:val="036F3D"/>
+                <w:sz w:val="20"/>
+                <w:szCs w:val="20"/>
+                <w:shd w:fill="F1F5F3" w:color="auto" w:val="clear"/>
+              </w:rPr>
+              <w:t xml:space="preserve">YC-03</w:t>
+            </w:r>
+          </w:p>
+        </w:tc>
+        <w:tc>
+          <w:tcPr>
+            <w:tcW w:type="dxa" w:w="3715"/>
+            <w:tcMar>
+              <w:top w:type="dxa" w:w="90"/>
+              <w:left w:type="dxa" w:w="120"/>
+              <w:bottom w:type="dxa" w:w="90"/>
+              <w:right w:type="dxa" w:w="120"/>
+            </w:tcMar>
+            <w:vAlign w:val="center"/>
+          </w:tcPr>
+          <w:p>
+            <w:pPr>
+              <w:spacing w:after="0" w:line="280"/>
+            </w:pPr>
+            <w:r>
+              <w:rPr>
+                <w:rFonts w:ascii="Be Vietnam Pro" w:cs="Be Vietnam Pro" w:eastAsia="Be Vietnam Pro" w:hAnsi="Be Vietnam Pro"/>
+                <w:color w:val="101814"/>
+                <w:sz w:val="20"/>
+                <w:szCs w:val="20"/>
+              </w:rPr>
+              <w:t xml:space="preserve">Nội dung có trạng thái nháp và đã xuất bản; nháp không hiện ra n…</w:t>
+            </w:r>
+          </w:p>
+        </w:tc>
+        <w:tc>
+          <w:tcPr>
+            <w:tcW w:type="dxa" w:w="1408"/>
+            <w:tcMar>
+              <w:top w:type="dxa" w:w="90"/>
+              <w:left w:type="dxa" w:w="120"/>
+              <w:bottom w:type="dxa" w:w="90"/>
+              <w:right w:type="dxa" w:w="120"/>
+            </w:tcMar>
+            <w:vAlign w:val="center"/>
+          </w:tcPr>
+          <w:p>
+            <w:pPr>
+              <w:spacing w:after="0" w:line="280"/>
+            </w:pPr>
+            <w:r>
+              <w:rPr>
+                <w:rFonts w:ascii="Menlo" w:cs="Menlo" w:eastAsia="Menlo" w:hAnsi="Menlo"/>
+                <w:color w:val="036F3D"/>
+                <w:sz w:val="20"/>
+                <w:szCs w:val="20"/>
+                <w:shd w:fill="F1F5F3" w:color="auto" w:val="clear"/>
+              </w:rPr>
+              <w:t xml:space="preserve">DA1-03</w:t>
+            </w:r>
+            <w:r>
+              <w:rPr>
+                <w:rFonts w:ascii="Be Vietnam Pro" w:cs="Be Vietnam Pro" w:eastAsia="Be Vietnam Pro" w:hAnsi="Be Vietnam Pro"/>
+                <w:color w:val="101814"/>
+                <w:sz w:val="20"/>
+                <w:szCs w:val="20"/>
+              </w:rPr>
+              <w:t xml:space="preserve"> </w:t>
+            </w:r>
+            <w:r>
+              <w:rPr>
+                <w:rFonts w:ascii="Menlo" w:cs="Menlo" w:eastAsia="Menlo" w:hAnsi="Menlo"/>
+                <w:color w:val="036F3D"/>
+                <w:sz w:val="20"/>
+                <w:szCs w:val="20"/>
+                <w:shd w:fill="F1F5F3" w:color="auto" w:val="clear"/>
+              </w:rPr>
+              <w:t xml:space="preserve">DA1-04</w:t>
+            </w:r>
+            <w:r>
+              <w:rPr>
+                <w:rFonts w:ascii="Be Vietnam Pro" w:cs="Be Vietnam Pro" w:eastAsia="Be Vietnam Pro" w:hAnsi="Be Vietnam Pro"/>
+                <w:color w:val="101814"/>
+                <w:sz w:val="20"/>
+                <w:szCs w:val="20"/>
+              </w:rPr>
+              <w:t xml:space="preserve"> </w:t>
+            </w:r>
+            <w:r>
+              <w:rPr>
+                <w:rFonts w:ascii="Menlo" w:cs="Menlo" w:eastAsia="Menlo" w:hAnsi="Menlo"/>
+                <w:color w:val="036F3D"/>
+                <w:sz w:val="20"/>
+                <w:szCs w:val="20"/>
+                <w:shd w:fill="F1F5F3" w:color="auto" w:val="clear"/>
+              </w:rPr>
+              <w:t xml:space="preserve">DA1-05</w:t>
+            </w:r>
+          </w:p>
+        </w:tc>
+        <w:tc>
+          <w:tcPr>
+            <w:tcW w:type="dxa" w:w="3237"/>
+            <w:tcMar>
+              <w:top w:type="dxa" w:w="90"/>
+              <w:left w:type="dxa" w:w="120"/>
+              <w:bottom w:type="dxa" w:w="90"/>
+              <w:right w:type="dxa" w:w="120"/>
+            </w:tcMar>
+            <w:vAlign w:val="center"/>
+          </w:tcPr>
+          <w:p>
+            <w:pPr>
+              <w:spacing w:after="0" w:line="280"/>
+            </w:pPr>
+            <w:r>
+              <w:rPr>
+                <w:rFonts w:ascii="Be Vietnam Pro" w:cs="Be Vietnam Pro" w:eastAsia="Be Vietnam Pro" w:hAnsi="Be Vietnam Pro"/>
+                <w:color w:val="101814"/>
+                <w:sz w:val="20"/>
+                <w:szCs w:val="20"/>
+              </w:rPr>
+              <w:t xml:space="preserve">TC-01–TC-10, TC-03, TC-04</w:t>
+            </w:r>
+          </w:p>
+        </w:tc>
+      </w:tr>
+      <w:tr>
+        <w:trPr>
+          <w:tblHeader w:val="false"/>
+        </w:trPr>
+        <w:tc>
+          <w:tcPr>
+            <w:tcW w:type="dxa" w:w="1000"/>
+            <w:tcMar>
+              <w:top w:type="dxa" w:w="90"/>
+              <w:left w:type="dxa" w:w="120"/>
+              <w:bottom w:type="dxa" w:w="90"/>
+              <w:right w:type="dxa" w:w="120"/>
+            </w:tcMar>
+            <w:vAlign w:val="center"/>
+          </w:tcPr>
+          <w:p>
+            <w:pPr>
+              <w:spacing w:after="0" w:line="280"/>
+            </w:pPr>
+            <w:r>
+              <w:rPr>
+                <w:rFonts w:ascii="Menlo" w:cs="Menlo" w:eastAsia="Menlo" w:hAnsi="Menlo"/>
+                <w:color w:val="036F3D"/>
+                <w:sz w:val="20"/>
+                <w:szCs w:val="20"/>
+                <w:shd w:fill="F1F5F3" w:color="auto" w:val="clear"/>
+              </w:rPr>
+              <w:t xml:space="preserve">YC-04</w:t>
+            </w:r>
+          </w:p>
+        </w:tc>
+        <w:tc>
+          <w:tcPr>
+            <w:tcW w:type="dxa" w:w="3715"/>
+            <w:tcMar>
+              <w:top w:type="dxa" w:w="90"/>
+              <w:left w:type="dxa" w:w="120"/>
+              <w:bottom w:type="dxa" w:w="90"/>
+              <w:right w:type="dxa" w:w="120"/>
+            </w:tcMar>
+            <w:vAlign w:val="center"/>
+          </w:tcPr>
+          <w:p>
+            <w:pPr>
+              <w:spacing w:after="0" w:line="280"/>
+            </w:pPr>
+            <w:r>
+              <w:rPr>
+                <w:rFonts w:ascii="Be Vietnam Pro" w:cs="Be Vietnam Pro" w:eastAsia="Be Vietnam Pro" w:hAnsi="Be Vietnam Pro"/>
+                <w:color w:val="101814"/>
+                <w:sz w:val="20"/>
+                <w:szCs w:val="20"/>
+              </w:rPr>
+              <w:t xml:space="preserve">Xem trước nội dung nháp đúng như khi đã xuất bản</w:t>
+            </w:r>
+          </w:p>
+        </w:tc>
+        <w:tc>
+          <w:tcPr>
+            <w:tcW w:type="dxa" w:w="1408"/>
+            <w:tcMar>
+              <w:top w:type="dxa" w:w="90"/>
+              <w:left w:type="dxa" w:w="120"/>
+              <w:bottom w:type="dxa" w:w="90"/>
+              <w:right w:type="dxa" w:w="120"/>
+            </w:tcMar>
+            <w:vAlign w:val="center"/>
+          </w:tcPr>
+          <w:p>
+            <w:pPr>
+              <w:spacing w:after="0" w:line="280"/>
+            </w:pPr>
+            <w:r>
+              <w:rPr>
+                <w:rFonts w:ascii="Menlo" w:cs="Menlo" w:eastAsia="Menlo" w:hAnsi="Menlo"/>
+                <w:color w:val="036F3D"/>
+                <w:sz w:val="20"/>
+                <w:szCs w:val="20"/>
+                <w:shd w:fill="F1F5F3" w:color="auto" w:val="clear"/>
+              </w:rPr>
+              <w:t xml:space="preserve">DA1-03</w:t>
+            </w:r>
+            <w:r>
+              <w:rPr>
+                <w:rFonts w:ascii="Be Vietnam Pro" w:cs="Be Vietnam Pro" w:eastAsia="Be Vietnam Pro" w:hAnsi="Be Vietnam Pro"/>
+                <w:color w:val="101814"/>
+                <w:sz w:val="20"/>
+                <w:szCs w:val="20"/>
+              </w:rPr>
+              <w:t xml:space="preserve"> </w:t>
+            </w:r>
+            <w:r>
+              <w:rPr>
+                <w:rFonts w:ascii="Menlo" w:cs="Menlo" w:eastAsia="Menlo" w:hAnsi="Menlo"/>
+                <w:color w:val="036F3D"/>
+                <w:sz w:val="20"/>
+                <w:szCs w:val="20"/>
+                <w:shd w:fill="F1F5F3" w:color="auto" w:val="clear"/>
+              </w:rPr>
+              <w:t xml:space="preserve">DA1-04</w:t>
+            </w:r>
+            <w:r>
+              <w:rPr>
+                <w:rFonts w:ascii="Be Vietnam Pro" w:cs="Be Vietnam Pro" w:eastAsia="Be Vietnam Pro" w:hAnsi="Be Vietnam Pro"/>
+                <w:color w:val="101814"/>
+                <w:sz w:val="20"/>
+                <w:szCs w:val="20"/>
+              </w:rPr>
+              <w:t xml:space="preserve"> </w:t>
+            </w:r>
+            <w:r>
+              <w:rPr>
+                <w:rFonts w:ascii="Menlo" w:cs="Menlo" w:eastAsia="Menlo" w:hAnsi="Menlo"/>
+                <w:color w:val="036F3D"/>
+                <w:sz w:val="20"/>
+                <w:szCs w:val="20"/>
+                <w:shd w:fill="F1F5F3" w:color="auto" w:val="clear"/>
+              </w:rPr>
+              <w:t xml:space="preserve">DA1-05</w:t>
+            </w:r>
+          </w:p>
+        </w:tc>
+        <w:tc>
+          <w:tcPr>
+            <w:tcW w:type="dxa" w:w="3237"/>
+            <w:tcMar>
+              <w:top w:type="dxa" w:w="90"/>
+              <w:left w:type="dxa" w:w="120"/>
+              <w:bottom w:type="dxa" w:w="90"/>
+              <w:right w:type="dxa" w:w="120"/>
+            </w:tcMar>
+            <w:vAlign w:val="center"/>
+          </w:tcPr>
+          <w:p>
+            <w:pPr>
+              <w:spacing w:after="0" w:line="280"/>
+            </w:pPr>
+            <w:r>
+              <w:rPr>
+                <w:rFonts w:ascii="Be Vietnam Pro" w:cs="Be Vietnam Pro" w:eastAsia="Be Vietnam Pro" w:hAnsi="Be Vietnam Pro"/>
+                <w:color w:val="101814"/>
+                <w:sz w:val="20"/>
+                <w:szCs w:val="20"/>
+              </w:rPr>
+              <w:t xml:space="preserve">TC-01–TC-10, TC-05</w:t>
+            </w:r>
+          </w:p>
+        </w:tc>
+      </w:tr>
+      <w:tr>
+        <w:trPr>
+          <w:tblHeader w:val="false"/>
+        </w:trPr>
+        <w:tc>
+          <w:tcPr>
+            <w:tcW w:type="dxa" w:w="1000"/>
+            <w:tcMar>
+              <w:top w:type="dxa" w:w="90"/>
+              <w:left w:type="dxa" w:w="120"/>
+              <w:bottom w:type="dxa" w:w="90"/>
+              <w:right w:type="dxa" w:w="120"/>
+            </w:tcMar>
+            <w:vAlign w:val="center"/>
+          </w:tcPr>
+          <w:p>
+            <w:pPr>
+              <w:spacing w:after="0" w:line="280"/>
+            </w:pPr>
+            <w:r>
+              <w:rPr>
+                <w:rFonts w:ascii="Menlo" w:cs="Menlo" w:eastAsia="Menlo" w:hAnsi="Menlo"/>
+                <w:color w:val="036F3D"/>
+                <w:sz w:val="20"/>
+                <w:szCs w:val="20"/>
+                <w:shd w:fill="F1F5F3" w:color="auto" w:val="clear"/>
+              </w:rPr>
+              <w:t xml:space="preserve">YC-05</w:t>
+            </w:r>
+          </w:p>
+        </w:tc>
+        <w:tc>
+          <w:tcPr>
+            <w:tcW w:type="dxa" w:w="3715"/>
+            <w:tcMar>
+              <w:top w:type="dxa" w:w="90"/>
+              <w:left w:type="dxa" w:w="120"/>
+              <w:bottom w:type="dxa" w:w="90"/>
+              <w:right w:type="dxa" w:w="120"/>
+            </w:tcMar>
+            <w:vAlign w:val="center"/>
+          </w:tcPr>
+          <w:p>
+            <w:pPr>
+              <w:spacing w:after="0" w:line="280"/>
+            </w:pPr>
+            <w:r>
+              <w:rPr>
+                <w:rFonts w:ascii="Be Vietnam Pro" w:cs="Be Vietnam Pro" w:eastAsia="Be Vietnam Pro" w:hAnsi="Be Vietnam Pro"/>
+                <w:color w:val="101814"/>
+                <w:sz w:val="20"/>
+                <w:szCs w:val="20"/>
+              </w:rPr>
+              <w:t xml:space="preserve">Lưu lịch sử phiên bản, khôi phục được bản cũ</w:t>
+            </w:r>
+          </w:p>
+        </w:tc>
+        <w:tc>
+          <w:tcPr>
+            <w:tcW w:type="dxa" w:w="1408"/>
+            <w:tcMar>
+              <w:top w:type="dxa" w:w="90"/>
+              <w:left w:type="dxa" w:w="120"/>
+              <w:bottom w:type="dxa" w:w="90"/>
+              <w:right w:type="dxa" w:w="120"/>
+            </w:tcMar>
+            <w:vAlign w:val="center"/>
+          </w:tcPr>
+          <w:p>
+            <w:pPr>
+              <w:spacing w:after="0" w:line="280"/>
+            </w:pPr>
+            <w:r>
+              <w:rPr>
+                <w:rFonts w:ascii="Menlo" w:cs="Menlo" w:eastAsia="Menlo" w:hAnsi="Menlo"/>
+                <w:color w:val="036F3D"/>
+                <w:sz w:val="20"/>
+                <w:szCs w:val="20"/>
+                <w:shd w:fill="F1F5F3" w:color="auto" w:val="clear"/>
+              </w:rPr>
+              <w:t xml:space="preserve">DA1-03</w:t>
+            </w:r>
+            <w:r>
+              <w:rPr>
+                <w:rFonts w:ascii="Be Vietnam Pro" w:cs="Be Vietnam Pro" w:eastAsia="Be Vietnam Pro" w:hAnsi="Be Vietnam Pro"/>
+                <w:color w:val="101814"/>
+                <w:sz w:val="20"/>
+                <w:szCs w:val="20"/>
+              </w:rPr>
+              <w:t xml:space="preserve"> </w:t>
+            </w:r>
+            <w:r>
+              <w:rPr>
+                <w:rFonts w:ascii="Menlo" w:cs="Menlo" w:eastAsia="Menlo" w:hAnsi="Menlo"/>
+                <w:color w:val="036F3D"/>
+                <w:sz w:val="20"/>
+                <w:szCs w:val="20"/>
+                <w:shd w:fill="F1F5F3" w:color="auto" w:val="clear"/>
+              </w:rPr>
+              <w:t xml:space="preserve">DA1-04</w:t>
+            </w:r>
+            <w:r>
+              <w:rPr>
+                <w:rFonts w:ascii="Be Vietnam Pro" w:cs="Be Vietnam Pro" w:eastAsia="Be Vietnam Pro" w:hAnsi="Be Vietnam Pro"/>
+                <w:color w:val="101814"/>
+                <w:sz w:val="20"/>
+                <w:szCs w:val="20"/>
+              </w:rPr>
+              <w:t xml:space="preserve"> </w:t>
+            </w:r>
+            <w:r>
+              <w:rPr>
+                <w:rFonts w:ascii="Menlo" w:cs="Menlo" w:eastAsia="Menlo" w:hAnsi="Menlo"/>
+                <w:color w:val="036F3D"/>
+                <w:sz w:val="20"/>
+                <w:szCs w:val="20"/>
+                <w:shd w:fill="F1F5F3" w:color="auto" w:val="clear"/>
+              </w:rPr>
+              <w:t xml:space="preserve">DA1-05</w:t>
+            </w:r>
+          </w:p>
+        </w:tc>
+        <w:tc>
+          <w:tcPr>
+            <w:tcW w:type="dxa" w:w="3237"/>
+            <w:tcMar>
+              <w:top w:type="dxa" w:w="90"/>
+              <w:left w:type="dxa" w:w="120"/>
+              <w:bottom w:type="dxa" w:w="90"/>
+              <w:right w:type="dxa" w:w="120"/>
+            </w:tcMar>
+            <w:vAlign w:val="center"/>
+          </w:tcPr>
+          <w:p>
+            <w:pPr>
+              <w:spacing w:after="0" w:line="280"/>
+            </w:pPr>
+            <w:r>
+              <w:rPr>
+                <w:rFonts w:ascii="Be Vietnam Pro" w:cs="Be Vietnam Pro" w:eastAsia="Be Vietnam Pro" w:hAnsi="Be Vietnam Pro"/>
+                <w:color w:val="101814"/>
+                <w:sz w:val="20"/>
+                <w:szCs w:val="20"/>
+              </w:rPr>
+              <w:t xml:space="preserve">TC-01–TC-10, TC-06</w:t>
+            </w:r>
+          </w:p>
+        </w:tc>
+      </w:tr>
+      <w:tr>
+        <w:trPr>
+          <w:tblHeader w:val="false"/>
+        </w:trPr>
+        <w:tc>
+          <w:tcPr>
+            <w:tcW w:type="dxa" w:w="1000"/>
+            <w:tcMar>
+              <w:top w:type="dxa" w:w="90"/>
+              <w:left w:type="dxa" w:w="120"/>
+              <w:bottom w:type="dxa" w:w="90"/>
+              <w:right w:type="dxa" w:w="120"/>
+            </w:tcMar>
+            <w:vAlign w:val="center"/>
+          </w:tcPr>
+          <w:p>
+            <w:pPr>
+              <w:spacing w:after="0" w:line="280"/>
+            </w:pPr>
+            <w:r>
+              <w:rPr>
+                <w:rFonts w:ascii="Menlo" w:cs="Menlo" w:eastAsia="Menlo" w:hAnsi="Menlo"/>
+                <w:color w:val="036F3D"/>
+                <w:sz w:val="20"/>
+                <w:szCs w:val="20"/>
+                <w:shd w:fill="F1F5F3" w:color="auto" w:val="clear"/>
+              </w:rPr>
+              <w:t xml:space="preserve">YC-06</w:t>
+            </w:r>
+          </w:p>
+        </w:tc>
+        <w:tc>
+          <w:tcPr>
+            <w:tcW w:type="dxa" w:w="3715"/>
+            <w:tcMar>
+              <w:top w:type="dxa" w:w="90"/>
+              <w:left w:type="dxa" w:w="120"/>
+              <w:bottom w:type="dxa" w:w="90"/>
+              <w:right w:type="dxa" w:w="120"/>
+            </w:tcMar>
+            <w:vAlign w:val="center"/>
+          </w:tcPr>
+          <w:p>
+            <w:pPr>
+              <w:spacing w:after="0" w:line="280"/>
+            </w:pPr>
+            <w:r>
+              <w:rPr>
+                <w:rFonts w:ascii="Be Vietnam Pro" w:cs="Be Vietnam Pro" w:eastAsia="Be Vietnam Pro" w:hAnsi="Be Vietnam Pro"/>
+                <w:color w:val="101814"/>
+                <w:sz w:val="20"/>
+                <w:szCs w:val="20"/>
+              </w:rPr>
+              <w:t xml:space="preserve">Thùng rác: xoá là chuyển vào thùng rác, khôi phục được</w:t>
+            </w:r>
+          </w:p>
+        </w:tc>
+        <w:tc>
+          <w:tcPr>
+            <w:tcW w:type="dxa" w:w="1408"/>
+            <w:tcMar>
+              <w:top w:type="dxa" w:w="90"/>
+              <w:left w:type="dxa" w:w="120"/>
+              <w:bottom w:type="dxa" w:w="90"/>
+              <w:right w:type="dxa" w:w="120"/>
+            </w:tcMar>
+            <w:vAlign w:val="center"/>
+          </w:tcPr>
+          <w:p>
+            <w:pPr>
+              <w:spacing w:after="0" w:line="280"/>
+            </w:pPr>
+            <w:r>
+              <w:rPr>
+                <w:rFonts w:ascii="Menlo" w:cs="Menlo" w:eastAsia="Menlo" w:hAnsi="Menlo"/>
+                <w:color w:val="036F3D"/>
+                <w:sz w:val="20"/>
+                <w:szCs w:val="20"/>
+                <w:shd w:fill="F1F5F3" w:color="auto" w:val="clear"/>
+              </w:rPr>
+              <w:t xml:space="preserve">DA1-03</w:t>
+            </w:r>
+            <w:r>
+              <w:rPr>
+                <w:rFonts w:ascii="Be Vietnam Pro" w:cs="Be Vietnam Pro" w:eastAsia="Be Vietnam Pro" w:hAnsi="Be Vietnam Pro"/>
+                <w:color w:val="101814"/>
+                <w:sz w:val="20"/>
+                <w:szCs w:val="20"/>
+              </w:rPr>
+              <w:t xml:space="preserve"> </w:t>
+            </w:r>
+            <w:r>
+              <w:rPr>
+                <w:rFonts w:ascii="Menlo" w:cs="Menlo" w:eastAsia="Menlo" w:hAnsi="Menlo"/>
+                <w:color w:val="036F3D"/>
+                <w:sz w:val="20"/>
+                <w:szCs w:val="20"/>
+                <w:shd w:fill="F1F5F3" w:color="auto" w:val="clear"/>
+              </w:rPr>
+              <w:t xml:space="preserve">DA1-04</w:t>
+            </w:r>
+            <w:r>
+              <w:rPr>
+                <w:rFonts w:ascii="Be Vietnam Pro" w:cs="Be Vietnam Pro" w:eastAsia="Be Vietnam Pro" w:hAnsi="Be Vietnam Pro"/>
+                <w:color w:val="101814"/>
+                <w:sz w:val="20"/>
+                <w:szCs w:val="20"/>
+              </w:rPr>
+              <w:t xml:space="preserve"> </w:t>
+            </w:r>
+            <w:r>
+              <w:rPr>
+                <w:rFonts w:ascii="Menlo" w:cs="Menlo" w:eastAsia="Menlo" w:hAnsi="Menlo"/>
+                <w:color w:val="036F3D"/>
+                <w:sz w:val="20"/>
+                <w:szCs w:val="20"/>
+                <w:shd w:fill="F1F5F3" w:color="auto" w:val="clear"/>
+              </w:rPr>
+              <w:t xml:space="preserve">DA1-05</w:t>
+            </w:r>
+          </w:p>
+        </w:tc>
+        <w:tc>
+          <w:tcPr>
+            <w:tcW w:type="dxa" w:w="3237"/>
+            <w:tcMar>
+              <w:top w:type="dxa" w:w="90"/>
+              <w:left w:type="dxa" w:w="120"/>
+              <w:bottom w:type="dxa" w:w="90"/>
+              <w:right w:type="dxa" w:w="120"/>
+            </w:tcMar>
+            <w:vAlign w:val="center"/>
+          </w:tcPr>
+          <w:p>
+            <w:pPr>
+              <w:spacing w:after="0" w:line="280"/>
+            </w:pPr>
+            <w:r>
+              <w:rPr>
+                <w:rFonts w:ascii="Be Vietnam Pro" w:cs="Be Vietnam Pro" w:eastAsia="Be Vietnam Pro" w:hAnsi="Be Vietnam Pro"/>
+                <w:color w:val="101814"/>
+                <w:sz w:val="20"/>
+                <w:szCs w:val="20"/>
+              </w:rPr>
+              <w:t xml:space="preserve">TC-01–TC-10, TC-07</w:t>
+            </w:r>
+          </w:p>
+        </w:tc>
+      </w:tr>
+      <w:tr>
+        <w:trPr>
+          <w:tblHeader w:val="false"/>
+        </w:trPr>
+        <w:tc>
+          <w:tcPr>
+            <w:tcW w:type="dxa" w:w="1000"/>
+            <w:tcMar>
+              <w:top w:type="dxa" w:w="90"/>
+              <w:left w:type="dxa" w:w="120"/>
+              <w:bottom w:type="dxa" w:w="90"/>
+              <w:right w:type="dxa" w:w="120"/>
+            </w:tcMar>
+            <w:vAlign w:val="center"/>
+          </w:tcPr>
+          <w:p>
+            <w:pPr>
+              <w:spacing w:after="0" w:line="280"/>
+            </w:pPr>
+            <w:r>
+              <w:rPr>
+                <w:rFonts w:ascii="Menlo" w:cs="Menlo" w:eastAsia="Menlo" w:hAnsi="Menlo"/>
+                <w:color w:val="036F3D"/>
+                <w:sz w:val="20"/>
+                <w:szCs w:val="20"/>
+                <w:shd w:fill="F1F5F3" w:color="auto" w:val="clear"/>
+              </w:rPr>
+              <w:t xml:space="preserve">YC-07</w:t>
+            </w:r>
+          </w:p>
+        </w:tc>
+        <w:tc>
+          <w:tcPr>
+            <w:tcW w:type="dxa" w:w="3715"/>
+            <w:tcMar>
+              <w:top w:type="dxa" w:w="90"/>
+              <w:left w:type="dxa" w:w="120"/>
+              <w:bottom w:type="dxa" w:w="90"/>
+              <w:right w:type="dxa" w:w="120"/>
+            </w:tcMar>
+            <w:vAlign w:val="center"/>
+          </w:tcPr>
+          <w:p>
+            <w:pPr>
+              <w:spacing w:after="0" w:line="280"/>
+            </w:pPr>
+            <w:r>
+              <w:rPr>
+                <w:rFonts w:ascii="Be Vietnam Pro" w:cs="Be Vietnam Pro" w:eastAsia="Be Vietnam Pro" w:hAnsi="Be Vietnam Pro"/>
+                <w:color w:val="101814"/>
+                <w:sz w:val="20"/>
+                <w:szCs w:val="20"/>
+              </w:rPr>
+              <w:t xml:space="preserve">Quản lý bài viết bản tin, có chủ đề, ngành, thẻ</w:t>
+            </w:r>
+          </w:p>
+        </w:tc>
+        <w:tc>
+          <w:tcPr>
+            <w:tcW w:type="dxa" w:w="1408"/>
+            <w:tcMar>
+              <w:top w:type="dxa" w:w="90"/>
+              <w:left w:type="dxa" w:w="120"/>
+              <w:bottom w:type="dxa" w:w="90"/>
+              <w:right w:type="dxa" w:w="120"/>
+            </w:tcMar>
+            <w:vAlign w:val="center"/>
+          </w:tcPr>
+          <w:p>
+            <w:pPr>
+              <w:spacing w:after="0" w:line="280"/>
+            </w:pPr>
+            <w:r>
+              <w:rPr>
+                <w:rFonts w:ascii="Menlo" w:cs="Menlo" w:eastAsia="Menlo" w:hAnsi="Menlo"/>
+                <w:color w:val="036F3D"/>
+                <w:sz w:val="20"/>
+                <w:szCs w:val="20"/>
+                <w:shd w:fill="F1F5F3" w:color="auto" w:val="clear"/>
+              </w:rPr>
+              <w:t xml:space="preserve">DA1-03</w:t>
+            </w:r>
+            <w:r>
+              <w:rPr>
+                <w:rFonts w:ascii="Be Vietnam Pro" w:cs="Be Vietnam Pro" w:eastAsia="Be Vietnam Pro" w:hAnsi="Be Vietnam Pro"/>
+                <w:color w:val="101814"/>
+                <w:sz w:val="20"/>
+                <w:szCs w:val="20"/>
+              </w:rPr>
+              <w:t xml:space="preserve"> </w:t>
+            </w:r>
+            <w:r>
+              <w:rPr>
+                <w:rFonts w:ascii="Menlo" w:cs="Menlo" w:eastAsia="Menlo" w:hAnsi="Menlo"/>
+                <w:color w:val="036F3D"/>
+                <w:sz w:val="20"/>
+                <w:szCs w:val="20"/>
+                <w:shd w:fill="F1F5F3" w:color="auto" w:val="clear"/>
+              </w:rPr>
+              <w:t xml:space="preserve">DA1-04</w:t>
+            </w:r>
+            <w:r>
+              <w:rPr>
+                <w:rFonts w:ascii="Be Vietnam Pro" w:cs="Be Vietnam Pro" w:eastAsia="Be Vietnam Pro" w:hAnsi="Be Vietnam Pro"/>
+                <w:color w:val="101814"/>
+                <w:sz w:val="20"/>
+                <w:szCs w:val="20"/>
+              </w:rPr>
+              <w:t xml:space="preserve"> </w:t>
+            </w:r>
+            <w:r>
+              <w:rPr>
+                <w:rFonts w:ascii="Menlo" w:cs="Menlo" w:eastAsia="Menlo" w:hAnsi="Menlo"/>
+                <w:color w:val="036F3D"/>
+                <w:sz w:val="20"/>
+                <w:szCs w:val="20"/>
+                <w:shd w:fill="F1F5F3" w:color="auto" w:val="clear"/>
+              </w:rPr>
+              <w:t xml:space="preserve">DA1-05</w:t>
+            </w:r>
+          </w:p>
+        </w:tc>
+        <w:tc>
+          <w:tcPr>
+            <w:tcW w:type="dxa" w:w="3237"/>
+            <w:tcMar>
+              <w:top w:type="dxa" w:w="90"/>
+              <w:left w:type="dxa" w:w="120"/>
+              <w:bottom w:type="dxa" w:w="90"/>
+              <w:right w:type="dxa" w:w="120"/>
+            </w:tcMar>
+            <w:vAlign w:val="center"/>
+          </w:tcPr>
+          <w:p>
+            <w:pPr>
+              <w:spacing w:after="0" w:line="280"/>
+            </w:pPr>
+            <w:r>
+              <w:rPr>
+                <w:rFonts w:ascii="Be Vietnam Pro" w:cs="Be Vietnam Pro" w:eastAsia="Be Vietnam Pro" w:hAnsi="Be Vietnam Pro"/>
+                <w:color w:val="101814"/>
+                <w:sz w:val="20"/>
+                <w:szCs w:val="20"/>
+              </w:rPr>
+              <w:t xml:space="preserve">TC-01–TC-10</w:t>
+            </w:r>
+          </w:p>
+        </w:tc>
+      </w:tr>
+      <w:tr>
+        <w:trPr>
+          <w:tblHeader w:val="false"/>
+        </w:trPr>
+        <w:tc>
+          <w:tcPr>
+            <w:tcW w:type="dxa" w:w="1000"/>
+            <w:tcMar>
+              <w:top w:type="dxa" w:w="90"/>
+              <w:left w:type="dxa" w:w="120"/>
+              <w:bottom w:type="dxa" w:w="90"/>
+              <w:right w:type="dxa" w:w="120"/>
+            </w:tcMar>
+            <w:vAlign w:val="center"/>
+          </w:tcPr>
+          <w:p>
+            <w:pPr>
+              <w:spacing w:after="0" w:line="280"/>
+            </w:pPr>
+            <w:r>
+              <w:rPr>
+                <w:rFonts w:ascii="Menlo" w:cs="Menlo" w:eastAsia="Menlo" w:hAnsi="Menlo"/>
+                <w:color w:val="036F3D"/>
+                <w:sz w:val="20"/>
+                <w:szCs w:val="20"/>
+                <w:shd w:fill="F1F5F3" w:color="auto" w:val="clear"/>
+              </w:rPr>
+              <w:t xml:space="preserve">YC-08</w:t>
+            </w:r>
+          </w:p>
+        </w:tc>
+        <w:tc>
+          <w:tcPr>
+            <w:tcW w:type="dxa" w:w="3715"/>
+            <w:tcMar>
+              <w:top w:type="dxa" w:w="90"/>
+              <w:left w:type="dxa" w:w="120"/>
+              <w:bottom w:type="dxa" w:w="90"/>
+              <w:right w:type="dxa" w:w="120"/>
+            </w:tcMar>
+            <w:vAlign w:val="center"/>
+          </w:tcPr>
+          <w:p>
+            <w:pPr>
+              <w:spacing w:after="0" w:line="280"/>
+            </w:pPr>
+            <w:r>
+              <w:rPr>
+                <w:rFonts w:ascii="Be Vietnam Pro" w:cs="Be Vietnam Pro" w:eastAsia="Be Vietnam Pro" w:hAnsi="Be Vietnam Pro"/>
+                <w:color w:val="101814"/>
+                <w:sz w:val="20"/>
+                <w:szCs w:val="20"/>
+              </w:rPr>
+              <w:t xml:space="preserve">Dựng trang tĩnh bằng cách xếp các khối nội dung, không cần lập t…</w:t>
+            </w:r>
+          </w:p>
+        </w:tc>
+        <w:tc>
+          <w:tcPr>
+            <w:tcW w:type="dxa" w:w="1408"/>
+            <w:tcMar>
+              <w:top w:type="dxa" w:w="90"/>
+              <w:left w:type="dxa" w:w="120"/>
+              <w:bottom w:type="dxa" w:w="90"/>
+              <w:right w:type="dxa" w:w="120"/>
+            </w:tcMar>
+            <w:vAlign w:val="center"/>
+          </w:tcPr>
+          <w:p>
+            <w:pPr>
+              <w:spacing w:after="0" w:line="280"/>
+            </w:pPr>
+            <w:r>
+              <w:rPr>
+                <w:rFonts w:ascii="Menlo" w:cs="Menlo" w:eastAsia="Menlo" w:hAnsi="Menlo"/>
+                <w:color w:val="036F3D"/>
+                <w:sz w:val="20"/>
+                <w:szCs w:val="20"/>
+                <w:shd w:fill="F1F5F3" w:color="auto" w:val="clear"/>
+              </w:rPr>
+              <w:t xml:space="preserve">DA1-03</w:t>
+            </w:r>
+            <w:r>
+              <w:rPr>
+                <w:rFonts w:ascii="Be Vietnam Pro" w:cs="Be Vietnam Pro" w:eastAsia="Be Vietnam Pro" w:hAnsi="Be Vietnam Pro"/>
+                <w:color w:val="101814"/>
+                <w:sz w:val="20"/>
+                <w:szCs w:val="20"/>
+              </w:rPr>
+              <w:t xml:space="preserve"> </w:t>
+            </w:r>
+            <w:r>
+              <w:rPr>
+                <w:rFonts w:ascii="Menlo" w:cs="Menlo" w:eastAsia="Menlo" w:hAnsi="Menlo"/>
+                <w:color w:val="036F3D"/>
+                <w:sz w:val="20"/>
+                <w:szCs w:val="20"/>
+                <w:shd w:fill="F1F5F3" w:color="auto" w:val="clear"/>
+              </w:rPr>
+              <w:t xml:space="preserve">DA1-04</w:t>
+            </w:r>
+            <w:r>
+              <w:rPr>
+                <w:rFonts w:ascii="Be Vietnam Pro" w:cs="Be Vietnam Pro" w:eastAsia="Be Vietnam Pro" w:hAnsi="Be Vietnam Pro"/>
+                <w:color w:val="101814"/>
+                <w:sz w:val="20"/>
+                <w:szCs w:val="20"/>
+              </w:rPr>
+              <w:t xml:space="preserve"> </w:t>
+            </w:r>
+            <w:r>
+              <w:rPr>
+                <w:rFonts w:ascii="Menlo" w:cs="Menlo" w:eastAsia="Menlo" w:hAnsi="Menlo"/>
+                <w:color w:val="036F3D"/>
+                <w:sz w:val="20"/>
+                <w:szCs w:val="20"/>
+                <w:shd w:fill="F1F5F3" w:color="auto" w:val="clear"/>
+              </w:rPr>
+              <w:t xml:space="preserve">DA1-05</w:t>
+            </w:r>
+          </w:p>
+        </w:tc>
+        <w:tc>
+          <w:tcPr>
+            <w:tcW w:type="dxa" w:w="3237"/>
+            <w:tcMar>
+              <w:top w:type="dxa" w:w="90"/>
+              <w:left w:type="dxa" w:w="120"/>
+              <w:bottom w:type="dxa" w:w="90"/>
+              <w:right w:type="dxa" w:w="120"/>
+            </w:tcMar>
+            <w:vAlign w:val="center"/>
+          </w:tcPr>
+          <w:p>
+            <w:pPr>
+              <w:spacing w:after="0" w:line="280"/>
+            </w:pPr>
+            <w:r>
+              <w:rPr>
+                <w:rFonts w:ascii="Be Vietnam Pro" w:cs="Be Vietnam Pro" w:eastAsia="Be Vietnam Pro" w:hAnsi="Be Vietnam Pro"/>
+                <w:color w:val="101814"/>
+                <w:sz w:val="20"/>
+                <w:szCs w:val="20"/>
+              </w:rPr>
+              <w:t xml:space="preserve">TC-01–TC-10, TC-08</w:t>
+            </w:r>
+          </w:p>
+        </w:tc>
+      </w:tr>
+      <w:tr>
+        <w:trPr>
+          <w:tblHeader w:val="false"/>
+        </w:trPr>
+        <w:tc>
+          <w:tcPr>
+            <w:tcW w:type="dxa" w:w="1000"/>
+            <w:tcMar>
+              <w:top w:type="dxa" w:w="90"/>
+              <w:left w:type="dxa" w:w="120"/>
+              <w:bottom w:type="dxa" w:w="90"/>
+              <w:right w:type="dxa" w:w="120"/>
+            </w:tcMar>
+            <w:vAlign w:val="center"/>
+          </w:tcPr>
+          <w:p>
+            <w:pPr>
+              <w:spacing w:after="0" w:line="280"/>
+            </w:pPr>
+            <w:r>
+              <w:rPr>
+                <w:rFonts w:ascii="Menlo" w:cs="Menlo" w:eastAsia="Menlo" w:hAnsi="Menlo"/>
+                <w:color w:val="036F3D"/>
+                <w:sz w:val="20"/>
+                <w:szCs w:val="20"/>
+                <w:shd w:fill="F1F5F3" w:color="auto" w:val="clear"/>
+              </w:rPr>
+              <w:t xml:space="preserve">YC-09</w:t>
+            </w:r>
+          </w:p>
+        </w:tc>
+        <w:tc>
+          <w:tcPr>
+            <w:tcW w:type="dxa" w:w="3715"/>
+            <w:tcMar>
+              <w:top w:type="dxa" w:w="90"/>
+              <w:left w:type="dxa" w:w="120"/>
+              <w:bottom w:type="dxa" w:w="90"/>
+              <w:right w:type="dxa" w:w="120"/>
+            </w:tcMar>
+            <w:vAlign w:val="center"/>
+          </w:tcPr>
+          <w:p>
+            <w:pPr>
+              <w:spacing w:after="0" w:line="280"/>
+            </w:pPr>
+            <w:r>
+              <w:rPr>
+                <w:rFonts w:ascii="Be Vietnam Pro" w:cs="Be Vietnam Pro" w:eastAsia="Be Vietnam Pro" w:hAnsi="Be Vietnam Pro"/>
+                <w:color w:val="101814"/>
+                <w:sz w:val="20"/>
+                <w:szCs w:val="20"/>
+              </w:rPr>
+              <w:t xml:space="preserve">Kho ảnh dùng chung, tự động tạo nhiều kích thước</w:t>
+            </w:r>
+          </w:p>
+        </w:tc>
+        <w:tc>
+          <w:tcPr>
+            <w:tcW w:type="dxa" w:w="1408"/>
+            <w:tcMar>
+              <w:top w:type="dxa" w:w="90"/>
+              <w:left w:type="dxa" w:w="120"/>
+              <w:bottom w:type="dxa" w:w="90"/>
+              <w:right w:type="dxa" w:w="120"/>
+            </w:tcMar>
+            <w:vAlign w:val="center"/>
+          </w:tcPr>
+          <w:p>
+            <w:pPr>
+              <w:spacing w:after="0" w:line="280"/>
+            </w:pPr>
+            <w:r>
+              <w:rPr>
+                <w:rFonts w:ascii="Menlo" w:cs="Menlo" w:eastAsia="Menlo" w:hAnsi="Menlo"/>
+                <w:color w:val="036F3D"/>
+                <w:sz w:val="20"/>
+                <w:szCs w:val="20"/>
+                <w:shd w:fill="F1F5F3" w:color="auto" w:val="clear"/>
+              </w:rPr>
+              <w:t xml:space="preserve">DA1-03</w:t>
+            </w:r>
+            <w:r>
+              <w:rPr>
+                <w:rFonts w:ascii="Be Vietnam Pro" w:cs="Be Vietnam Pro" w:eastAsia="Be Vietnam Pro" w:hAnsi="Be Vietnam Pro"/>
+                <w:color w:val="101814"/>
+                <w:sz w:val="20"/>
+                <w:szCs w:val="20"/>
+              </w:rPr>
+              <w:t xml:space="preserve"> </w:t>
+            </w:r>
+            <w:r>
+              <w:rPr>
+                <w:rFonts w:ascii="Menlo" w:cs="Menlo" w:eastAsia="Menlo" w:hAnsi="Menlo"/>
+                <w:color w:val="036F3D"/>
+                <w:sz w:val="20"/>
+                <w:szCs w:val="20"/>
+                <w:shd w:fill="F1F5F3" w:color="auto" w:val="clear"/>
+              </w:rPr>
+              <w:t xml:space="preserve">DA1-04</w:t>
+            </w:r>
+            <w:r>
+              <w:rPr>
+                <w:rFonts w:ascii="Be Vietnam Pro" w:cs="Be Vietnam Pro" w:eastAsia="Be Vietnam Pro" w:hAnsi="Be Vietnam Pro"/>
+                <w:color w:val="101814"/>
+                <w:sz w:val="20"/>
+                <w:szCs w:val="20"/>
+              </w:rPr>
+              <w:t xml:space="preserve"> </w:t>
+            </w:r>
+            <w:r>
+              <w:rPr>
+                <w:rFonts w:ascii="Menlo" w:cs="Menlo" w:eastAsia="Menlo" w:hAnsi="Menlo"/>
+                <w:color w:val="036F3D"/>
+                <w:sz w:val="20"/>
+                <w:szCs w:val="20"/>
+                <w:shd w:fill="F1F5F3" w:color="auto" w:val="clear"/>
+              </w:rPr>
+              <w:t xml:space="preserve">DA1-05</w:t>
+            </w:r>
+          </w:p>
+        </w:tc>
+        <w:tc>
+          <w:tcPr>
+            <w:tcW w:type="dxa" w:w="3237"/>
+            <w:tcMar>
+              <w:top w:type="dxa" w:w="90"/>
+              <w:left w:type="dxa" w:w="120"/>
+              <w:bottom w:type="dxa" w:w="90"/>
+              <w:right w:type="dxa" w:w="120"/>
+            </w:tcMar>
+            <w:vAlign w:val="center"/>
+          </w:tcPr>
+          <w:p>
+            <w:pPr>
+              <w:spacing w:after="0" w:line="280"/>
+            </w:pPr>
+            <w:r>
+              <w:rPr>
+                <w:rFonts w:ascii="Be Vietnam Pro" w:cs="Be Vietnam Pro" w:eastAsia="Be Vietnam Pro" w:hAnsi="Be Vietnam Pro"/>
+                <w:color w:val="101814"/>
+                <w:sz w:val="20"/>
+                <w:szCs w:val="20"/>
+              </w:rPr>
+              <w:t xml:space="preserve">TC-01–TC-10, TC-09</w:t>
+            </w:r>
+          </w:p>
+        </w:tc>
+      </w:tr>
+      <w:tr>
+        <w:trPr>
+          <w:tblHeader w:val="false"/>
+        </w:trPr>
+        <w:tc>
+          <w:tcPr>
+            <w:tcW w:type="dxa" w:w="1000"/>
+            <w:tcMar>
+              <w:top w:type="dxa" w:w="90"/>
+              <w:left w:type="dxa" w:w="120"/>
+              <w:bottom w:type="dxa" w:w="90"/>
+              <w:right w:type="dxa" w:w="120"/>
+            </w:tcMar>
+            <w:vAlign w:val="center"/>
+          </w:tcPr>
+          <w:p>
+            <w:pPr>
+              <w:spacing w:after="0" w:line="280"/>
+            </w:pPr>
+            <w:r>
+              <w:rPr>
+                <w:rFonts w:ascii="Menlo" w:cs="Menlo" w:eastAsia="Menlo" w:hAnsi="Menlo"/>
+                <w:color w:val="036F3D"/>
+                <w:sz w:val="20"/>
+                <w:szCs w:val="20"/>
+                <w:shd w:fill="F1F5F3" w:color="auto" w:val="clear"/>
+              </w:rPr>
+              <w:t xml:space="preserve">YC-10</w:t>
+            </w:r>
+          </w:p>
+        </w:tc>
+        <w:tc>
+          <w:tcPr>
+            <w:tcW w:type="dxa" w:w="3715"/>
+            <w:tcMar>
+              <w:top w:type="dxa" w:w="90"/>
+              <w:left w:type="dxa" w:w="120"/>
+              <w:bottom w:type="dxa" w:w="90"/>
+              <w:right w:type="dxa" w:w="120"/>
+            </w:tcMar>
+            <w:vAlign w:val="center"/>
+          </w:tcPr>
+          <w:p>
+            <w:pPr>
+              <w:spacing w:after="0" w:line="280"/>
+            </w:pPr>
+            <w:r>
+              <w:rPr>
+                <w:rFonts w:ascii="Be Vietnam Pro" w:cs="Be Vietnam Pro" w:eastAsia="Be Vietnam Pro" w:hAnsi="Be Vietnam Pro"/>
+                <w:color w:val="101814"/>
+                <w:sz w:val="20"/>
+                <w:szCs w:val="20"/>
+              </w:rPr>
+              <w:t xml:space="preserve">Cấu hình được thông tin công ty, điều hướng, nhận diện thương hi…</w:t>
+            </w:r>
+          </w:p>
+        </w:tc>
+        <w:tc>
+          <w:tcPr>
+            <w:tcW w:type="dxa" w:w="1408"/>
+            <w:tcMar>
+              <w:top w:type="dxa" w:w="90"/>
+              <w:left w:type="dxa" w:w="120"/>
+              <w:bottom w:type="dxa" w:w="90"/>
+              <w:right w:type="dxa" w:w="120"/>
+            </w:tcMar>
+            <w:vAlign w:val="center"/>
+          </w:tcPr>
+          <w:p>
+            <w:pPr>
+              <w:spacing w:after="0" w:line="280"/>
+            </w:pPr>
+            <w:r>
+              <w:rPr>
+                <w:rFonts w:ascii="Menlo" w:cs="Menlo" w:eastAsia="Menlo" w:hAnsi="Menlo"/>
+                <w:color w:val="036F3D"/>
+                <w:sz w:val="20"/>
+                <w:szCs w:val="20"/>
+                <w:shd w:fill="F1F5F3" w:color="auto" w:val="clear"/>
+              </w:rPr>
+              <w:t xml:space="preserve">DA1-03</w:t>
+            </w:r>
+            <w:r>
+              <w:rPr>
+                <w:rFonts w:ascii="Be Vietnam Pro" w:cs="Be Vietnam Pro" w:eastAsia="Be Vietnam Pro" w:hAnsi="Be Vietnam Pro"/>
+                <w:color w:val="101814"/>
+                <w:sz w:val="20"/>
+                <w:szCs w:val="20"/>
+              </w:rPr>
+              <w:t xml:space="preserve"> </w:t>
+            </w:r>
+            <w:r>
+              <w:rPr>
+                <w:rFonts w:ascii="Menlo" w:cs="Menlo" w:eastAsia="Menlo" w:hAnsi="Menlo"/>
+                <w:color w:val="036F3D"/>
+                <w:sz w:val="20"/>
+                <w:szCs w:val="20"/>
+                <w:shd w:fill="F1F5F3" w:color="auto" w:val="clear"/>
+              </w:rPr>
+              <w:t xml:space="preserve">DA1-04</w:t>
+            </w:r>
+            <w:r>
+              <w:rPr>
+                <w:rFonts w:ascii="Be Vietnam Pro" w:cs="Be Vietnam Pro" w:eastAsia="Be Vietnam Pro" w:hAnsi="Be Vietnam Pro"/>
+                <w:color w:val="101814"/>
+                <w:sz w:val="20"/>
+                <w:szCs w:val="20"/>
+              </w:rPr>
+              <w:t xml:space="preserve"> </w:t>
+            </w:r>
+            <w:r>
+              <w:rPr>
+                <w:rFonts w:ascii="Menlo" w:cs="Menlo" w:eastAsia="Menlo" w:hAnsi="Menlo"/>
+                <w:color w:val="036F3D"/>
+                <w:sz w:val="20"/>
+                <w:szCs w:val="20"/>
+                <w:shd w:fill="F1F5F3" w:color="auto" w:val="clear"/>
+              </w:rPr>
+              <w:t xml:space="preserve">DA1-05</w:t>
+            </w:r>
+          </w:p>
+        </w:tc>
+        <w:tc>
+          <w:tcPr>
+            <w:tcW w:type="dxa" w:w="3237"/>
+            <w:tcMar>
+              <w:top w:type="dxa" w:w="90"/>
+              <w:left w:type="dxa" w:w="120"/>
+              <w:bottom w:type="dxa" w:w="90"/>
+              <w:right w:type="dxa" w:w="120"/>
+            </w:tcMar>
+            <w:vAlign w:val="center"/>
+          </w:tcPr>
+          <w:p>
+            <w:pPr>
+              <w:spacing w:after="0" w:line="280"/>
+            </w:pPr>
+            <w:r>
+              <w:rPr>
+                <w:rFonts w:ascii="Be Vietnam Pro" w:cs="Be Vietnam Pro" w:eastAsia="Be Vietnam Pro" w:hAnsi="Be Vietnam Pro"/>
+                <w:color w:val="101814"/>
+                <w:sz w:val="20"/>
+                <w:szCs w:val="20"/>
+              </w:rPr>
+              <w:t xml:space="preserve">TC-01–TC-10, TC-10</w:t>
+            </w:r>
+          </w:p>
+        </w:tc>
+      </w:tr>
+      <w:tr>
+        <w:trPr>
+          <w:tblHeader w:val="false"/>
+        </w:trPr>
+        <w:tc>
+          <w:tcPr>
+            <w:tcW w:type="dxa" w:w="1000"/>
+            <w:tcMar>
+              <w:top w:type="dxa" w:w="90"/>
+              <w:left w:type="dxa" w:w="120"/>
+              <w:bottom w:type="dxa" w:w="90"/>
+              <w:right w:type="dxa" w:w="120"/>
+            </w:tcMar>
+            <w:vAlign w:val="center"/>
+          </w:tcPr>
+          <w:p>
+            <w:pPr>
+              <w:spacing w:after="0" w:line="280"/>
+            </w:pPr>
+            <w:r>
+              <w:rPr>
+                <w:rFonts w:ascii="Menlo" w:cs="Menlo" w:eastAsia="Menlo" w:hAnsi="Menlo"/>
+                <w:color w:val="036F3D"/>
+                <w:sz w:val="20"/>
+                <w:szCs w:val="20"/>
+                <w:shd w:fill="F1F5F3" w:color="auto" w:val="clear"/>
+              </w:rPr>
+              <w:t xml:space="preserve">YC-11</w:t>
+            </w:r>
+          </w:p>
+        </w:tc>
+        <w:tc>
+          <w:tcPr>
+            <w:tcW w:type="dxa" w:w="3715"/>
+            <w:tcMar>
+              <w:top w:type="dxa" w:w="90"/>
+              <w:left w:type="dxa" w:w="120"/>
+              <w:bottom w:type="dxa" w:w="90"/>
+              <w:right w:type="dxa" w:w="120"/>
+            </w:tcMar>
+            <w:vAlign w:val="center"/>
+          </w:tcPr>
+          <w:p>
+            <w:pPr>
+              <w:spacing w:after="0" w:line="280"/>
+            </w:pPr>
+            <w:r>
+              <w:rPr>
+                <w:rFonts w:ascii="Be Vietnam Pro" w:cs="Be Vietnam Pro" w:eastAsia="Be Vietnam Pro" w:hAnsi="Be Vietnam Pro"/>
+                <w:color w:val="101814"/>
+                <w:sz w:val="20"/>
+                <w:szCs w:val="20"/>
+              </w:rPr>
+              <w:t xml:space="preserve">Mỗi trường nội dung có bản tiếng Việt và bản tiếng Anh riêng</w:t>
+            </w:r>
+          </w:p>
+        </w:tc>
+        <w:tc>
+          <w:tcPr>
+            <w:tcW w:type="dxa" w:w="1408"/>
+            <w:tcMar>
+              <w:top w:type="dxa" w:w="90"/>
+              <w:left w:type="dxa" w:w="120"/>
+              <w:bottom w:type="dxa" w:w="90"/>
+              <w:right w:type="dxa" w:w="120"/>
+            </w:tcMar>
+            <w:vAlign w:val="center"/>
+          </w:tcPr>
+          <w:p>
+            <w:pPr>
+              <w:spacing w:after="0" w:line="280"/>
+            </w:pPr>
+            <w:r>
+              <w:rPr>
+                <w:rFonts w:ascii="Menlo" w:cs="Menlo" w:eastAsia="Menlo" w:hAnsi="Menlo"/>
+                <w:color w:val="036F3D"/>
+                <w:sz w:val="20"/>
+                <w:szCs w:val="20"/>
+                <w:shd w:fill="F1F5F3" w:color="auto" w:val="clear"/>
+              </w:rPr>
+              <w:t xml:space="preserve">DA1-03</w:t>
+            </w:r>
+            <w:r>
+              <w:rPr>
+                <w:rFonts w:ascii="Be Vietnam Pro" w:cs="Be Vietnam Pro" w:eastAsia="Be Vietnam Pro" w:hAnsi="Be Vietnam Pro"/>
+                <w:color w:val="101814"/>
+                <w:sz w:val="20"/>
+                <w:szCs w:val="20"/>
+              </w:rPr>
+              <w:t xml:space="preserve"> </w:t>
+            </w:r>
+            <w:r>
+              <w:rPr>
+                <w:rFonts w:ascii="Menlo" w:cs="Menlo" w:eastAsia="Menlo" w:hAnsi="Menlo"/>
+                <w:color w:val="036F3D"/>
+                <w:sz w:val="20"/>
+                <w:szCs w:val="20"/>
+                <w:shd w:fill="F1F5F3" w:color="auto" w:val="clear"/>
+              </w:rPr>
+              <w:t xml:space="preserve">DA1-04</w:t>
+            </w:r>
+            <w:r>
+              <w:rPr>
+                <w:rFonts w:ascii="Be Vietnam Pro" w:cs="Be Vietnam Pro" w:eastAsia="Be Vietnam Pro" w:hAnsi="Be Vietnam Pro"/>
+                <w:color w:val="101814"/>
+                <w:sz w:val="20"/>
+                <w:szCs w:val="20"/>
+              </w:rPr>
+              <w:t xml:space="preserve"> </w:t>
+            </w:r>
+            <w:r>
+              <w:rPr>
+                <w:rFonts w:ascii="Menlo" w:cs="Menlo" w:eastAsia="Menlo" w:hAnsi="Menlo"/>
+                <w:color w:val="036F3D"/>
+                <w:sz w:val="20"/>
+                <w:szCs w:val="20"/>
+                <w:shd w:fill="F1F5F3" w:color="auto" w:val="clear"/>
+              </w:rPr>
+              <w:t xml:space="preserve">DA1-05</w:t>
+            </w:r>
+          </w:p>
+        </w:tc>
+        <w:tc>
+          <w:tcPr>
+            <w:tcW w:type="dxa" w:w="3237"/>
+            <w:tcMar>
+              <w:top w:type="dxa" w:w="90"/>
+              <w:left w:type="dxa" w:w="120"/>
+              <w:bottom w:type="dxa" w:w="90"/>
+              <w:right w:type="dxa" w:w="120"/>
+            </w:tcMar>
+            <w:vAlign w:val="center"/>
+          </w:tcPr>
+          <w:p>
+            <w:pPr>
+              <w:spacing w:after="0" w:line="280"/>
+            </w:pPr>
+            <w:r>
+              <w:rPr>
+                <w:rFonts w:ascii="Be Vietnam Pro" w:cs="Be Vietnam Pro" w:eastAsia="Be Vietnam Pro" w:hAnsi="Be Vietnam Pro"/>
+                <w:color w:val="101814"/>
+                <w:sz w:val="20"/>
+                <w:szCs w:val="20"/>
+              </w:rPr>
+              <w:t xml:space="preserve">TC-11</w:t>
+            </w:r>
+          </w:p>
+        </w:tc>
+      </w:tr>
+      <w:tr>
+        <w:trPr>
+          <w:tblHeader w:val="false"/>
+        </w:trPr>
+        <w:tc>
+          <w:tcPr>
+            <w:tcW w:type="dxa" w:w="1000"/>
+            <w:tcMar>
+              <w:top w:type="dxa" w:w="90"/>
+              <w:left w:type="dxa" w:w="120"/>
+              <w:bottom w:type="dxa" w:w="90"/>
+              <w:right w:type="dxa" w:w="120"/>
+            </w:tcMar>
+            <w:vAlign w:val="center"/>
+          </w:tcPr>
+          <w:p>
+            <w:pPr>
+              <w:spacing w:after="0" w:line="280"/>
+            </w:pPr>
+            <w:r>
+              <w:rPr>
+                <w:rFonts w:ascii="Menlo" w:cs="Menlo" w:eastAsia="Menlo" w:hAnsi="Menlo"/>
+                <w:color w:val="036F3D"/>
+                <w:sz w:val="20"/>
+                <w:szCs w:val="20"/>
+                <w:shd w:fill="F1F5F3" w:color="auto" w:val="clear"/>
+              </w:rPr>
+              <w:t xml:space="preserve">YC-12</w:t>
+            </w:r>
+          </w:p>
+        </w:tc>
+        <w:tc>
+          <w:tcPr>
+            <w:tcW w:type="dxa" w:w="3715"/>
+            <w:tcMar>
+              <w:top w:type="dxa" w:w="90"/>
+              <w:left w:type="dxa" w:w="120"/>
+              <w:bottom w:type="dxa" w:w="90"/>
+              <w:right w:type="dxa" w:w="120"/>
+            </w:tcMar>
+            <w:vAlign w:val="center"/>
+          </w:tcPr>
+          <w:p>
+            <w:pPr>
+              <w:spacing w:after="0" w:line="280"/>
+            </w:pPr>
+            <w:r>
+              <w:rPr>
+                <w:rFonts w:ascii="Be Vietnam Pro" w:cs="Be Vietnam Pro" w:eastAsia="Be Vietnam Pro" w:hAnsi="Be Vietnam Pro"/>
+                <w:color w:val="101814"/>
+                <w:sz w:val="20"/>
+                <w:szCs w:val="20"/>
+              </w:rPr>
+              <w:t xml:space="preserve">Đường dẫn khác nhau theo ngôn ngữ (</w:t>
+            </w:r>
+            <w:r>
+              <w:rPr>
+                <w:rFonts w:ascii="Menlo" w:cs="Menlo" w:eastAsia="Menlo" w:hAnsi="Menlo"/>
+                <w:color w:val="036F3D"/>
+                <w:sz w:val="20"/>
+                <w:szCs w:val="20"/>
+                <w:shd w:fill="F1F5F3" w:color="auto" w:val="clear"/>
+              </w:rPr>
+              <w:t xml:space="preserve">/ban-tin</w:t>
+            </w:r>
+            <w:r>
+              <w:rPr>
+                <w:rFonts w:ascii="Be Vietnam Pro" w:cs="Be Vietnam Pro" w:eastAsia="Be Vietnam Pro" w:hAnsi="Be Vietnam Pro"/>
+                <w:color w:val="101814"/>
+                <w:sz w:val="20"/>
+                <w:szCs w:val="20"/>
+              </w:rPr>
+              <w:t xml:space="preserve"> và </w:t>
+            </w:r>
+            <w:r>
+              <w:rPr>
+                <w:rFonts w:ascii="Menlo" w:cs="Menlo" w:eastAsia="Menlo" w:hAnsi="Menlo"/>
+                <w:color w:val="036F3D"/>
+                <w:sz w:val="20"/>
+                <w:szCs w:val="20"/>
+                <w:shd w:fill="F1F5F3" w:color="auto" w:val="clear"/>
+              </w:rPr>
+              <w:t xml:space="preserve">/news</w:t>
+            </w:r>
+            <w:r>
+              <w:rPr>
+                <w:rFonts w:ascii="Be Vietnam Pro" w:cs="Be Vietnam Pro" w:eastAsia="Be Vietnam Pro" w:hAnsi="Be Vietnam Pro"/>
+                <w:color w:val="101814"/>
+                <w:sz w:val="20"/>
+                <w:szCs w:val="20"/>
+              </w:rPr>
+              <w:t xml:space="preserve">)</w:t>
+            </w:r>
+          </w:p>
+        </w:tc>
+        <w:tc>
+          <w:tcPr>
+            <w:tcW w:type="dxa" w:w="1408"/>
+            <w:tcMar>
+              <w:top w:type="dxa" w:w="90"/>
+              <w:left w:type="dxa" w:w="120"/>
+              <w:bottom w:type="dxa" w:w="90"/>
+              <w:right w:type="dxa" w:w="120"/>
+            </w:tcMar>
+            <w:vAlign w:val="center"/>
+          </w:tcPr>
+          <w:p>
+            <w:pPr>
+              <w:spacing w:after="0" w:line="280"/>
+            </w:pPr>
+            <w:r>
+              <w:rPr>
+                <w:rFonts w:ascii="Menlo" w:cs="Menlo" w:eastAsia="Menlo" w:hAnsi="Menlo"/>
+                <w:color w:val="036F3D"/>
+                <w:sz w:val="20"/>
+                <w:szCs w:val="20"/>
+                <w:shd w:fill="F1F5F3" w:color="auto" w:val="clear"/>
+              </w:rPr>
+              <w:t xml:space="preserve">DA1-03</w:t>
+            </w:r>
+            <w:r>
+              <w:rPr>
+                <w:rFonts w:ascii="Be Vietnam Pro" w:cs="Be Vietnam Pro" w:eastAsia="Be Vietnam Pro" w:hAnsi="Be Vietnam Pro"/>
+                <w:color w:val="101814"/>
+                <w:sz w:val="20"/>
+                <w:szCs w:val="20"/>
+              </w:rPr>
+              <w:t xml:space="preserve"> </w:t>
+            </w:r>
+            <w:r>
+              <w:rPr>
+                <w:rFonts w:ascii="Menlo" w:cs="Menlo" w:eastAsia="Menlo" w:hAnsi="Menlo"/>
+                <w:color w:val="036F3D"/>
+                <w:sz w:val="20"/>
+                <w:szCs w:val="20"/>
+                <w:shd w:fill="F1F5F3" w:color="auto" w:val="clear"/>
+              </w:rPr>
+              <w:t xml:space="preserve">DA1-04</w:t>
+            </w:r>
+            <w:r>
+              <w:rPr>
+                <w:rFonts w:ascii="Be Vietnam Pro" w:cs="Be Vietnam Pro" w:eastAsia="Be Vietnam Pro" w:hAnsi="Be Vietnam Pro"/>
+                <w:color w:val="101814"/>
+                <w:sz w:val="20"/>
+                <w:szCs w:val="20"/>
+              </w:rPr>
+              <w:t xml:space="preserve"> </w:t>
+            </w:r>
+            <w:r>
+              <w:rPr>
+                <w:rFonts w:ascii="Menlo" w:cs="Menlo" w:eastAsia="Menlo" w:hAnsi="Menlo"/>
+                <w:color w:val="036F3D"/>
+                <w:sz w:val="20"/>
+                <w:szCs w:val="20"/>
+                <w:shd w:fill="F1F5F3" w:color="auto" w:val="clear"/>
+              </w:rPr>
+              <w:t xml:space="preserve">DA1-05</w:t>
+            </w:r>
+          </w:p>
+        </w:tc>
+        <w:tc>
+          <w:tcPr>
+            <w:tcW w:type="dxa" w:w="3237"/>
+            <w:tcMar>
+              <w:top w:type="dxa" w:w="90"/>
+              <w:left w:type="dxa" w:w="120"/>
+              <w:bottom w:type="dxa" w:w="90"/>
+              <w:right w:type="dxa" w:w="120"/>
+            </w:tcMar>
+            <w:vAlign w:val="center"/>
+          </w:tcPr>
+          <w:p>
+            <w:pPr>
+              <w:spacing w:after="0" w:line="280"/>
+            </w:pPr>
+            <w:r>
+              <w:rPr>
+                <w:rFonts w:ascii="Be Vietnam Pro" w:cs="Be Vietnam Pro" w:eastAsia="Be Vietnam Pro" w:hAnsi="Be Vietnam Pro"/>
+                <w:color w:val="101814"/>
+                <w:sz w:val="20"/>
+                <w:szCs w:val="20"/>
+              </w:rPr>
+              <w:t xml:space="preserve">TC-12, TC-15</w:t>
+            </w:r>
+          </w:p>
+        </w:tc>
+      </w:tr>
+      <w:tr>
+        <w:trPr>
+          <w:tblHeader w:val="false"/>
+        </w:trPr>
+        <w:tc>
+          <w:tcPr>
+            <w:tcW w:type="dxa" w:w="1000"/>
+            <w:tcMar>
+              <w:top w:type="dxa" w:w="90"/>
+              <w:left w:type="dxa" w:w="120"/>
+              <w:bottom w:type="dxa" w:w="90"/>
+              <w:right w:type="dxa" w:w="120"/>
+            </w:tcMar>
+            <w:vAlign w:val="center"/>
+          </w:tcPr>
+          <w:p>
+            <w:pPr>
+              <w:spacing w:after="0" w:line="280"/>
+            </w:pPr>
+            <w:r>
+              <w:rPr>
+                <w:rFonts w:ascii="Menlo" w:cs="Menlo" w:eastAsia="Menlo" w:hAnsi="Menlo"/>
+                <w:color w:val="036F3D"/>
+                <w:sz w:val="20"/>
+                <w:szCs w:val="20"/>
+                <w:shd w:fill="F1F5F3" w:color="auto" w:val="clear"/>
+              </w:rPr>
+              <w:t xml:space="preserve">YC-13</w:t>
+            </w:r>
+          </w:p>
+        </w:tc>
+        <w:tc>
+          <w:tcPr>
+            <w:tcW w:type="dxa" w:w="3715"/>
+            <w:tcMar>
+              <w:top w:type="dxa" w:w="90"/>
+              <w:left w:type="dxa" w:w="120"/>
+              <w:bottom w:type="dxa" w:w="90"/>
+              <w:right w:type="dxa" w:w="120"/>
+            </w:tcMar>
+            <w:vAlign w:val="center"/>
+          </w:tcPr>
+          <w:p>
+            <w:pPr>
+              <w:spacing w:after="0" w:line="280"/>
+            </w:pPr>
+            <w:r>
+              <w:rPr>
+                <w:rFonts w:ascii="Be Vietnam Pro" w:cs="Be Vietnam Pro" w:eastAsia="Be Vietnam Pro" w:hAnsi="Be Vietnam Pro"/>
+                <w:color w:val="101814"/>
+                <w:sz w:val="20"/>
+                <w:szCs w:val="20"/>
+              </w:rPr>
+              <w:t xml:space="preserve">Nội dung chưa dịch thì không hiện ở trang ngôn ngữ đó, thay vì h…</w:t>
+            </w:r>
+          </w:p>
+        </w:tc>
+        <w:tc>
+          <w:tcPr>
+            <w:tcW w:type="dxa" w:w="1408"/>
+            <w:tcMar>
+              <w:top w:type="dxa" w:w="90"/>
+              <w:left w:type="dxa" w:w="120"/>
+              <w:bottom w:type="dxa" w:w="90"/>
+              <w:right w:type="dxa" w:w="120"/>
+            </w:tcMar>
+            <w:vAlign w:val="center"/>
+          </w:tcPr>
+          <w:p>
+            <w:pPr>
+              <w:spacing w:after="0" w:line="280"/>
+            </w:pPr>
+            <w:r>
+              <w:rPr>
+                <w:rFonts w:ascii="Menlo" w:cs="Menlo" w:eastAsia="Menlo" w:hAnsi="Menlo"/>
+                <w:color w:val="036F3D"/>
+                <w:sz w:val="20"/>
+                <w:szCs w:val="20"/>
+                <w:shd w:fill="F1F5F3" w:color="auto" w:val="clear"/>
+              </w:rPr>
+              <w:t xml:space="preserve">DA1-03</w:t>
+            </w:r>
+            <w:r>
+              <w:rPr>
+                <w:rFonts w:ascii="Be Vietnam Pro" w:cs="Be Vietnam Pro" w:eastAsia="Be Vietnam Pro" w:hAnsi="Be Vietnam Pro"/>
+                <w:color w:val="101814"/>
+                <w:sz w:val="20"/>
+                <w:szCs w:val="20"/>
+              </w:rPr>
+              <w:t xml:space="preserve"> </w:t>
+            </w:r>
+            <w:r>
+              <w:rPr>
+                <w:rFonts w:ascii="Menlo" w:cs="Menlo" w:eastAsia="Menlo" w:hAnsi="Menlo"/>
+                <w:color w:val="036F3D"/>
+                <w:sz w:val="20"/>
+                <w:szCs w:val="20"/>
+                <w:shd w:fill="F1F5F3" w:color="auto" w:val="clear"/>
+              </w:rPr>
+              <w:t xml:space="preserve">DA1-04</w:t>
+            </w:r>
+            <w:r>
+              <w:rPr>
+                <w:rFonts w:ascii="Be Vietnam Pro" w:cs="Be Vietnam Pro" w:eastAsia="Be Vietnam Pro" w:hAnsi="Be Vietnam Pro"/>
+                <w:color w:val="101814"/>
+                <w:sz w:val="20"/>
+                <w:szCs w:val="20"/>
+              </w:rPr>
+              <w:t xml:space="preserve"> </w:t>
+            </w:r>
+            <w:r>
+              <w:rPr>
+                <w:rFonts w:ascii="Menlo" w:cs="Menlo" w:eastAsia="Menlo" w:hAnsi="Menlo"/>
+                <w:color w:val="036F3D"/>
+                <w:sz w:val="20"/>
+                <w:szCs w:val="20"/>
+                <w:shd w:fill="F1F5F3" w:color="auto" w:val="clear"/>
+              </w:rPr>
+              <w:t xml:space="preserve">DA1-05</w:t>
+            </w:r>
+          </w:p>
+        </w:tc>
+        <w:tc>
+          <w:tcPr>
+            <w:tcW w:type="dxa" w:w="3237"/>
+            <w:tcMar>
+              <w:top w:type="dxa" w:w="90"/>
+              <w:left w:type="dxa" w:w="120"/>
+              <w:bottom w:type="dxa" w:w="90"/>
+              <w:right w:type="dxa" w:w="120"/>
+            </w:tcMar>
+            <w:vAlign w:val="center"/>
+          </w:tcPr>
+          <w:p>
+            <w:pPr>
+              <w:spacing w:after="0" w:line="280"/>
+            </w:pPr>
+            <w:r>
+              <w:rPr>
+                <w:rFonts w:ascii="Be Vietnam Pro" w:cs="Be Vietnam Pro" w:eastAsia="Be Vietnam Pro" w:hAnsi="Be Vietnam Pro"/>
+                <w:color w:val="101814"/>
+                <w:sz w:val="20"/>
+                <w:szCs w:val="20"/>
+              </w:rPr>
+              <w:t xml:space="preserve">TC-13, TC-14</w:t>
+            </w:r>
+          </w:p>
+        </w:tc>
+      </w:tr>
+      <w:tr>
+        <w:trPr>
+          <w:tblHeader w:val="false"/>
+        </w:trPr>
+        <w:tc>
+          <w:tcPr>
+            <w:tcW w:type="dxa" w:w="1000"/>
+            <w:tcMar>
+              <w:top w:type="dxa" w:w="90"/>
+              <w:left w:type="dxa" w:w="120"/>
+              <w:bottom w:type="dxa" w:w="90"/>
+              <w:right w:type="dxa" w:w="120"/>
+            </w:tcMar>
+            <w:vAlign w:val="center"/>
+          </w:tcPr>
+          <w:p>
+            <w:pPr>
+              <w:spacing w:after="0" w:line="280"/>
+            </w:pPr>
+            <w:r>
+              <w:rPr>
+                <w:rFonts w:ascii="Menlo" w:cs="Menlo" w:eastAsia="Menlo" w:hAnsi="Menlo"/>
+                <w:color w:val="036F3D"/>
+                <w:sz w:val="20"/>
+                <w:szCs w:val="20"/>
+                <w:shd w:fill="F1F5F3" w:color="auto" w:val="clear"/>
+              </w:rPr>
+              <w:t xml:space="preserve">YC-14</w:t>
+            </w:r>
+          </w:p>
+        </w:tc>
+        <w:tc>
+          <w:tcPr>
+            <w:tcW w:type="dxa" w:w="3715"/>
+            <w:tcMar>
+              <w:top w:type="dxa" w:w="90"/>
+              <w:left w:type="dxa" w:w="120"/>
+              <w:bottom w:type="dxa" w:w="90"/>
+              <w:right w:type="dxa" w:w="120"/>
+            </w:tcMar>
+            <w:vAlign w:val="center"/>
+          </w:tcPr>
+          <w:p>
+            <w:pPr>
+              <w:spacing w:after="0" w:line="280"/>
+            </w:pPr>
+            <w:r>
+              <w:rPr>
+                <w:rFonts w:ascii="Be Vietnam Pro" w:cs="Be Vietnam Pro" w:eastAsia="Be Vietnam Pro" w:hAnsi="Be Vietnam Pro"/>
+                <w:color w:val="101814"/>
+                <w:sz w:val="20"/>
+                <w:szCs w:val="20"/>
+              </w:rPr>
+              <w:t xml:space="preserve">Chuyển ngôn ngữ giữ nguyên trang đang xem</w:t>
+            </w:r>
+          </w:p>
+        </w:tc>
+        <w:tc>
+          <w:tcPr>
+            <w:tcW w:type="dxa" w:w="1408"/>
+            <w:tcMar>
+              <w:top w:type="dxa" w:w="90"/>
+              <w:left w:type="dxa" w:w="120"/>
+              <w:bottom w:type="dxa" w:w="90"/>
+              <w:right w:type="dxa" w:w="120"/>
+            </w:tcMar>
+            <w:vAlign w:val="center"/>
+          </w:tcPr>
+          <w:p>
+            <w:pPr>
+              <w:spacing w:after="0" w:line="280"/>
+            </w:pPr>
+            <w:r>
+              <w:rPr>
+                <w:rFonts w:ascii="Menlo" w:cs="Menlo" w:eastAsia="Menlo" w:hAnsi="Menlo"/>
+                <w:color w:val="036F3D"/>
+                <w:sz w:val="20"/>
+                <w:szCs w:val="20"/>
+                <w:shd w:fill="F1F5F3" w:color="auto" w:val="clear"/>
+              </w:rPr>
+              <w:t xml:space="preserve">DA1-03</w:t>
+            </w:r>
+            <w:r>
+              <w:rPr>
+                <w:rFonts w:ascii="Be Vietnam Pro" w:cs="Be Vietnam Pro" w:eastAsia="Be Vietnam Pro" w:hAnsi="Be Vietnam Pro"/>
+                <w:color w:val="101814"/>
+                <w:sz w:val="20"/>
+                <w:szCs w:val="20"/>
+              </w:rPr>
+              <w:t xml:space="preserve"> </w:t>
+            </w:r>
+            <w:r>
+              <w:rPr>
+                <w:rFonts w:ascii="Menlo" w:cs="Menlo" w:eastAsia="Menlo" w:hAnsi="Menlo"/>
+                <w:color w:val="036F3D"/>
+                <w:sz w:val="20"/>
+                <w:szCs w:val="20"/>
+                <w:shd w:fill="F1F5F3" w:color="auto" w:val="clear"/>
+              </w:rPr>
+              <w:t xml:space="preserve">DA1-04</w:t>
+            </w:r>
+            <w:r>
+              <w:rPr>
+                <w:rFonts w:ascii="Be Vietnam Pro" w:cs="Be Vietnam Pro" w:eastAsia="Be Vietnam Pro" w:hAnsi="Be Vietnam Pro"/>
+                <w:color w:val="101814"/>
+                <w:sz w:val="20"/>
+                <w:szCs w:val="20"/>
+              </w:rPr>
+              <w:t xml:space="preserve"> </w:t>
+            </w:r>
+            <w:r>
+              <w:rPr>
+                <w:rFonts w:ascii="Menlo" w:cs="Menlo" w:eastAsia="Menlo" w:hAnsi="Menlo"/>
+                <w:color w:val="036F3D"/>
+                <w:sz w:val="20"/>
+                <w:szCs w:val="20"/>
+                <w:shd w:fill="F1F5F3" w:color="auto" w:val="clear"/>
+              </w:rPr>
+              <w:t xml:space="preserve">DA1-05</w:t>
+            </w:r>
+          </w:p>
+        </w:tc>
+        <w:tc>
+          <w:tcPr>
+            <w:tcW w:type="dxa" w:w="3237"/>
+            <w:tcMar>
+              <w:top w:type="dxa" w:w="90"/>
+              <w:left w:type="dxa" w:w="120"/>
+              <w:bottom w:type="dxa" w:w="90"/>
+              <w:right w:type="dxa" w:w="120"/>
+            </w:tcMar>
+            <w:vAlign w:val="center"/>
+          </w:tcPr>
+          <w:p>
+            <w:pPr>
+              <w:spacing w:after="0" w:line="280"/>
+            </w:pPr>
+            <w:r>
+              <w:rPr>
+                <w:rFonts w:ascii="Be Vietnam Pro" w:cs="Be Vietnam Pro" w:eastAsia="Be Vietnam Pro" w:hAnsi="Be Vietnam Pro"/>
+                <w:color w:val="101814"/>
+                <w:sz w:val="20"/>
+                <w:szCs w:val="20"/>
+              </w:rPr>
+              <w:t xml:space="preserve">TC-16</w:t>
+            </w:r>
+          </w:p>
+        </w:tc>
+      </w:tr>
+      <w:tr>
+        <w:trPr>
+          <w:tblHeader w:val="false"/>
+        </w:trPr>
+        <w:tc>
+          <w:tcPr>
+            <w:tcW w:type="dxa" w:w="1000"/>
+            <w:tcMar>
+              <w:top w:type="dxa" w:w="90"/>
+              <w:left w:type="dxa" w:w="120"/>
+              <w:bottom w:type="dxa" w:w="90"/>
+              <w:right w:type="dxa" w:w="120"/>
+            </w:tcMar>
+            <w:vAlign w:val="center"/>
+          </w:tcPr>
+          <w:p>
+            <w:pPr>
+              <w:spacing w:after="0" w:line="280"/>
+            </w:pPr>
+            <w:r>
+              <w:rPr>
+                <w:rFonts w:ascii="Menlo" w:cs="Menlo" w:eastAsia="Menlo" w:hAnsi="Menlo"/>
+                <w:color w:val="036F3D"/>
+                <w:sz w:val="20"/>
+                <w:szCs w:val="20"/>
+                <w:shd w:fill="F1F5F3" w:color="auto" w:val="clear"/>
+              </w:rPr>
+              <w:t xml:space="preserve">YC-15</w:t>
+            </w:r>
+          </w:p>
+        </w:tc>
+        <w:tc>
+          <w:tcPr>
+            <w:tcW w:type="dxa" w:w="3715"/>
+            <w:tcMar>
+              <w:top w:type="dxa" w:w="90"/>
+              <w:left w:type="dxa" w:w="120"/>
+              <w:bottom w:type="dxa" w:w="90"/>
+              <w:right w:type="dxa" w:w="120"/>
+            </w:tcMar>
+            <w:vAlign w:val="center"/>
+          </w:tcPr>
+          <w:p>
+            <w:pPr>
+              <w:spacing w:after="0" w:line="280"/>
+            </w:pPr>
+            <w:r>
+              <w:rPr>
+                <w:rFonts w:ascii="Be Vietnam Pro" w:cs="Be Vietnam Pro" w:eastAsia="Be Vietnam Pro" w:hAnsi="Be Vietnam Pro"/>
+                <w:color w:val="101814"/>
+                <w:sz w:val="20"/>
+                <w:szCs w:val="20"/>
+              </w:rPr>
+              <w:t xml:space="preserve">Trang chủ giới thiệu năng lực, cấu hình được từng khối</w:t>
+            </w:r>
+          </w:p>
+        </w:tc>
+        <w:tc>
+          <w:tcPr>
+            <w:tcW w:type="dxa" w:w="1408"/>
+            <w:tcMar>
+              <w:top w:type="dxa" w:w="90"/>
+              <w:left w:type="dxa" w:w="120"/>
+              <w:bottom w:type="dxa" w:w="90"/>
+              <w:right w:type="dxa" w:w="120"/>
+            </w:tcMar>
+            <w:vAlign w:val="center"/>
+          </w:tcPr>
+          <w:p>
+            <w:pPr>
+              <w:spacing w:after="0" w:line="280"/>
+            </w:pPr>
+            <w:r>
+              <w:rPr>
+                <w:rFonts w:ascii="Menlo" w:cs="Menlo" w:eastAsia="Menlo" w:hAnsi="Menlo"/>
+                <w:color w:val="036F3D"/>
+                <w:sz w:val="20"/>
+                <w:szCs w:val="20"/>
+                <w:shd w:fill="F1F5F3" w:color="auto" w:val="clear"/>
+              </w:rPr>
+              <w:t xml:space="preserve">DA1-03</w:t>
+            </w:r>
+            <w:r>
+              <w:rPr>
+                <w:rFonts w:ascii="Be Vietnam Pro" w:cs="Be Vietnam Pro" w:eastAsia="Be Vietnam Pro" w:hAnsi="Be Vietnam Pro"/>
+                <w:color w:val="101814"/>
+                <w:sz w:val="20"/>
+                <w:szCs w:val="20"/>
+              </w:rPr>
+              <w:t xml:space="preserve"> </w:t>
+            </w:r>
+            <w:r>
+              <w:rPr>
+                <w:rFonts w:ascii="Menlo" w:cs="Menlo" w:eastAsia="Menlo" w:hAnsi="Menlo"/>
+                <w:color w:val="036F3D"/>
+                <w:sz w:val="20"/>
+                <w:szCs w:val="20"/>
+                <w:shd w:fill="F1F5F3" w:color="auto" w:val="clear"/>
+              </w:rPr>
+              <w:t xml:space="preserve">DA1-04</w:t>
+            </w:r>
+            <w:r>
+              <w:rPr>
+                <w:rFonts w:ascii="Be Vietnam Pro" w:cs="Be Vietnam Pro" w:eastAsia="Be Vietnam Pro" w:hAnsi="Be Vietnam Pro"/>
+                <w:color w:val="101814"/>
+                <w:sz w:val="20"/>
+                <w:szCs w:val="20"/>
+              </w:rPr>
+              <w:t xml:space="preserve"> </w:t>
+            </w:r>
+            <w:r>
+              <w:rPr>
+                <w:rFonts w:ascii="Menlo" w:cs="Menlo" w:eastAsia="Menlo" w:hAnsi="Menlo"/>
+                <w:color w:val="036F3D"/>
+                <w:sz w:val="20"/>
+                <w:szCs w:val="20"/>
+                <w:shd w:fill="F1F5F3" w:color="auto" w:val="clear"/>
+              </w:rPr>
+              <w:t xml:space="preserve">DA1-05</w:t>
+            </w:r>
+          </w:p>
+        </w:tc>
+        <w:tc>
+          <w:tcPr>
+            <w:tcW w:type="dxa" w:w="3237"/>
+            <w:tcMar>
+              <w:top w:type="dxa" w:w="90"/>
+              <w:left w:type="dxa" w:w="120"/>
+              <w:bottom w:type="dxa" w:w="90"/>
+              <w:right w:type="dxa" w:w="120"/>
+            </w:tcMar>
+            <w:vAlign w:val="center"/>
+          </w:tcPr>
+          <w:p>
+            <w:pPr>
+              <w:spacing w:after="0" w:line="280"/>
+            </w:pPr>
+            <w:r>
+              <w:rPr>
+                <w:rFonts w:ascii="Be Vietnam Pro" w:cs="Be Vietnam Pro" w:eastAsia="Be Vietnam Pro" w:hAnsi="Be Vietnam Pro"/>
+                <w:color w:val="101814"/>
+                <w:sz w:val="20"/>
+                <w:szCs w:val="20"/>
+              </w:rPr>
+              <w:t xml:space="preserve">TC-17–TC-25</w:t>
+            </w:r>
+          </w:p>
+        </w:tc>
+      </w:tr>
+      <w:tr>
+        <w:trPr>
+          <w:tblHeader w:val="false"/>
+        </w:trPr>
+        <w:tc>
+          <w:tcPr>
+            <w:tcW w:type="dxa" w:w="1000"/>
+            <w:tcMar>
+              <w:top w:type="dxa" w:w="90"/>
+              <w:left w:type="dxa" w:w="120"/>
+              <w:bottom w:type="dxa" w:w="90"/>
+              <w:right w:type="dxa" w:w="120"/>
+            </w:tcMar>
+            <w:vAlign w:val="center"/>
+          </w:tcPr>
+          <w:p>
+            <w:pPr>
+              <w:spacing w:after="0" w:line="280"/>
+            </w:pPr>
+            <w:r>
+              <w:rPr>
+                <w:rFonts w:ascii="Menlo" w:cs="Menlo" w:eastAsia="Menlo" w:hAnsi="Menlo"/>
+                <w:color w:val="036F3D"/>
+                <w:sz w:val="20"/>
+                <w:szCs w:val="20"/>
+                <w:shd w:fill="F1F5F3" w:color="auto" w:val="clear"/>
+              </w:rPr>
+              <w:t xml:space="preserve">YC-16</w:t>
+            </w:r>
+          </w:p>
+        </w:tc>
+        <w:tc>
+          <w:tcPr>
+            <w:tcW w:type="dxa" w:w="3715"/>
+            <w:tcMar>
+              <w:top w:type="dxa" w:w="90"/>
+              <w:left w:type="dxa" w:w="120"/>
+              <w:bottom w:type="dxa" w:w="90"/>
+              <w:right w:type="dxa" w:w="120"/>
+            </w:tcMar>
+            <w:vAlign w:val="center"/>
+          </w:tcPr>
+          <w:p>
+            <w:pPr>
+              <w:spacing w:after="0" w:line="280"/>
+            </w:pPr>
+            <w:r>
+              <w:rPr>
+                <w:rFonts w:ascii="Be Vietnam Pro" w:cs="Be Vietnam Pro" w:eastAsia="Be Vietnam Pro" w:hAnsi="Be Vietnam Pro"/>
+                <w:color w:val="101814"/>
+                <w:sz w:val="20"/>
+                <w:szCs w:val="20"/>
+              </w:rPr>
+              <w:t xml:space="preserve">Trang danh sách nguyên liệu có tìm kiếm và bộ lọc</w:t>
+            </w:r>
+          </w:p>
+        </w:tc>
+        <w:tc>
+          <w:tcPr>
+            <w:tcW w:type="dxa" w:w="1408"/>
+            <w:tcMar>
+              <w:top w:type="dxa" w:w="90"/>
+              <w:left w:type="dxa" w:w="120"/>
+              <w:bottom w:type="dxa" w:w="90"/>
+              <w:right w:type="dxa" w:w="120"/>
+            </w:tcMar>
+            <w:vAlign w:val="center"/>
+          </w:tcPr>
+          <w:p>
+            <w:pPr>
+              <w:spacing w:after="0" w:line="280"/>
+            </w:pPr>
+            <w:r>
+              <w:rPr>
+                <w:rFonts w:ascii="Menlo" w:cs="Menlo" w:eastAsia="Menlo" w:hAnsi="Menlo"/>
+                <w:color w:val="036F3D"/>
+                <w:sz w:val="20"/>
+                <w:szCs w:val="20"/>
+                <w:shd w:fill="F1F5F3" w:color="auto" w:val="clear"/>
+              </w:rPr>
+              <w:t xml:space="preserve">DA1-03</w:t>
+            </w:r>
+            <w:r>
+              <w:rPr>
+                <w:rFonts w:ascii="Be Vietnam Pro" w:cs="Be Vietnam Pro" w:eastAsia="Be Vietnam Pro" w:hAnsi="Be Vietnam Pro"/>
+                <w:color w:val="101814"/>
+                <w:sz w:val="20"/>
+                <w:szCs w:val="20"/>
+              </w:rPr>
+              <w:t xml:space="preserve"> </w:t>
+            </w:r>
+            <w:r>
+              <w:rPr>
+                <w:rFonts w:ascii="Menlo" w:cs="Menlo" w:eastAsia="Menlo" w:hAnsi="Menlo"/>
+                <w:color w:val="036F3D"/>
+                <w:sz w:val="20"/>
+                <w:szCs w:val="20"/>
+                <w:shd w:fill="F1F5F3" w:color="auto" w:val="clear"/>
+              </w:rPr>
+              <w:t xml:space="preserve">DA1-04</w:t>
+            </w:r>
+            <w:r>
+              <w:rPr>
+                <w:rFonts w:ascii="Be Vietnam Pro" w:cs="Be Vietnam Pro" w:eastAsia="Be Vietnam Pro" w:hAnsi="Be Vietnam Pro"/>
+                <w:color w:val="101814"/>
+                <w:sz w:val="20"/>
+                <w:szCs w:val="20"/>
+              </w:rPr>
+              <w:t xml:space="preserve"> </w:t>
+            </w:r>
+            <w:r>
+              <w:rPr>
+                <w:rFonts w:ascii="Menlo" w:cs="Menlo" w:eastAsia="Menlo" w:hAnsi="Menlo"/>
+                <w:color w:val="036F3D"/>
+                <w:sz w:val="20"/>
+                <w:szCs w:val="20"/>
+                <w:shd w:fill="F1F5F3" w:color="auto" w:val="clear"/>
+              </w:rPr>
+              <w:t xml:space="preserve">DA1-05</w:t>
+            </w:r>
+          </w:p>
+        </w:tc>
+        <w:tc>
+          <w:tcPr>
+            <w:tcW w:type="dxa" w:w="3237"/>
+            <w:tcMar>
+              <w:top w:type="dxa" w:w="90"/>
+              <w:left w:type="dxa" w:w="120"/>
+              <w:bottom w:type="dxa" w:w="90"/>
+              <w:right w:type="dxa" w:w="120"/>
+            </w:tcMar>
+            <w:vAlign w:val="center"/>
+          </w:tcPr>
+          <w:p>
+            <w:pPr>
+              <w:spacing w:after="0" w:line="280"/>
+            </w:pPr>
+            <w:r>
+              <w:rPr>
+                <w:rFonts w:ascii="Be Vietnam Pro" w:cs="Be Vietnam Pro" w:eastAsia="Be Vietnam Pro" w:hAnsi="Be Vietnam Pro"/>
+                <w:color w:val="101814"/>
+                <w:sz w:val="20"/>
+                <w:szCs w:val="20"/>
+              </w:rPr>
+              <w:t xml:space="preserve">TC-17–TC-25, TC-18, TC-19</w:t>
+            </w:r>
+          </w:p>
+        </w:tc>
+      </w:tr>
+      <w:tr>
+        <w:trPr>
+          <w:tblHeader w:val="false"/>
+        </w:trPr>
+        <w:tc>
+          <w:tcPr>
+            <w:tcW w:type="dxa" w:w="1000"/>
+            <w:tcMar>
+              <w:top w:type="dxa" w:w="90"/>
+              <w:left w:type="dxa" w:w="120"/>
+              <w:bottom w:type="dxa" w:w="90"/>
+              <w:right w:type="dxa" w:w="120"/>
+            </w:tcMar>
+            <w:vAlign w:val="center"/>
+          </w:tcPr>
+          <w:p>
+            <w:pPr>
+              <w:spacing w:after="0" w:line="280"/>
+            </w:pPr>
+            <w:r>
+              <w:rPr>
+                <w:rFonts w:ascii="Menlo" w:cs="Menlo" w:eastAsia="Menlo" w:hAnsi="Menlo"/>
+                <w:color w:val="036F3D"/>
+                <w:sz w:val="20"/>
+                <w:szCs w:val="20"/>
+                <w:shd w:fill="F1F5F3" w:color="auto" w:val="clear"/>
+              </w:rPr>
+              <w:t xml:space="preserve">YC-17</w:t>
+            </w:r>
+          </w:p>
+        </w:tc>
+        <w:tc>
+          <w:tcPr>
+            <w:tcW w:type="dxa" w:w="3715"/>
+            <w:tcMar>
+              <w:top w:type="dxa" w:w="90"/>
+              <w:left w:type="dxa" w:w="120"/>
+              <w:bottom w:type="dxa" w:w="90"/>
+              <w:right w:type="dxa" w:w="120"/>
+            </w:tcMar>
+            <w:vAlign w:val="center"/>
+          </w:tcPr>
+          <w:p>
+            <w:pPr>
+              <w:spacing w:after="0" w:line="280"/>
+            </w:pPr>
+            <w:r>
+              <w:rPr>
+                <w:rFonts w:ascii="Be Vietnam Pro" w:cs="Be Vietnam Pro" w:eastAsia="Be Vietnam Pro" w:hAnsi="Be Vietnam Pro"/>
+                <w:color w:val="101814"/>
+                <w:sz w:val="20"/>
+                <w:szCs w:val="20"/>
+              </w:rPr>
+              <w:t xml:space="preserve">Danh sách nguyên liệu hiện ngay khi vào trang, không bị banner đ…</w:t>
+            </w:r>
+          </w:p>
+        </w:tc>
+        <w:tc>
+          <w:tcPr>
+            <w:tcW w:type="dxa" w:w="1408"/>
+            <w:tcMar>
+              <w:top w:type="dxa" w:w="90"/>
+              <w:left w:type="dxa" w:w="120"/>
+              <w:bottom w:type="dxa" w:w="90"/>
+              <w:right w:type="dxa" w:w="120"/>
+            </w:tcMar>
+            <w:vAlign w:val="center"/>
+          </w:tcPr>
+          <w:p>
+            <w:pPr>
+              <w:spacing w:after="0" w:line="280"/>
+            </w:pPr>
+            <w:r>
+              <w:rPr>
+                <w:rFonts w:ascii="Menlo" w:cs="Menlo" w:eastAsia="Menlo" w:hAnsi="Menlo"/>
+                <w:color w:val="036F3D"/>
+                <w:sz w:val="20"/>
+                <w:szCs w:val="20"/>
+                <w:shd w:fill="F1F5F3" w:color="auto" w:val="clear"/>
+              </w:rPr>
+              <w:t xml:space="preserve">DA1-03</w:t>
+            </w:r>
+            <w:r>
+              <w:rPr>
+                <w:rFonts w:ascii="Be Vietnam Pro" w:cs="Be Vietnam Pro" w:eastAsia="Be Vietnam Pro" w:hAnsi="Be Vietnam Pro"/>
+                <w:color w:val="101814"/>
+                <w:sz w:val="20"/>
+                <w:szCs w:val="20"/>
+              </w:rPr>
+              <w:t xml:space="preserve"> </w:t>
+            </w:r>
+            <w:r>
+              <w:rPr>
+                <w:rFonts w:ascii="Menlo" w:cs="Menlo" w:eastAsia="Menlo" w:hAnsi="Menlo"/>
+                <w:color w:val="036F3D"/>
+                <w:sz w:val="20"/>
+                <w:szCs w:val="20"/>
+                <w:shd w:fill="F1F5F3" w:color="auto" w:val="clear"/>
+              </w:rPr>
+              <w:t xml:space="preserve">DA1-04</w:t>
+            </w:r>
+            <w:r>
+              <w:rPr>
+                <w:rFonts w:ascii="Be Vietnam Pro" w:cs="Be Vietnam Pro" w:eastAsia="Be Vietnam Pro" w:hAnsi="Be Vietnam Pro"/>
+                <w:color w:val="101814"/>
+                <w:sz w:val="20"/>
+                <w:szCs w:val="20"/>
+              </w:rPr>
+              <w:t xml:space="preserve"> </w:t>
+            </w:r>
+            <w:r>
+              <w:rPr>
+                <w:rFonts w:ascii="Menlo" w:cs="Menlo" w:eastAsia="Menlo" w:hAnsi="Menlo"/>
+                <w:color w:val="036F3D"/>
+                <w:sz w:val="20"/>
+                <w:szCs w:val="20"/>
+                <w:shd w:fill="F1F5F3" w:color="auto" w:val="clear"/>
+              </w:rPr>
+              <w:t xml:space="preserve">DA1-05</w:t>
+            </w:r>
+          </w:p>
+        </w:tc>
+        <w:tc>
+          <w:tcPr>
+            <w:tcW w:type="dxa" w:w="3237"/>
+            <w:tcMar>
+              <w:top w:type="dxa" w:w="90"/>
+              <w:left w:type="dxa" w:w="120"/>
+              <w:bottom w:type="dxa" w:w="90"/>
+              <w:right w:type="dxa" w:w="120"/>
+            </w:tcMar>
+            <w:vAlign w:val="center"/>
+          </w:tcPr>
+          <w:p>
+            <w:pPr>
+              <w:spacing w:after="0" w:line="280"/>
+            </w:pPr>
+            <w:r>
+              <w:rPr>
+                <w:rFonts w:ascii="Be Vietnam Pro" w:cs="Be Vietnam Pro" w:eastAsia="Be Vietnam Pro" w:hAnsi="Be Vietnam Pro"/>
+                <w:color w:val="101814"/>
+                <w:sz w:val="20"/>
+                <w:szCs w:val="20"/>
+              </w:rPr>
+              <w:t xml:space="preserve">TC-17, TC-17–TC-25</w:t>
+            </w:r>
+          </w:p>
+        </w:tc>
+      </w:tr>
+      <w:tr>
+        <w:trPr>
+          <w:tblHeader w:val="false"/>
+        </w:trPr>
+        <w:tc>
+          <w:tcPr>
+            <w:tcW w:type="dxa" w:w="1000"/>
+            <w:tcMar>
+              <w:top w:type="dxa" w:w="90"/>
+              <w:left w:type="dxa" w:w="120"/>
+              <w:bottom w:type="dxa" w:w="90"/>
+              <w:right w:type="dxa" w:w="120"/>
+            </w:tcMar>
+            <w:vAlign w:val="center"/>
+          </w:tcPr>
+          <w:p>
+            <w:pPr>
+              <w:spacing w:after="0" w:line="280"/>
+            </w:pPr>
+            <w:r>
+              <w:rPr>
+                <w:rFonts w:ascii="Menlo" w:cs="Menlo" w:eastAsia="Menlo" w:hAnsi="Menlo"/>
+                <w:color w:val="036F3D"/>
+                <w:sz w:val="20"/>
+                <w:szCs w:val="20"/>
+                <w:shd w:fill="F1F5F3" w:color="auto" w:val="clear"/>
+              </w:rPr>
+              <w:t xml:space="preserve">YC-18</w:t>
+            </w:r>
+          </w:p>
+        </w:tc>
+        <w:tc>
+          <w:tcPr>
+            <w:tcW w:type="dxa" w:w="3715"/>
+            <w:tcMar>
+              <w:top w:type="dxa" w:w="90"/>
+              <w:left w:type="dxa" w:w="120"/>
+              <w:bottom w:type="dxa" w:w="90"/>
+              <w:right w:type="dxa" w:w="120"/>
+            </w:tcMar>
+            <w:vAlign w:val="center"/>
+          </w:tcPr>
+          <w:p>
+            <w:pPr>
+              <w:spacing w:after="0" w:line="280"/>
+            </w:pPr>
+            <w:r>
+              <w:rPr>
+                <w:rFonts w:ascii="Be Vietnam Pro" w:cs="Be Vietnam Pro" w:eastAsia="Be Vietnam Pro" w:hAnsi="Be Vietnam Pro"/>
+                <w:color w:val="101814"/>
+                <w:sz w:val="20"/>
+                <w:szCs w:val="20"/>
+              </w:rPr>
+              <w:t xml:space="preserve">Trang chi tiết nguyên liệu hiện đủ thông số kỹ thuật</w:t>
+            </w:r>
+          </w:p>
+        </w:tc>
+        <w:tc>
+          <w:tcPr>
+            <w:tcW w:type="dxa" w:w="1408"/>
+            <w:tcMar>
+              <w:top w:type="dxa" w:w="90"/>
+              <w:left w:type="dxa" w:w="120"/>
+              <w:bottom w:type="dxa" w:w="90"/>
+              <w:right w:type="dxa" w:w="120"/>
+            </w:tcMar>
+            <w:vAlign w:val="center"/>
+          </w:tcPr>
+          <w:p>
+            <w:pPr>
+              <w:spacing w:after="0" w:line="280"/>
+            </w:pPr>
+            <w:r>
+              <w:rPr>
+                <w:rFonts w:ascii="Menlo" w:cs="Menlo" w:eastAsia="Menlo" w:hAnsi="Menlo"/>
+                <w:color w:val="036F3D"/>
+                <w:sz w:val="20"/>
+                <w:szCs w:val="20"/>
+                <w:shd w:fill="F1F5F3" w:color="auto" w:val="clear"/>
+              </w:rPr>
+              <w:t xml:space="preserve">DA1-03</w:t>
+            </w:r>
+            <w:r>
+              <w:rPr>
+                <w:rFonts w:ascii="Be Vietnam Pro" w:cs="Be Vietnam Pro" w:eastAsia="Be Vietnam Pro" w:hAnsi="Be Vietnam Pro"/>
+                <w:color w:val="101814"/>
+                <w:sz w:val="20"/>
+                <w:szCs w:val="20"/>
+              </w:rPr>
+              <w:t xml:space="preserve"> </w:t>
+            </w:r>
+            <w:r>
+              <w:rPr>
+                <w:rFonts w:ascii="Menlo" w:cs="Menlo" w:eastAsia="Menlo" w:hAnsi="Menlo"/>
+                <w:color w:val="036F3D"/>
+                <w:sz w:val="20"/>
+                <w:szCs w:val="20"/>
+                <w:shd w:fill="F1F5F3" w:color="auto" w:val="clear"/>
+              </w:rPr>
+              <w:t xml:space="preserve">DA1-04</w:t>
+            </w:r>
+            <w:r>
+              <w:rPr>
+                <w:rFonts w:ascii="Be Vietnam Pro" w:cs="Be Vietnam Pro" w:eastAsia="Be Vietnam Pro" w:hAnsi="Be Vietnam Pro"/>
+                <w:color w:val="101814"/>
+                <w:sz w:val="20"/>
+                <w:szCs w:val="20"/>
+              </w:rPr>
+              <w:t xml:space="preserve"> </w:t>
+            </w:r>
+            <w:r>
+              <w:rPr>
+                <w:rFonts w:ascii="Menlo" w:cs="Menlo" w:eastAsia="Menlo" w:hAnsi="Menlo"/>
+                <w:color w:val="036F3D"/>
+                <w:sz w:val="20"/>
+                <w:szCs w:val="20"/>
+                <w:shd w:fill="F1F5F3" w:color="auto" w:val="clear"/>
+              </w:rPr>
+              <w:t xml:space="preserve">DA1-05</w:t>
+            </w:r>
+          </w:p>
+        </w:tc>
+        <w:tc>
+          <w:tcPr>
+            <w:tcW w:type="dxa" w:w="3237"/>
+            <w:tcMar>
+              <w:top w:type="dxa" w:w="90"/>
+              <w:left w:type="dxa" w:w="120"/>
+              <w:bottom w:type="dxa" w:w="90"/>
+              <w:right w:type="dxa" w:w="120"/>
+            </w:tcMar>
+            <w:vAlign w:val="center"/>
+          </w:tcPr>
+          <w:p>
+            <w:pPr>
+              <w:spacing w:after="0" w:line="280"/>
+            </w:pPr>
+            <w:r>
+              <w:rPr>
+                <w:rFonts w:ascii="Be Vietnam Pro" w:cs="Be Vietnam Pro" w:eastAsia="Be Vietnam Pro" w:hAnsi="Be Vietnam Pro"/>
+                <w:color w:val="101814"/>
+                <w:sz w:val="20"/>
+                <w:szCs w:val="20"/>
+              </w:rPr>
+              <w:t xml:space="preserve">TC-17–TC-25, TC-20</w:t>
+            </w:r>
+          </w:p>
+        </w:tc>
+      </w:tr>
+      <w:tr>
+        <w:trPr>
+          <w:tblHeader w:val="false"/>
+        </w:trPr>
+        <w:tc>
+          <w:tcPr>
+            <w:tcW w:type="dxa" w:w="1000"/>
+            <w:tcMar>
+              <w:top w:type="dxa" w:w="90"/>
+              <w:left w:type="dxa" w:w="120"/>
+              <w:bottom w:type="dxa" w:w="90"/>
+              <w:right w:type="dxa" w:w="120"/>
+            </w:tcMar>
+            <w:vAlign w:val="center"/>
+          </w:tcPr>
+          <w:p>
+            <w:pPr>
+              <w:spacing w:after="0" w:line="280"/>
+            </w:pPr>
+            <w:r>
+              <w:rPr>
+                <w:rFonts w:ascii="Menlo" w:cs="Menlo" w:eastAsia="Menlo" w:hAnsi="Menlo"/>
+                <w:color w:val="036F3D"/>
+                <w:sz w:val="20"/>
+                <w:szCs w:val="20"/>
+                <w:shd w:fill="F1F5F3" w:color="auto" w:val="clear"/>
+              </w:rPr>
+              <w:t xml:space="preserve">YC-19</w:t>
+            </w:r>
+          </w:p>
+        </w:tc>
+        <w:tc>
+          <w:tcPr>
+            <w:tcW w:type="dxa" w:w="3715"/>
+            <w:tcMar>
+              <w:top w:type="dxa" w:w="90"/>
+              <w:left w:type="dxa" w:w="120"/>
+              <w:bottom w:type="dxa" w:w="90"/>
+              <w:right w:type="dxa" w:w="120"/>
+            </w:tcMar>
+            <w:vAlign w:val="center"/>
+          </w:tcPr>
+          <w:p>
+            <w:pPr>
+              <w:spacing w:after="0" w:line="280"/>
+            </w:pPr>
+            <w:r>
+              <w:rPr>
+                <w:rFonts w:ascii="Be Vietnam Pro" w:cs="Be Vietnam Pro" w:eastAsia="Be Vietnam Pro" w:hAnsi="Be Vietnam Pro"/>
+                <w:color w:val="101814"/>
+                <w:sz w:val="20"/>
+                <w:szCs w:val="20"/>
+              </w:rPr>
+              <w:t xml:space="preserve">Trang dịch vụ, công nghệ, chứng nhận, tình huống khách hàng, câu…</w:t>
+            </w:r>
+          </w:p>
+        </w:tc>
+        <w:tc>
+          <w:tcPr>
+            <w:tcW w:type="dxa" w:w="1408"/>
+            <w:tcMar>
+              <w:top w:type="dxa" w:w="90"/>
+              <w:left w:type="dxa" w:w="120"/>
+              <w:bottom w:type="dxa" w:w="90"/>
+              <w:right w:type="dxa" w:w="120"/>
+            </w:tcMar>
+            <w:vAlign w:val="center"/>
+          </w:tcPr>
+          <w:p>
+            <w:pPr>
+              <w:spacing w:after="0" w:line="280"/>
+            </w:pPr>
+            <w:r>
+              <w:rPr>
+                <w:rFonts w:ascii="Menlo" w:cs="Menlo" w:eastAsia="Menlo" w:hAnsi="Menlo"/>
+                <w:color w:val="036F3D"/>
+                <w:sz w:val="20"/>
+                <w:szCs w:val="20"/>
+                <w:shd w:fill="F1F5F3" w:color="auto" w:val="clear"/>
+              </w:rPr>
+              <w:t xml:space="preserve">DA1-03</w:t>
+            </w:r>
+            <w:r>
+              <w:rPr>
+                <w:rFonts w:ascii="Be Vietnam Pro" w:cs="Be Vietnam Pro" w:eastAsia="Be Vietnam Pro" w:hAnsi="Be Vietnam Pro"/>
+                <w:color w:val="101814"/>
+                <w:sz w:val="20"/>
+                <w:szCs w:val="20"/>
+              </w:rPr>
+              <w:t xml:space="preserve"> </w:t>
+            </w:r>
+            <w:r>
+              <w:rPr>
+                <w:rFonts w:ascii="Menlo" w:cs="Menlo" w:eastAsia="Menlo" w:hAnsi="Menlo"/>
+                <w:color w:val="036F3D"/>
+                <w:sz w:val="20"/>
+                <w:szCs w:val="20"/>
+                <w:shd w:fill="F1F5F3" w:color="auto" w:val="clear"/>
+              </w:rPr>
+              <w:t xml:space="preserve">DA1-04</w:t>
+            </w:r>
+            <w:r>
+              <w:rPr>
+                <w:rFonts w:ascii="Be Vietnam Pro" w:cs="Be Vietnam Pro" w:eastAsia="Be Vietnam Pro" w:hAnsi="Be Vietnam Pro"/>
+                <w:color w:val="101814"/>
+                <w:sz w:val="20"/>
+                <w:szCs w:val="20"/>
+              </w:rPr>
+              <w:t xml:space="preserve"> </w:t>
+            </w:r>
+            <w:r>
+              <w:rPr>
+                <w:rFonts w:ascii="Menlo" w:cs="Menlo" w:eastAsia="Menlo" w:hAnsi="Menlo"/>
+                <w:color w:val="036F3D"/>
+                <w:sz w:val="20"/>
+                <w:szCs w:val="20"/>
+                <w:shd w:fill="F1F5F3" w:color="auto" w:val="clear"/>
+              </w:rPr>
+              <w:t xml:space="preserve">DA1-05</w:t>
+            </w:r>
+          </w:p>
+        </w:tc>
+        <w:tc>
+          <w:tcPr>
+            <w:tcW w:type="dxa" w:w="3237"/>
+            <w:tcMar>
+              <w:top w:type="dxa" w:w="90"/>
+              <w:left w:type="dxa" w:w="120"/>
+              <w:bottom w:type="dxa" w:w="90"/>
+              <w:right w:type="dxa" w:w="120"/>
+            </w:tcMar>
+            <w:vAlign w:val="center"/>
+          </w:tcPr>
+          <w:p>
+            <w:pPr>
+              <w:spacing w:after="0" w:line="280"/>
+            </w:pPr>
+            <w:r>
+              <w:rPr>
+                <w:rFonts w:ascii="Be Vietnam Pro" w:cs="Be Vietnam Pro" w:eastAsia="Be Vietnam Pro" w:hAnsi="Be Vietnam Pro"/>
+                <w:color w:val="101814"/>
+                <w:sz w:val="20"/>
+                <w:szCs w:val="20"/>
+              </w:rPr>
+              <w:t xml:space="preserve">TC-17–TC-25</w:t>
+            </w:r>
+          </w:p>
+        </w:tc>
+      </w:tr>
+      <w:tr>
+        <w:trPr>
+          <w:tblHeader w:val="false"/>
+        </w:trPr>
+        <w:tc>
+          <w:tcPr>
+            <w:tcW w:type="dxa" w:w="1000"/>
+            <w:tcMar>
+              <w:top w:type="dxa" w:w="90"/>
+              <w:left w:type="dxa" w:w="120"/>
+              <w:bottom w:type="dxa" w:w="90"/>
+              <w:right w:type="dxa" w:w="120"/>
+            </w:tcMar>
+            <w:vAlign w:val="center"/>
+          </w:tcPr>
+          <w:p>
+            <w:pPr>
+              <w:spacing w:after="0" w:line="280"/>
+            </w:pPr>
+            <w:r>
+              <w:rPr>
+                <w:rFonts w:ascii="Menlo" w:cs="Menlo" w:eastAsia="Menlo" w:hAnsi="Menlo"/>
+                <w:color w:val="036F3D"/>
+                <w:sz w:val="20"/>
+                <w:szCs w:val="20"/>
+                <w:shd w:fill="F1F5F3" w:color="auto" w:val="clear"/>
+              </w:rPr>
+              <w:t xml:space="preserve">YC-20</w:t>
+            </w:r>
+          </w:p>
+        </w:tc>
+        <w:tc>
+          <w:tcPr>
+            <w:tcW w:type="dxa" w:w="3715"/>
+            <w:tcMar>
+              <w:top w:type="dxa" w:w="90"/>
+              <w:left w:type="dxa" w:w="120"/>
+              <w:bottom w:type="dxa" w:w="90"/>
+              <w:right w:type="dxa" w:w="120"/>
+            </w:tcMar>
+            <w:vAlign w:val="center"/>
+          </w:tcPr>
+          <w:p>
+            <w:pPr>
+              <w:spacing w:after="0" w:line="280"/>
+            </w:pPr>
+            <w:r>
+              <w:rPr>
+                <w:rFonts w:ascii="Be Vietnam Pro" w:cs="Be Vietnam Pro" w:eastAsia="Be Vietnam Pro" w:hAnsi="Be Vietnam Pro"/>
+                <w:color w:val="101814"/>
+                <w:sz w:val="20"/>
+                <w:szCs w:val="20"/>
+              </w:rPr>
+              <w:t xml:space="preserve">Trang bản tin, trang chi tiết bài viết có mục lục bên cạnh</w:t>
+            </w:r>
+          </w:p>
+        </w:tc>
+        <w:tc>
+          <w:tcPr>
+            <w:tcW w:type="dxa" w:w="1408"/>
+            <w:tcMar>
+              <w:top w:type="dxa" w:w="90"/>
+              <w:left w:type="dxa" w:w="120"/>
+              <w:bottom w:type="dxa" w:w="90"/>
+              <w:right w:type="dxa" w:w="120"/>
+            </w:tcMar>
+            <w:vAlign w:val="center"/>
+          </w:tcPr>
+          <w:p>
+            <w:pPr>
+              <w:spacing w:after="0" w:line="280"/>
+            </w:pPr>
+            <w:r>
+              <w:rPr>
+                <w:rFonts w:ascii="Menlo" w:cs="Menlo" w:eastAsia="Menlo" w:hAnsi="Menlo"/>
+                <w:color w:val="036F3D"/>
+                <w:sz w:val="20"/>
+                <w:szCs w:val="20"/>
+                <w:shd w:fill="F1F5F3" w:color="auto" w:val="clear"/>
+              </w:rPr>
+              <w:t xml:space="preserve">DA1-03</w:t>
+            </w:r>
+            <w:r>
+              <w:rPr>
+                <w:rFonts w:ascii="Be Vietnam Pro" w:cs="Be Vietnam Pro" w:eastAsia="Be Vietnam Pro" w:hAnsi="Be Vietnam Pro"/>
+                <w:color w:val="101814"/>
+                <w:sz w:val="20"/>
+                <w:szCs w:val="20"/>
+              </w:rPr>
+              <w:t xml:space="preserve"> </w:t>
+            </w:r>
+            <w:r>
+              <w:rPr>
+                <w:rFonts w:ascii="Menlo" w:cs="Menlo" w:eastAsia="Menlo" w:hAnsi="Menlo"/>
+                <w:color w:val="036F3D"/>
+                <w:sz w:val="20"/>
+                <w:szCs w:val="20"/>
+                <w:shd w:fill="F1F5F3" w:color="auto" w:val="clear"/>
+              </w:rPr>
+              <w:t xml:space="preserve">DA1-04</w:t>
+            </w:r>
+            <w:r>
+              <w:rPr>
+                <w:rFonts w:ascii="Be Vietnam Pro" w:cs="Be Vietnam Pro" w:eastAsia="Be Vietnam Pro" w:hAnsi="Be Vietnam Pro"/>
+                <w:color w:val="101814"/>
+                <w:sz w:val="20"/>
+                <w:szCs w:val="20"/>
+              </w:rPr>
+              <w:t xml:space="preserve"> </w:t>
+            </w:r>
+            <w:r>
+              <w:rPr>
+                <w:rFonts w:ascii="Menlo" w:cs="Menlo" w:eastAsia="Menlo" w:hAnsi="Menlo"/>
+                <w:color w:val="036F3D"/>
+                <w:sz w:val="20"/>
+                <w:szCs w:val="20"/>
+                <w:shd w:fill="F1F5F3" w:color="auto" w:val="clear"/>
+              </w:rPr>
+              <w:t xml:space="preserve">DA1-05</w:t>
+            </w:r>
+          </w:p>
+        </w:tc>
+        <w:tc>
+          <w:tcPr>
+            <w:tcW w:type="dxa" w:w="3237"/>
+            <w:tcMar>
+              <w:top w:type="dxa" w:w="90"/>
+              <w:left w:type="dxa" w:w="120"/>
+              <w:bottom w:type="dxa" w:w="90"/>
+              <w:right w:type="dxa" w:w="120"/>
+            </w:tcMar>
+            <w:vAlign w:val="center"/>
+          </w:tcPr>
+          <w:p>
+            <w:pPr>
+              <w:spacing w:after="0" w:line="280"/>
+            </w:pPr>
+            <w:r>
+              <w:rPr>
+                <w:rFonts w:ascii="Be Vietnam Pro" w:cs="Be Vietnam Pro" w:eastAsia="Be Vietnam Pro" w:hAnsi="Be Vietnam Pro"/>
+                <w:color w:val="101814"/>
+                <w:sz w:val="20"/>
+                <w:szCs w:val="20"/>
+              </w:rPr>
+              <w:t xml:space="preserve">TC-17–TC-25, TC-24</w:t>
+            </w:r>
+          </w:p>
+        </w:tc>
+      </w:tr>
+      <w:tr>
+        <w:trPr>
+          <w:tblHeader w:val="false"/>
+        </w:trPr>
+        <w:tc>
+          <w:tcPr>
+            <w:tcW w:type="dxa" w:w="1000"/>
+            <w:tcMar>
+              <w:top w:type="dxa" w:w="90"/>
+              <w:left w:type="dxa" w:w="120"/>
+              <w:bottom w:type="dxa" w:w="90"/>
+              <w:right w:type="dxa" w:w="120"/>
+            </w:tcMar>
+            <w:vAlign w:val="center"/>
+          </w:tcPr>
+          <w:p>
+            <w:pPr>
+              <w:spacing w:after="0" w:line="280"/>
+            </w:pPr>
+            <w:r>
+              <w:rPr>
+                <w:rFonts w:ascii="Menlo" w:cs="Menlo" w:eastAsia="Menlo" w:hAnsi="Menlo"/>
+                <w:color w:val="036F3D"/>
+                <w:sz w:val="20"/>
+                <w:szCs w:val="20"/>
+                <w:shd w:fill="F1F5F3" w:color="auto" w:val="clear"/>
+              </w:rPr>
+              <w:t xml:space="preserve">YC-21</w:t>
+            </w:r>
+          </w:p>
+        </w:tc>
+        <w:tc>
+          <w:tcPr>
+            <w:tcW w:type="dxa" w:w="3715"/>
+            <w:tcMar>
+              <w:top w:type="dxa" w:w="90"/>
+              <w:left w:type="dxa" w:w="120"/>
+              <w:bottom w:type="dxa" w:w="90"/>
+              <w:right w:type="dxa" w:w="120"/>
+            </w:tcMar>
+            <w:vAlign w:val="center"/>
+          </w:tcPr>
+          <w:p>
+            <w:pPr>
+              <w:spacing w:after="0" w:line="280"/>
+            </w:pPr>
+            <w:r>
+              <w:rPr>
+                <w:rFonts w:ascii="Be Vietnam Pro" w:cs="Be Vietnam Pro" w:eastAsia="Be Vietnam Pro" w:hAnsi="Be Vietnam Pro"/>
+                <w:color w:val="101814"/>
+                <w:sz w:val="20"/>
+                <w:szCs w:val="20"/>
+              </w:rPr>
+              <w:t xml:space="preserve">Khối "bài viết mới" ở trang chủ, cấu hình được tiêu đề, mô tả, s…</w:t>
+            </w:r>
+          </w:p>
+        </w:tc>
+        <w:tc>
+          <w:tcPr>
+            <w:tcW w:type="dxa" w:w="1408"/>
+            <w:tcMar>
+              <w:top w:type="dxa" w:w="90"/>
+              <w:left w:type="dxa" w:w="120"/>
+              <w:bottom w:type="dxa" w:w="90"/>
+              <w:right w:type="dxa" w:w="120"/>
+            </w:tcMar>
+            <w:vAlign w:val="center"/>
+          </w:tcPr>
+          <w:p>
+            <w:pPr>
+              <w:spacing w:after="0" w:line="280"/>
+            </w:pPr>
+            <w:r>
+              <w:rPr>
+                <w:rFonts w:ascii="Menlo" w:cs="Menlo" w:eastAsia="Menlo" w:hAnsi="Menlo"/>
+                <w:color w:val="036F3D"/>
+                <w:sz w:val="20"/>
+                <w:szCs w:val="20"/>
+                <w:shd w:fill="F1F5F3" w:color="auto" w:val="clear"/>
+              </w:rPr>
+              <w:t xml:space="preserve">DA1-03</w:t>
+            </w:r>
+            <w:r>
+              <w:rPr>
+                <w:rFonts w:ascii="Be Vietnam Pro" w:cs="Be Vietnam Pro" w:eastAsia="Be Vietnam Pro" w:hAnsi="Be Vietnam Pro"/>
+                <w:color w:val="101814"/>
+                <w:sz w:val="20"/>
+                <w:szCs w:val="20"/>
+              </w:rPr>
+              <w:t xml:space="preserve"> </w:t>
+            </w:r>
+            <w:r>
+              <w:rPr>
+                <w:rFonts w:ascii="Menlo" w:cs="Menlo" w:eastAsia="Menlo" w:hAnsi="Menlo"/>
+                <w:color w:val="036F3D"/>
+                <w:sz w:val="20"/>
+                <w:szCs w:val="20"/>
+                <w:shd w:fill="F1F5F3" w:color="auto" w:val="clear"/>
+              </w:rPr>
+              <w:t xml:space="preserve">DA1-04</w:t>
+            </w:r>
+            <w:r>
+              <w:rPr>
+                <w:rFonts w:ascii="Be Vietnam Pro" w:cs="Be Vietnam Pro" w:eastAsia="Be Vietnam Pro" w:hAnsi="Be Vietnam Pro"/>
+                <w:color w:val="101814"/>
+                <w:sz w:val="20"/>
+                <w:szCs w:val="20"/>
+              </w:rPr>
+              <w:t xml:space="preserve"> </w:t>
+            </w:r>
+            <w:r>
+              <w:rPr>
+                <w:rFonts w:ascii="Menlo" w:cs="Menlo" w:eastAsia="Menlo" w:hAnsi="Menlo"/>
+                <w:color w:val="036F3D"/>
+                <w:sz w:val="20"/>
+                <w:szCs w:val="20"/>
+                <w:shd w:fill="F1F5F3" w:color="auto" w:val="clear"/>
+              </w:rPr>
+              <w:t xml:space="preserve">DA1-05</w:t>
+            </w:r>
+          </w:p>
+        </w:tc>
+        <w:tc>
+          <w:tcPr>
+            <w:tcW w:type="dxa" w:w="3237"/>
+            <w:tcMar>
+              <w:top w:type="dxa" w:w="90"/>
+              <w:left w:type="dxa" w:w="120"/>
+              <w:bottom w:type="dxa" w:w="90"/>
+              <w:right w:type="dxa" w:w="120"/>
+            </w:tcMar>
+            <w:vAlign w:val="center"/>
+          </w:tcPr>
+          <w:p>
+            <w:pPr>
+              <w:spacing w:after="0" w:line="280"/>
+            </w:pPr>
+            <w:r>
+              <w:rPr>
+                <w:rFonts w:ascii="Be Vietnam Pro" w:cs="Be Vietnam Pro" w:eastAsia="Be Vietnam Pro" w:hAnsi="Be Vietnam Pro"/>
+                <w:color w:val="101814"/>
+                <w:sz w:val="20"/>
+                <w:szCs w:val="20"/>
+              </w:rPr>
+              <w:t xml:space="preserve">TC-17–TC-25, TC-23</w:t>
+            </w:r>
+          </w:p>
+        </w:tc>
+      </w:tr>
+      <w:tr>
+        <w:trPr>
+          <w:tblHeader w:val="false"/>
+        </w:trPr>
+        <w:tc>
+          <w:tcPr>
+            <w:tcW w:type="dxa" w:w="1000"/>
+            <w:tcMar>
+              <w:top w:type="dxa" w:w="90"/>
+              <w:left w:type="dxa" w:w="120"/>
+              <w:bottom w:type="dxa" w:w="90"/>
+              <w:right w:type="dxa" w:w="120"/>
+            </w:tcMar>
+            <w:vAlign w:val="center"/>
+          </w:tcPr>
+          <w:p>
+            <w:pPr>
+              <w:spacing w:after="0" w:line="280"/>
+            </w:pPr>
+            <w:r>
+              <w:rPr>
+                <w:rFonts w:ascii="Menlo" w:cs="Menlo" w:eastAsia="Menlo" w:hAnsi="Menlo"/>
+                <w:color w:val="036F3D"/>
+                <w:sz w:val="20"/>
+                <w:szCs w:val="20"/>
+                <w:shd w:fill="F1F5F3" w:color="auto" w:val="clear"/>
+              </w:rPr>
+              <w:t xml:space="preserve">YC-22</w:t>
+            </w:r>
+          </w:p>
+        </w:tc>
+        <w:tc>
+          <w:tcPr>
+            <w:tcW w:type="dxa" w:w="3715"/>
+            <w:tcMar>
+              <w:top w:type="dxa" w:w="90"/>
+              <w:left w:type="dxa" w:w="120"/>
+              <w:bottom w:type="dxa" w:w="90"/>
+              <w:right w:type="dxa" w:w="120"/>
+            </w:tcMar>
+            <w:vAlign w:val="center"/>
+          </w:tcPr>
+          <w:p>
+            <w:pPr>
+              <w:spacing w:after="0" w:line="280"/>
+            </w:pPr>
+            <w:r>
+              <w:rPr>
+                <w:rFonts w:ascii="Be Vietnam Pro" w:cs="Be Vietnam Pro" w:eastAsia="Be Vietnam Pro" w:hAnsi="Be Vietnam Pro"/>
+                <w:color w:val="101814"/>
+                <w:sz w:val="20"/>
+                <w:szCs w:val="20"/>
+              </w:rPr>
+              <w:t xml:space="preserve">Tối ưu công cụ tìm kiếm: thẻ mô tả, dữ liệu có cấu trúc, sơ đồ t…</w:t>
+            </w:r>
+          </w:p>
+        </w:tc>
+        <w:tc>
+          <w:tcPr>
+            <w:tcW w:type="dxa" w:w="1408"/>
+            <w:tcMar>
+              <w:top w:type="dxa" w:w="90"/>
+              <w:left w:type="dxa" w:w="120"/>
+              <w:bottom w:type="dxa" w:w="90"/>
+              <w:right w:type="dxa" w:w="120"/>
+            </w:tcMar>
+            <w:vAlign w:val="center"/>
+          </w:tcPr>
+          <w:p>
+            <w:pPr>
+              <w:spacing w:after="0" w:line="280"/>
+            </w:pPr>
+            <w:r>
+              <w:rPr>
+                <w:rFonts w:ascii="Menlo" w:cs="Menlo" w:eastAsia="Menlo" w:hAnsi="Menlo"/>
+                <w:color w:val="036F3D"/>
+                <w:sz w:val="20"/>
+                <w:szCs w:val="20"/>
+                <w:shd w:fill="F1F5F3" w:color="auto" w:val="clear"/>
+              </w:rPr>
+              <w:t xml:space="preserve">DA1-03</w:t>
+            </w:r>
+            <w:r>
+              <w:rPr>
+                <w:rFonts w:ascii="Be Vietnam Pro" w:cs="Be Vietnam Pro" w:eastAsia="Be Vietnam Pro" w:hAnsi="Be Vietnam Pro"/>
+                <w:color w:val="101814"/>
+                <w:sz w:val="20"/>
+                <w:szCs w:val="20"/>
+              </w:rPr>
+              <w:t xml:space="preserve"> </w:t>
+            </w:r>
+            <w:r>
+              <w:rPr>
+                <w:rFonts w:ascii="Menlo" w:cs="Menlo" w:eastAsia="Menlo" w:hAnsi="Menlo"/>
+                <w:color w:val="036F3D"/>
+                <w:sz w:val="20"/>
+                <w:szCs w:val="20"/>
+                <w:shd w:fill="F1F5F3" w:color="auto" w:val="clear"/>
+              </w:rPr>
+              <w:t xml:space="preserve">DA1-04</w:t>
+            </w:r>
+            <w:r>
+              <w:rPr>
+                <w:rFonts w:ascii="Be Vietnam Pro" w:cs="Be Vietnam Pro" w:eastAsia="Be Vietnam Pro" w:hAnsi="Be Vietnam Pro"/>
+                <w:color w:val="101814"/>
+                <w:sz w:val="20"/>
+                <w:szCs w:val="20"/>
+              </w:rPr>
+              <w:t xml:space="preserve"> </w:t>
+            </w:r>
+            <w:r>
+              <w:rPr>
+                <w:rFonts w:ascii="Menlo" w:cs="Menlo" w:eastAsia="Menlo" w:hAnsi="Menlo"/>
+                <w:color w:val="036F3D"/>
+                <w:sz w:val="20"/>
+                <w:szCs w:val="20"/>
+                <w:shd w:fill="F1F5F3" w:color="auto" w:val="clear"/>
+              </w:rPr>
+              <w:t xml:space="preserve">DA1-05</w:t>
+            </w:r>
+          </w:p>
+        </w:tc>
+        <w:tc>
+          <w:tcPr>
+            <w:tcW w:type="dxa" w:w="3237"/>
+            <w:tcMar>
+              <w:top w:type="dxa" w:w="90"/>
+              <w:left w:type="dxa" w:w="120"/>
+              <w:bottom w:type="dxa" w:w="90"/>
+              <w:right w:type="dxa" w:w="120"/>
+            </w:tcMar>
+            <w:vAlign w:val="center"/>
+          </w:tcPr>
+          <w:p>
+            <w:pPr>
+              <w:spacing w:after="0" w:line="280"/>
+            </w:pPr>
+            <w:r>
+              <w:rPr>
+                <w:rFonts w:ascii="Be Vietnam Pro" w:cs="Be Vietnam Pro" w:eastAsia="Be Vietnam Pro" w:hAnsi="Be Vietnam Pro"/>
+                <w:color w:val="101814"/>
+                <w:sz w:val="20"/>
+                <w:szCs w:val="20"/>
+              </w:rPr>
+              <w:t xml:space="preserve">TC-17–TC-25, TC-25</w:t>
+            </w:r>
+          </w:p>
+        </w:tc>
+      </w:tr>
+      <w:tr>
+        <w:trPr>
+          <w:tblHeader w:val="false"/>
+        </w:trPr>
+        <w:tc>
+          <w:tcPr>
+            <w:tcW w:type="dxa" w:w="1000"/>
+            <w:tcMar>
+              <w:top w:type="dxa" w:w="90"/>
+              <w:left w:type="dxa" w:w="120"/>
+              <w:bottom w:type="dxa" w:w="90"/>
+              <w:right w:type="dxa" w:w="120"/>
+            </w:tcMar>
+            <w:vAlign w:val="center"/>
+          </w:tcPr>
+          <w:p>
+            <w:pPr>
+              <w:spacing w:after="0" w:line="280"/>
+            </w:pPr>
+            <w:r>
+              <w:rPr>
+                <w:rFonts w:ascii="Menlo" w:cs="Menlo" w:eastAsia="Menlo" w:hAnsi="Menlo"/>
+                <w:color w:val="036F3D"/>
+                <w:sz w:val="20"/>
+                <w:szCs w:val="20"/>
+                <w:shd w:fill="F1F5F3" w:color="auto" w:val="clear"/>
+              </w:rPr>
+              <w:t xml:space="preserve">YC-23</w:t>
+            </w:r>
+          </w:p>
+        </w:tc>
+        <w:tc>
+          <w:tcPr>
+            <w:tcW w:type="dxa" w:w="3715"/>
+            <w:tcMar>
+              <w:top w:type="dxa" w:w="90"/>
+              <w:left w:type="dxa" w:w="120"/>
+              <w:bottom w:type="dxa" w:w="90"/>
+              <w:right w:type="dxa" w:w="120"/>
+            </w:tcMar>
+            <w:vAlign w:val="center"/>
+          </w:tcPr>
+          <w:p>
+            <w:pPr>
+              <w:spacing w:after="0" w:line="280"/>
+            </w:pPr>
+            <w:r>
+              <w:rPr>
+                <w:rFonts w:ascii="Be Vietnam Pro" w:cs="Be Vietnam Pro" w:eastAsia="Be Vietnam Pro" w:hAnsi="Be Vietnam Pro"/>
+                <w:color w:val="101814"/>
+                <w:sz w:val="20"/>
+                <w:szCs w:val="20"/>
+              </w:rPr>
+              <w:t xml:space="preserve">Khách tự đăng ký tài khoản, phân biệt doanh nghiệp và cá nhân</w:t>
+            </w:r>
+          </w:p>
+        </w:tc>
+        <w:tc>
+          <w:tcPr>
+            <w:tcW w:type="dxa" w:w="1408"/>
+            <w:tcMar>
+              <w:top w:type="dxa" w:w="90"/>
+              <w:left w:type="dxa" w:w="120"/>
+              <w:bottom w:type="dxa" w:w="90"/>
+              <w:right w:type="dxa" w:w="120"/>
+            </w:tcMar>
+            <w:vAlign w:val="center"/>
+          </w:tcPr>
+          <w:p>
+            <w:pPr>
+              <w:spacing w:after="0" w:line="280"/>
+            </w:pPr>
+            <w:r>
+              <w:rPr>
+                <w:rFonts w:ascii="Menlo" w:cs="Menlo" w:eastAsia="Menlo" w:hAnsi="Menlo"/>
+                <w:color w:val="036F3D"/>
+                <w:sz w:val="20"/>
+                <w:szCs w:val="20"/>
+                <w:shd w:fill="F1F5F3" w:color="auto" w:val="clear"/>
+              </w:rPr>
+              <w:t xml:space="preserve">DA1-03</w:t>
+            </w:r>
+            <w:r>
+              <w:rPr>
+                <w:rFonts w:ascii="Be Vietnam Pro" w:cs="Be Vietnam Pro" w:eastAsia="Be Vietnam Pro" w:hAnsi="Be Vietnam Pro"/>
+                <w:color w:val="101814"/>
+                <w:sz w:val="20"/>
+                <w:szCs w:val="20"/>
+              </w:rPr>
+              <w:t xml:space="preserve"> </w:t>
+            </w:r>
+            <w:r>
+              <w:rPr>
+                <w:rFonts w:ascii="Menlo" w:cs="Menlo" w:eastAsia="Menlo" w:hAnsi="Menlo"/>
+                <w:color w:val="036F3D"/>
+                <w:sz w:val="20"/>
+                <w:szCs w:val="20"/>
+                <w:shd w:fill="F1F5F3" w:color="auto" w:val="clear"/>
+              </w:rPr>
+              <w:t xml:space="preserve">DA1-04</w:t>
+            </w:r>
+            <w:r>
+              <w:rPr>
+                <w:rFonts w:ascii="Be Vietnam Pro" w:cs="Be Vietnam Pro" w:eastAsia="Be Vietnam Pro" w:hAnsi="Be Vietnam Pro"/>
+                <w:color w:val="101814"/>
+                <w:sz w:val="20"/>
+                <w:szCs w:val="20"/>
+              </w:rPr>
+              <w:t xml:space="preserve"> </w:t>
+            </w:r>
+            <w:r>
+              <w:rPr>
+                <w:rFonts w:ascii="Menlo" w:cs="Menlo" w:eastAsia="Menlo" w:hAnsi="Menlo"/>
+                <w:color w:val="036F3D"/>
+                <w:sz w:val="20"/>
+                <w:szCs w:val="20"/>
+                <w:shd w:fill="F1F5F3" w:color="auto" w:val="clear"/>
+              </w:rPr>
+              <w:t xml:space="preserve">DA1-05</w:t>
+            </w:r>
+          </w:p>
+        </w:tc>
+        <w:tc>
+          <w:tcPr>
+            <w:tcW w:type="dxa" w:w="3237"/>
+            <w:tcMar>
+              <w:top w:type="dxa" w:w="90"/>
+              <w:left w:type="dxa" w:w="120"/>
+              <w:bottom w:type="dxa" w:w="90"/>
+              <w:right w:type="dxa" w:w="120"/>
+            </w:tcMar>
+            <w:vAlign w:val="center"/>
+          </w:tcPr>
+          <w:p>
+            <w:pPr>
+              <w:spacing w:after="0" w:line="280"/>
+            </w:pPr>
+            <w:r>
+              <w:rPr>
+                <w:rFonts w:ascii="Be Vietnam Pro" w:cs="Be Vietnam Pro" w:eastAsia="Be Vietnam Pro" w:hAnsi="Be Vietnam Pro"/>
+                <w:color w:val="101814"/>
+                <w:sz w:val="20"/>
+                <w:szCs w:val="20"/>
+              </w:rPr>
+              <w:t xml:space="preserve">TC-26, TC-26–TC-36, TC-27</w:t>
+            </w:r>
+          </w:p>
+        </w:tc>
+      </w:tr>
+      <w:tr>
+        <w:trPr>
+          <w:tblHeader w:val="false"/>
+        </w:trPr>
+        <w:tc>
+          <w:tcPr>
+            <w:tcW w:type="dxa" w:w="1000"/>
+            <w:tcMar>
+              <w:top w:type="dxa" w:w="90"/>
+              <w:left w:type="dxa" w:w="120"/>
+              <w:bottom w:type="dxa" w:w="90"/>
+              <w:right w:type="dxa" w:w="120"/>
+            </w:tcMar>
+            <w:vAlign w:val="center"/>
+          </w:tcPr>
+          <w:p>
+            <w:pPr>
+              <w:spacing w:after="0" w:line="280"/>
+            </w:pPr>
+            <w:r>
+              <w:rPr>
+                <w:rFonts w:ascii="Menlo" w:cs="Menlo" w:eastAsia="Menlo" w:hAnsi="Menlo"/>
+                <w:color w:val="036F3D"/>
+                <w:sz w:val="20"/>
+                <w:szCs w:val="20"/>
+                <w:shd w:fill="F1F5F3" w:color="auto" w:val="clear"/>
+              </w:rPr>
+              <w:t xml:space="preserve">YC-24</w:t>
+            </w:r>
+          </w:p>
+        </w:tc>
+        <w:tc>
+          <w:tcPr>
+            <w:tcW w:type="dxa" w:w="3715"/>
+            <w:tcMar>
+              <w:top w:type="dxa" w:w="90"/>
+              <w:left w:type="dxa" w:w="120"/>
+              <w:bottom w:type="dxa" w:w="90"/>
+              <w:right w:type="dxa" w:w="120"/>
+            </w:tcMar>
+            <w:vAlign w:val="center"/>
+          </w:tcPr>
+          <w:p>
+            <w:pPr>
+              <w:spacing w:after="0" w:line="280"/>
+            </w:pPr>
+            <w:r>
+              <w:rPr>
+                <w:rFonts w:ascii="Be Vietnam Pro" w:cs="Be Vietnam Pro" w:eastAsia="Be Vietnam Pro" w:hAnsi="Be Vietnam Pro"/>
+                <w:color w:val="101814"/>
+                <w:sz w:val="20"/>
+                <w:szCs w:val="20"/>
+              </w:rPr>
+              <w:t xml:space="preserve">Đăng nhập bằng thư điện tử và mật khẩu</w:t>
+            </w:r>
+          </w:p>
+        </w:tc>
+        <w:tc>
+          <w:tcPr>
+            <w:tcW w:type="dxa" w:w="1408"/>
+            <w:tcMar>
+              <w:top w:type="dxa" w:w="90"/>
+              <w:left w:type="dxa" w:w="120"/>
+              <w:bottom w:type="dxa" w:w="90"/>
+              <w:right w:type="dxa" w:w="120"/>
+            </w:tcMar>
+            <w:vAlign w:val="center"/>
+          </w:tcPr>
+          <w:p>
+            <w:pPr>
+              <w:spacing w:after="0" w:line="280"/>
+            </w:pPr>
+            <w:r>
+              <w:rPr>
+                <w:rFonts w:ascii="Menlo" w:cs="Menlo" w:eastAsia="Menlo" w:hAnsi="Menlo"/>
+                <w:color w:val="036F3D"/>
+                <w:sz w:val="20"/>
+                <w:szCs w:val="20"/>
+                <w:shd w:fill="F1F5F3" w:color="auto" w:val="clear"/>
+              </w:rPr>
+              <w:t xml:space="preserve">DA1-03</w:t>
+            </w:r>
+            <w:r>
+              <w:rPr>
+                <w:rFonts w:ascii="Be Vietnam Pro" w:cs="Be Vietnam Pro" w:eastAsia="Be Vietnam Pro" w:hAnsi="Be Vietnam Pro"/>
+                <w:color w:val="101814"/>
+                <w:sz w:val="20"/>
+                <w:szCs w:val="20"/>
+              </w:rPr>
+              <w:t xml:space="preserve"> </w:t>
+            </w:r>
+            <w:r>
+              <w:rPr>
+                <w:rFonts w:ascii="Menlo" w:cs="Menlo" w:eastAsia="Menlo" w:hAnsi="Menlo"/>
+                <w:color w:val="036F3D"/>
+                <w:sz w:val="20"/>
+                <w:szCs w:val="20"/>
+                <w:shd w:fill="F1F5F3" w:color="auto" w:val="clear"/>
+              </w:rPr>
+              <w:t xml:space="preserve">DA1-04</w:t>
+            </w:r>
+            <w:r>
+              <w:rPr>
+                <w:rFonts w:ascii="Be Vietnam Pro" w:cs="Be Vietnam Pro" w:eastAsia="Be Vietnam Pro" w:hAnsi="Be Vietnam Pro"/>
+                <w:color w:val="101814"/>
+                <w:sz w:val="20"/>
+                <w:szCs w:val="20"/>
+              </w:rPr>
+              <w:t xml:space="preserve"> </w:t>
+            </w:r>
+            <w:r>
+              <w:rPr>
+                <w:rFonts w:ascii="Menlo" w:cs="Menlo" w:eastAsia="Menlo" w:hAnsi="Menlo"/>
+                <w:color w:val="036F3D"/>
+                <w:sz w:val="20"/>
+                <w:szCs w:val="20"/>
+                <w:shd w:fill="F1F5F3" w:color="auto" w:val="clear"/>
+              </w:rPr>
+              <w:t xml:space="preserve">DA1-05</w:t>
+            </w:r>
+          </w:p>
+        </w:tc>
+        <w:tc>
+          <w:tcPr>
+            <w:tcW w:type="dxa" w:w="3237"/>
+            <w:tcMar>
+              <w:top w:type="dxa" w:w="90"/>
+              <w:left w:type="dxa" w:w="120"/>
+              <w:bottom w:type="dxa" w:w="90"/>
+              <w:right w:type="dxa" w:w="120"/>
+            </w:tcMar>
+            <w:vAlign w:val="center"/>
+          </w:tcPr>
+          <w:p>
+            <w:pPr>
+              <w:spacing w:after="0" w:line="280"/>
+            </w:pPr>
+            <w:r>
+              <w:rPr>
+                <w:rFonts w:ascii="Be Vietnam Pro" w:cs="Be Vietnam Pro" w:eastAsia="Be Vietnam Pro" w:hAnsi="Be Vietnam Pro"/>
+                <w:color w:val="101814"/>
+                <w:sz w:val="20"/>
+                <w:szCs w:val="20"/>
+              </w:rPr>
+              <w:t xml:space="preserve">TC-26–TC-36</w:t>
+            </w:r>
+          </w:p>
+        </w:tc>
+      </w:tr>
+      <w:tr>
+        <w:trPr>
+          <w:tblHeader w:val="false"/>
+        </w:trPr>
+        <w:tc>
+          <w:tcPr>
+            <w:tcW w:type="dxa" w:w="1000"/>
+            <w:tcMar>
+              <w:top w:type="dxa" w:w="90"/>
+              <w:left w:type="dxa" w:w="120"/>
+              <w:bottom w:type="dxa" w:w="90"/>
+              <w:right w:type="dxa" w:w="120"/>
+            </w:tcMar>
+            <w:vAlign w:val="center"/>
+          </w:tcPr>
+          <w:p>
+            <w:pPr>
+              <w:spacing w:after="0" w:line="280"/>
+            </w:pPr>
+            <w:r>
+              <w:rPr>
+                <w:rFonts w:ascii="Menlo" w:cs="Menlo" w:eastAsia="Menlo" w:hAnsi="Menlo"/>
+                <w:color w:val="036F3D"/>
+                <w:sz w:val="20"/>
+                <w:szCs w:val="20"/>
+                <w:shd w:fill="F1F5F3" w:color="auto" w:val="clear"/>
+              </w:rPr>
+              <w:t xml:space="preserve">YC-25</w:t>
+            </w:r>
+          </w:p>
+        </w:tc>
+        <w:tc>
+          <w:tcPr>
+            <w:tcW w:type="dxa" w:w="3715"/>
+            <w:tcMar>
+              <w:top w:type="dxa" w:w="90"/>
+              <w:left w:type="dxa" w:w="120"/>
+              <w:bottom w:type="dxa" w:w="90"/>
+              <w:right w:type="dxa" w:w="120"/>
+            </w:tcMar>
+            <w:vAlign w:val="center"/>
+          </w:tcPr>
+          <w:p>
+            <w:pPr>
+              <w:spacing w:after="0" w:line="280"/>
+            </w:pPr>
+            <w:r>
+              <w:rPr>
+                <w:rFonts w:ascii="Be Vietnam Pro" w:cs="Be Vietnam Pro" w:eastAsia="Be Vietnam Pro" w:hAnsi="Be Vietnam Pro"/>
+                <w:color w:val="101814"/>
+                <w:sz w:val="20"/>
+                <w:szCs w:val="20"/>
+              </w:rPr>
+              <w:t xml:space="preserve">Đăng nhập bằng tài khoản Google; chưa có tài khoản thì tự tạo</w:t>
+            </w:r>
+          </w:p>
+        </w:tc>
+        <w:tc>
+          <w:tcPr>
+            <w:tcW w:type="dxa" w:w="1408"/>
+            <w:tcMar>
+              <w:top w:type="dxa" w:w="90"/>
+              <w:left w:type="dxa" w:w="120"/>
+              <w:bottom w:type="dxa" w:w="90"/>
+              <w:right w:type="dxa" w:w="120"/>
+            </w:tcMar>
+            <w:vAlign w:val="center"/>
+          </w:tcPr>
+          <w:p>
+            <w:pPr>
+              <w:spacing w:after="0" w:line="280"/>
+            </w:pPr>
+            <w:r>
+              <w:rPr>
+                <w:rFonts w:ascii="Menlo" w:cs="Menlo" w:eastAsia="Menlo" w:hAnsi="Menlo"/>
+                <w:color w:val="036F3D"/>
+                <w:sz w:val="20"/>
+                <w:szCs w:val="20"/>
+                <w:shd w:fill="F1F5F3" w:color="auto" w:val="clear"/>
+              </w:rPr>
+              <w:t xml:space="preserve">DA1-03</w:t>
+            </w:r>
+            <w:r>
+              <w:rPr>
+                <w:rFonts w:ascii="Be Vietnam Pro" w:cs="Be Vietnam Pro" w:eastAsia="Be Vietnam Pro" w:hAnsi="Be Vietnam Pro"/>
+                <w:color w:val="101814"/>
+                <w:sz w:val="20"/>
+                <w:szCs w:val="20"/>
+              </w:rPr>
+              <w:t xml:space="preserve"> </w:t>
+            </w:r>
+            <w:r>
+              <w:rPr>
+                <w:rFonts w:ascii="Menlo" w:cs="Menlo" w:eastAsia="Menlo" w:hAnsi="Menlo"/>
+                <w:color w:val="036F3D"/>
+                <w:sz w:val="20"/>
+                <w:szCs w:val="20"/>
+                <w:shd w:fill="F1F5F3" w:color="auto" w:val="clear"/>
+              </w:rPr>
+              <w:t xml:space="preserve">DA1-04</w:t>
+            </w:r>
+            <w:r>
+              <w:rPr>
+                <w:rFonts w:ascii="Be Vietnam Pro" w:cs="Be Vietnam Pro" w:eastAsia="Be Vietnam Pro" w:hAnsi="Be Vietnam Pro"/>
+                <w:color w:val="101814"/>
+                <w:sz w:val="20"/>
+                <w:szCs w:val="20"/>
+              </w:rPr>
+              <w:t xml:space="preserve"> </w:t>
+            </w:r>
+            <w:r>
+              <w:rPr>
+                <w:rFonts w:ascii="Menlo" w:cs="Menlo" w:eastAsia="Menlo" w:hAnsi="Menlo"/>
+                <w:color w:val="036F3D"/>
+                <w:sz w:val="20"/>
+                <w:szCs w:val="20"/>
+                <w:shd w:fill="F1F5F3" w:color="auto" w:val="clear"/>
+              </w:rPr>
+              <w:t xml:space="preserve">DA1-05</w:t>
+            </w:r>
+          </w:p>
+        </w:tc>
+        <w:tc>
+          <w:tcPr>
+            <w:tcW w:type="dxa" w:w="3237"/>
+            <w:tcMar>
+              <w:top w:type="dxa" w:w="90"/>
+              <w:left w:type="dxa" w:w="120"/>
+              <w:bottom w:type="dxa" w:w="90"/>
+              <w:right w:type="dxa" w:w="120"/>
+            </w:tcMar>
+            <w:vAlign w:val="center"/>
+          </w:tcPr>
+          <w:p>
+            <w:pPr>
+              <w:spacing w:after="0" w:line="280"/>
+            </w:pPr>
+            <w:r>
+              <w:rPr>
+                <w:rFonts w:ascii="Be Vietnam Pro" w:cs="Be Vietnam Pro" w:eastAsia="Be Vietnam Pro" w:hAnsi="Be Vietnam Pro"/>
+                <w:color w:val="101814"/>
+                <w:sz w:val="20"/>
+                <w:szCs w:val="20"/>
+              </w:rPr>
+              <w:t xml:space="preserve">TC-26–TC-36, TC-34</w:t>
+            </w:r>
+          </w:p>
+        </w:tc>
+      </w:tr>
+      <w:tr>
+        <w:trPr>
+          <w:tblHeader w:val="false"/>
+        </w:trPr>
+        <w:tc>
+          <w:tcPr>
+            <w:tcW w:type="dxa" w:w="1000"/>
+            <w:tcMar>
+              <w:top w:type="dxa" w:w="90"/>
+              <w:left w:type="dxa" w:w="120"/>
+              <w:bottom w:type="dxa" w:w="90"/>
+              <w:right w:type="dxa" w:w="120"/>
+            </w:tcMar>
+            <w:vAlign w:val="center"/>
+          </w:tcPr>
+          <w:p>
+            <w:pPr>
+              <w:spacing w:after="0" w:line="280"/>
+            </w:pPr>
+            <w:r>
+              <w:rPr>
+                <w:rFonts w:ascii="Menlo" w:cs="Menlo" w:eastAsia="Menlo" w:hAnsi="Menlo"/>
+                <w:color w:val="036F3D"/>
+                <w:sz w:val="20"/>
+                <w:szCs w:val="20"/>
+                <w:shd w:fill="F1F5F3" w:color="auto" w:val="clear"/>
+              </w:rPr>
+              <w:t xml:space="preserve">YC-26</w:t>
+            </w:r>
+          </w:p>
+        </w:tc>
+        <w:tc>
+          <w:tcPr>
+            <w:tcW w:type="dxa" w:w="3715"/>
+            <w:tcMar>
+              <w:top w:type="dxa" w:w="90"/>
+              <w:left w:type="dxa" w:w="120"/>
+              <w:bottom w:type="dxa" w:w="90"/>
+              <w:right w:type="dxa" w:w="120"/>
+            </w:tcMar>
+            <w:vAlign w:val="center"/>
+          </w:tcPr>
+          <w:p>
+            <w:pPr>
+              <w:spacing w:after="0" w:line="280"/>
+            </w:pPr>
+            <w:r>
+              <w:rPr>
+                <w:rFonts w:ascii="Be Vietnam Pro" w:cs="Be Vietnam Pro" w:eastAsia="Be Vietnam Pro" w:hAnsi="Be Vietnam Pro"/>
+                <w:color w:val="101814"/>
+                <w:sz w:val="20"/>
+                <w:szCs w:val="20"/>
+              </w:rPr>
+              <w:t xml:space="preserve">Ô mật khẩu có nút hiện/ẩn, thanh đánh giá độ mạnh, ô nhập lại</w:t>
+            </w:r>
+          </w:p>
+        </w:tc>
+        <w:tc>
+          <w:tcPr>
+            <w:tcW w:type="dxa" w:w="1408"/>
+            <w:tcMar>
+              <w:top w:type="dxa" w:w="90"/>
+              <w:left w:type="dxa" w:w="120"/>
+              <w:bottom w:type="dxa" w:w="90"/>
+              <w:right w:type="dxa" w:w="120"/>
+            </w:tcMar>
+            <w:vAlign w:val="center"/>
+          </w:tcPr>
+          <w:p>
+            <w:pPr>
+              <w:spacing w:after="0" w:line="280"/>
+            </w:pPr>
+            <w:r>
+              <w:rPr>
+                <w:rFonts w:ascii="Menlo" w:cs="Menlo" w:eastAsia="Menlo" w:hAnsi="Menlo"/>
+                <w:color w:val="036F3D"/>
+                <w:sz w:val="20"/>
+                <w:szCs w:val="20"/>
+                <w:shd w:fill="F1F5F3" w:color="auto" w:val="clear"/>
+              </w:rPr>
+              <w:t xml:space="preserve">DA1-03</w:t>
+            </w:r>
+            <w:r>
+              <w:rPr>
+                <w:rFonts w:ascii="Be Vietnam Pro" w:cs="Be Vietnam Pro" w:eastAsia="Be Vietnam Pro" w:hAnsi="Be Vietnam Pro"/>
+                <w:color w:val="101814"/>
+                <w:sz w:val="20"/>
+                <w:szCs w:val="20"/>
+              </w:rPr>
+              <w:t xml:space="preserve"> </w:t>
+            </w:r>
+            <w:r>
+              <w:rPr>
+                <w:rFonts w:ascii="Menlo" w:cs="Menlo" w:eastAsia="Menlo" w:hAnsi="Menlo"/>
+                <w:color w:val="036F3D"/>
+                <w:sz w:val="20"/>
+                <w:szCs w:val="20"/>
+                <w:shd w:fill="F1F5F3" w:color="auto" w:val="clear"/>
+              </w:rPr>
+              <w:t xml:space="preserve">DA1-04</w:t>
+            </w:r>
+            <w:r>
+              <w:rPr>
+                <w:rFonts w:ascii="Be Vietnam Pro" w:cs="Be Vietnam Pro" w:eastAsia="Be Vietnam Pro" w:hAnsi="Be Vietnam Pro"/>
+                <w:color w:val="101814"/>
+                <w:sz w:val="20"/>
+                <w:szCs w:val="20"/>
+              </w:rPr>
+              <w:t xml:space="preserve"> </w:t>
+            </w:r>
+            <w:r>
+              <w:rPr>
+                <w:rFonts w:ascii="Menlo" w:cs="Menlo" w:eastAsia="Menlo" w:hAnsi="Menlo"/>
+                <w:color w:val="036F3D"/>
+                <w:sz w:val="20"/>
+                <w:szCs w:val="20"/>
+                <w:shd w:fill="F1F5F3" w:color="auto" w:val="clear"/>
+              </w:rPr>
+              <w:t xml:space="preserve">DA1-05</w:t>
+            </w:r>
+          </w:p>
+        </w:tc>
+        <w:tc>
+          <w:tcPr>
+            <w:tcW w:type="dxa" w:w="3237"/>
+            <w:tcMar>
+              <w:top w:type="dxa" w:w="90"/>
+              <w:left w:type="dxa" w:w="120"/>
+              <w:bottom w:type="dxa" w:w="90"/>
+              <w:right w:type="dxa" w:w="120"/>
+            </w:tcMar>
+            <w:vAlign w:val="center"/>
+          </w:tcPr>
+          <w:p>
+            <w:pPr>
+              <w:spacing w:after="0" w:line="280"/>
+            </w:pPr>
+            <w:r>
+              <w:rPr>
+                <w:rFonts w:ascii="Be Vietnam Pro" w:cs="Be Vietnam Pro" w:eastAsia="Be Vietnam Pro" w:hAnsi="Be Vietnam Pro"/>
+                <w:color w:val="101814"/>
+                <w:sz w:val="20"/>
+                <w:szCs w:val="20"/>
+              </w:rPr>
+              <w:t xml:space="preserve">TC-26–TC-36, TC-28, TC-29, TC-30, TC-31, TC-32</w:t>
+            </w:r>
+          </w:p>
+        </w:tc>
+      </w:tr>
+      <w:tr>
+        <w:trPr>
+          <w:tblHeader w:val="false"/>
+        </w:trPr>
+        <w:tc>
+          <w:tcPr>
+            <w:tcW w:type="dxa" w:w="1000"/>
+            <w:tcMar>
+              <w:top w:type="dxa" w:w="90"/>
+              <w:left w:type="dxa" w:w="120"/>
+              <w:bottom w:type="dxa" w:w="90"/>
+              <w:right w:type="dxa" w:w="120"/>
+            </w:tcMar>
+            <w:vAlign w:val="center"/>
+          </w:tcPr>
+          <w:p>
+            <w:pPr>
+              <w:spacing w:after="0" w:line="280"/>
+            </w:pPr>
+            <w:r>
+              <w:rPr>
+                <w:rFonts w:ascii="Menlo" w:cs="Menlo" w:eastAsia="Menlo" w:hAnsi="Menlo"/>
+                <w:color w:val="036F3D"/>
+                <w:sz w:val="20"/>
+                <w:szCs w:val="20"/>
+                <w:shd w:fill="F1F5F3" w:color="auto" w:val="clear"/>
+              </w:rPr>
+              <w:t xml:space="preserve">YC-27</w:t>
+            </w:r>
+          </w:p>
+        </w:tc>
+        <w:tc>
+          <w:tcPr>
+            <w:tcW w:type="dxa" w:w="3715"/>
+            <w:tcMar>
+              <w:top w:type="dxa" w:w="90"/>
+              <w:left w:type="dxa" w:w="120"/>
+              <w:bottom w:type="dxa" w:w="90"/>
+              <w:right w:type="dxa" w:w="120"/>
+            </w:tcMar>
+            <w:vAlign w:val="center"/>
+          </w:tcPr>
+          <w:p>
+            <w:pPr>
+              <w:spacing w:after="0" w:line="280"/>
+            </w:pPr>
+            <w:r>
+              <w:rPr>
+                <w:rFonts w:ascii="Be Vietnam Pro" w:cs="Be Vietnam Pro" w:eastAsia="Be Vietnam Pro" w:hAnsi="Be Vietnam Pro"/>
+                <w:color w:val="101814"/>
+                <w:sz w:val="20"/>
+                <w:szCs w:val="20"/>
+              </w:rPr>
+              <w:t xml:space="preserve">Tài liệu có kiểm soát: chỉ tài khoản đã đăng nhập mới tải được</w:t>
+            </w:r>
+          </w:p>
+        </w:tc>
+        <w:tc>
+          <w:tcPr>
+            <w:tcW w:type="dxa" w:w="1408"/>
+            <w:tcMar>
+              <w:top w:type="dxa" w:w="90"/>
+              <w:left w:type="dxa" w:w="120"/>
+              <w:bottom w:type="dxa" w:w="90"/>
+              <w:right w:type="dxa" w:w="120"/>
+            </w:tcMar>
+            <w:vAlign w:val="center"/>
+          </w:tcPr>
+          <w:p>
+            <w:pPr>
+              <w:spacing w:after="0" w:line="280"/>
+            </w:pPr>
+            <w:r>
+              <w:rPr>
+                <w:rFonts w:ascii="Menlo" w:cs="Menlo" w:eastAsia="Menlo" w:hAnsi="Menlo"/>
+                <w:color w:val="036F3D"/>
+                <w:sz w:val="20"/>
+                <w:szCs w:val="20"/>
+                <w:shd w:fill="F1F5F3" w:color="auto" w:val="clear"/>
+              </w:rPr>
+              <w:t xml:space="preserve">DA1-03</w:t>
+            </w:r>
+            <w:r>
+              <w:rPr>
+                <w:rFonts w:ascii="Be Vietnam Pro" w:cs="Be Vietnam Pro" w:eastAsia="Be Vietnam Pro" w:hAnsi="Be Vietnam Pro"/>
+                <w:color w:val="101814"/>
+                <w:sz w:val="20"/>
+                <w:szCs w:val="20"/>
+              </w:rPr>
+              <w:t xml:space="preserve"> </w:t>
+            </w:r>
+            <w:r>
+              <w:rPr>
+                <w:rFonts w:ascii="Menlo" w:cs="Menlo" w:eastAsia="Menlo" w:hAnsi="Menlo"/>
+                <w:color w:val="036F3D"/>
+                <w:sz w:val="20"/>
+                <w:szCs w:val="20"/>
+                <w:shd w:fill="F1F5F3" w:color="auto" w:val="clear"/>
+              </w:rPr>
+              <w:t xml:space="preserve">DA1-04</w:t>
+            </w:r>
+            <w:r>
+              <w:rPr>
+                <w:rFonts w:ascii="Be Vietnam Pro" w:cs="Be Vietnam Pro" w:eastAsia="Be Vietnam Pro" w:hAnsi="Be Vietnam Pro"/>
+                <w:color w:val="101814"/>
+                <w:sz w:val="20"/>
+                <w:szCs w:val="20"/>
+              </w:rPr>
+              <w:t xml:space="preserve"> </w:t>
+            </w:r>
+            <w:r>
+              <w:rPr>
+                <w:rFonts w:ascii="Menlo" w:cs="Menlo" w:eastAsia="Menlo" w:hAnsi="Menlo"/>
+                <w:color w:val="036F3D"/>
+                <w:sz w:val="20"/>
+                <w:szCs w:val="20"/>
+                <w:shd w:fill="F1F5F3" w:color="auto" w:val="clear"/>
+              </w:rPr>
+              <w:t xml:space="preserve">DA1-05</w:t>
+            </w:r>
+          </w:p>
+        </w:tc>
+        <w:tc>
+          <w:tcPr>
+            <w:tcW w:type="dxa" w:w="3237"/>
+            <w:tcMar>
+              <w:top w:type="dxa" w:w="90"/>
+              <w:left w:type="dxa" w:w="120"/>
+              <w:bottom w:type="dxa" w:w="90"/>
+              <w:right w:type="dxa" w:w="120"/>
+            </w:tcMar>
+            <w:vAlign w:val="center"/>
+          </w:tcPr>
+          <w:p>
+            <w:pPr>
+              <w:spacing w:after="0" w:line="280"/>
+            </w:pPr>
+            <w:r>
+              <w:rPr>
+                <w:rFonts w:ascii="Be Vietnam Pro" w:cs="Be Vietnam Pro" w:eastAsia="Be Vietnam Pro" w:hAnsi="Be Vietnam Pro"/>
+                <w:color w:val="101814"/>
+                <w:sz w:val="20"/>
+                <w:szCs w:val="20"/>
+              </w:rPr>
+              <w:t xml:space="preserve">TC-26–TC-36, TC-35</w:t>
+            </w:r>
+          </w:p>
+        </w:tc>
+      </w:tr>
+      <w:tr>
+        <w:trPr>
+          <w:tblHeader w:val="false"/>
+        </w:trPr>
+        <w:tc>
+          <w:tcPr>
+            <w:tcW w:type="dxa" w:w="1000"/>
+            <w:tcMar>
+              <w:top w:type="dxa" w:w="90"/>
+              <w:left w:type="dxa" w:w="120"/>
+              <w:bottom w:type="dxa" w:w="90"/>
+              <w:right w:type="dxa" w:w="120"/>
+            </w:tcMar>
+            <w:vAlign w:val="center"/>
+          </w:tcPr>
+          <w:p>
+            <w:pPr>
+              <w:spacing w:after="0" w:line="280"/>
+            </w:pPr>
+            <w:r>
+              <w:rPr>
+                <w:rFonts w:ascii="Menlo" w:cs="Menlo" w:eastAsia="Menlo" w:hAnsi="Menlo"/>
+                <w:color w:val="036F3D"/>
+                <w:sz w:val="20"/>
+                <w:szCs w:val="20"/>
+                <w:shd w:fill="F1F5F3" w:color="auto" w:val="clear"/>
+              </w:rPr>
+              <w:t xml:space="preserve">YC-28</w:t>
+            </w:r>
+          </w:p>
+        </w:tc>
+        <w:tc>
+          <w:tcPr>
+            <w:tcW w:type="dxa" w:w="3715"/>
+            <w:tcMar>
+              <w:top w:type="dxa" w:w="90"/>
+              <w:left w:type="dxa" w:w="120"/>
+              <w:bottom w:type="dxa" w:w="90"/>
+              <w:right w:type="dxa" w:w="120"/>
+            </w:tcMar>
+            <w:vAlign w:val="center"/>
+          </w:tcPr>
+          <w:p>
+            <w:pPr>
+              <w:spacing w:after="0" w:line="280"/>
+            </w:pPr>
+            <w:r>
+              <w:rPr>
+                <w:rFonts w:ascii="Be Vietnam Pro" w:cs="Be Vietnam Pro" w:eastAsia="Be Vietnam Pro" w:hAnsi="Be Vietnam Pro"/>
+                <w:color w:val="101814"/>
+                <w:sz w:val="20"/>
+                <w:szCs w:val="20"/>
+              </w:rPr>
+              <w:t xml:space="preserve">Ghi nhận lượt tải: ai, tài liệu nào, lúc nào</w:t>
+            </w:r>
+          </w:p>
+        </w:tc>
+        <w:tc>
+          <w:tcPr>
+            <w:tcW w:type="dxa" w:w="1408"/>
+            <w:tcMar>
+              <w:top w:type="dxa" w:w="90"/>
+              <w:left w:type="dxa" w:w="120"/>
+              <w:bottom w:type="dxa" w:w="90"/>
+              <w:right w:type="dxa" w:w="120"/>
+            </w:tcMar>
+            <w:vAlign w:val="center"/>
+          </w:tcPr>
+          <w:p>
+            <w:pPr>
+              <w:spacing w:after="0" w:line="280"/>
+            </w:pPr>
+            <w:r>
+              <w:rPr>
+                <w:rFonts w:ascii="Menlo" w:cs="Menlo" w:eastAsia="Menlo" w:hAnsi="Menlo"/>
+                <w:color w:val="036F3D"/>
+                <w:sz w:val="20"/>
+                <w:szCs w:val="20"/>
+                <w:shd w:fill="F1F5F3" w:color="auto" w:val="clear"/>
+              </w:rPr>
+              <w:t xml:space="preserve">DA1-03</w:t>
+            </w:r>
+            <w:r>
+              <w:rPr>
+                <w:rFonts w:ascii="Be Vietnam Pro" w:cs="Be Vietnam Pro" w:eastAsia="Be Vietnam Pro" w:hAnsi="Be Vietnam Pro"/>
+                <w:color w:val="101814"/>
+                <w:sz w:val="20"/>
+                <w:szCs w:val="20"/>
+              </w:rPr>
+              <w:t xml:space="preserve"> </w:t>
+            </w:r>
+            <w:r>
+              <w:rPr>
+                <w:rFonts w:ascii="Menlo" w:cs="Menlo" w:eastAsia="Menlo" w:hAnsi="Menlo"/>
+                <w:color w:val="036F3D"/>
+                <w:sz w:val="20"/>
+                <w:szCs w:val="20"/>
+                <w:shd w:fill="F1F5F3" w:color="auto" w:val="clear"/>
+              </w:rPr>
+              <w:t xml:space="preserve">DA1-04</w:t>
+            </w:r>
+            <w:r>
+              <w:rPr>
+                <w:rFonts w:ascii="Be Vietnam Pro" w:cs="Be Vietnam Pro" w:eastAsia="Be Vietnam Pro" w:hAnsi="Be Vietnam Pro"/>
+                <w:color w:val="101814"/>
+                <w:sz w:val="20"/>
+                <w:szCs w:val="20"/>
+              </w:rPr>
+              <w:t xml:space="preserve"> </w:t>
+            </w:r>
+            <w:r>
+              <w:rPr>
+                <w:rFonts w:ascii="Menlo" w:cs="Menlo" w:eastAsia="Menlo" w:hAnsi="Menlo"/>
+                <w:color w:val="036F3D"/>
+                <w:sz w:val="20"/>
+                <w:szCs w:val="20"/>
+                <w:shd w:fill="F1F5F3" w:color="auto" w:val="clear"/>
+              </w:rPr>
+              <w:t xml:space="preserve">DA1-05</w:t>
+            </w:r>
+          </w:p>
+        </w:tc>
+        <w:tc>
+          <w:tcPr>
+            <w:tcW w:type="dxa" w:w="3237"/>
+            <w:tcMar>
+              <w:top w:type="dxa" w:w="90"/>
+              <w:left w:type="dxa" w:w="120"/>
+              <w:bottom w:type="dxa" w:w="90"/>
+              <w:right w:type="dxa" w:w="120"/>
+            </w:tcMar>
+            <w:vAlign w:val="center"/>
+          </w:tcPr>
+          <w:p>
+            <w:pPr>
+              <w:spacing w:after="0" w:line="280"/>
+            </w:pPr>
+            <w:r>
+              <w:rPr>
+                <w:rFonts w:ascii="Be Vietnam Pro" w:cs="Be Vietnam Pro" w:eastAsia="Be Vietnam Pro" w:hAnsi="Be Vietnam Pro"/>
+                <w:color w:val="101814"/>
+                <w:sz w:val="20"/>
+                <w:szCs w:val="20"/>
+              </w:rPr>
+              <w:t xml:space="preserve">TC-26–TC-36, TC-36</w:t>
+            </w:r>
+          </w:p>
+        </w:tc>
+      </w:tr>
+      <w:tr>
+        <w:trPr>
+          <w:tblHeader w:val="false"/>
+        </w:trPr>
+        <w:tc>
+          <w:tcPr>
+            <w:tcW w:type="dxa" w:w="1000"/>
+            <w:tcMar>
+              <w:top w:type="dxa" w:w="90"/>
+              <w:left w:type="dxa" w:w="120"/>
+              <w:bottom w:type="dxa" w:w="90"/>
+              <w:right w:type="dxa" w:w="120"/>
+            </w:tcMar>
+            <w:vAlign w:val="center"/>
+          </w:tcPr>
+          <w:p>
+            <w:pPr>
+              <w:spacing w:after="0" w:line="280"/>
+            </w:pPr>
+            <w:r>
+              <w:rPr>
+                <w:rFonts w:ascii="Menlo" w:cs="Menlo" w:eastAsia="Menlo" w:hAnsi="Menlo"/>
+                <w:color w:val="036F3D"/>
+                <w:sz w:val="20"/>
+                <w:szCs w:val="20"/>
+                <w:shd w:fill="F1F5F3" w:color="auto" w:val="clear"/>
+              </w:rPr>
+              <w:t xml:space="preserve">YC-29</w:t>
+            </w:r>
+          </w:p>
+        </w:tc>
+        <w:tc>
+          <w:tcPr>
+            <w:tcW w:type="dxa" w:w="3715"/>
+            <w:tcMar>
+              <w:top w:type="dxa" w:w="90"/>
+              <w:left w:type="dxa" w:w="120"/>
+              <w:bottom w:type="dxa" w:w="90"/>
+              <w:right w:type="dxa" w:w="120"/>
+            </w:tcMar>
+            <w:vAlign w:val="center"/>
+          </w:tcPr>
+          <w:p>
+            <w:pPr>
+              <w:spacing w:after="0" w:line="280"/>
+            </w:pPr>
+            <w:r>
+              <w:rPr>
+                <w:rFonts w:ascii="Be Vietnam Pro" w:cs="Be Vietnam Pro" w:eastAsia="Be Vietnam Pro" w:hAnsi="Be Vietnam Pro"/>
+                <w:color w:val="101814"/>
+                <w:sz w:val="20"/>
+                <w:szCs w:val="20"/>
+              </w:rPr>
+              <w:t xml:space="preserve">Cửa sổ đăng nhập/đăng ký mở ngay tại trang đang xem, không chuyể…</w:t>
+            </w:r>
+          </w:p>
+        </w:tc>
+        <w:tc>
+          <w:tcPr>
+            <w:tcW w:type="dxa" w:w="1408"/>
+            <w:tcMar>
+              <w:top w:type="dxa" w:w="90"/>
+              <w:left w:type="dxa" w:w="120"/>
+              <w:bottom w:type="dxa" w:w="90"/>
+              <w:right w:type="dxa" w:w="120"/>
+            </w:tcMar>
+            <w:vAlign w:val="center"/>
+          </w:tcPr>
+          <w:p>
+            <w:pPr>
+              <w:spacing w:after="0" w:line="280"/>
+            </w:pPr>
+            <w:r>
+              <w:rPr>
+                <w:rFonts w:ascii="Menlo" w:cs="Menlo" w:eastAsia="Menlo" w:hAnsi="Menlo"/>
+                <w:color w:val="036F3D"/>
+                <w:sz w:val="20"/>
+                <w:szCs w:val="20"/>
+                <w:shd w:fill="F1F5F3" w:color="auto" w:val="clear"/>
+              </w:rPr>
+              <w:t xml:space="preserve">DA1-03</w:t>
+            </w:r>
+            <w:r>
+              <w:rPr>
+                <w:rFonts w:ascii="Be Vietnam Pro" w:cs="Be Vietnam Pro" w:eastAsia="Be Vietnam Pro" w:hAnsi="Be Vietnam Pro"/>
+                <w:color w:val="101814"/>
+                <w:sz w:val="20"/>
+                <w:szCs w:val="20"/>
+              </w:rPr>
+              <w:t xml:space="preserve"> </w:t>
+            </w:r>
+            <w:r>
+              <w:rPr>
+                <w:rFonts w:ascii="Menlo" w:cs="Menlo" w:eastAsia="Menlo" w:hAnsi="Menlo"/>
+                <w:color w:val="036F3D"/>
+                <w:sz w:val="20"/>
+                <w:szCs w:val="20"/>
+                <w:shd w:fill="F1F5F3" w:color="auto" w:val="clear"/>
+              </w:rPr>
+              <w:t xml:space="preserve">DA1-04</w:t>
+            </w:r>
+            <w:r>
+              <w:rPr>
+                <w:rFonts w:ascii="Be Vietnam Pro" w:cs="Be Vietnam Pro" w:eastAsia="Be Vietnam Pro" w:hAnsi="Be Vietnam Pro"/>
+                <w:color w:val="101814"/>
+                <w:sz w:val="20"/>
+                <w:szCs w:val="20"/>
+              </w:rPr>
+              <w:t xml:space="preserve"> </w:t>
+            </w:r>
+            <w:r>
+              <w:rPr>
+                <w:rFonts w:ascii="Menlo" w:cs="Menlo" w:eastAsia="Menlo" w:hAnsi="Menlo"/>
+                <w:color w:val="036F3D"/>
+                <w:sz w:val="20"/>
+                <w:szCs w:val="20"/>
+                <w:shd w:fill="F1F5F3" w:color="auto" w:val="clear"/>
+              </w:rPr>
+              <w:t xml:space="preserve">DA1-05</w:t>
+            </w:r>
+          </w:p>
+        </w:tc>
+        <w:tc>
+          <w:tcPr>
+            <w:tcW w:type="dxa" w:w="3237"/>
+            <w:tcMar>
+              <w:top w:type="dxa" w:w="90"/>
+              <w:left w:type="dxa" w:w="120"/>
+              <w:bottom w:type="dxa" w:w="90"/>
+              <w:right w:type="dxa" w:w="120"/>
+            </w:tcMar>
+            <w:vAlign w:val="center"/>
+          </w:tcPr>
+          <w:p>
+            <w:pPr>
+              <w:spacing w:after="0" w:line="280"/>
+            </w:pPr>
+            <w:r>
+              <w:rPr>
+                <w:rFonts w:ascii="Be Vietnam Pro" w:cs="Be Vietnam Pro" w:eastAsia="Be Vietnam Pro" w:hAnsi="Be Vietnam Pro"/>
+                <w:color w:val="101814"/>
+                <w:sz w:val="20"/>
+                <w:szCs w:val="20"/>
+              </w:rPr>
+              <w:t xml:space="preserve">TC-26–TC-36, TC-33</w:t>
+            </w:r>
+          </w:p>
+        </w:tc>
+      </w:tr>
+      <w:tr>
+        <w:trPr>
+          <w:tblHeader w:val="false"/>
+        </w:trPr>
+        <w:tc>
+          <w:tcPr>
+            <w:tcW w:type="dxa" w:w="1000"/>
+            <w:tcMar>
+              <w:top w:type="dxa" w:w="90"/>
+              <w:left w:type="dxa" w:w="120"/>
+              <w:bottom w:type="dxa" w:w="90"/>
+              <w:right w:type="dxa" w:w="120"/>
+            </w:tcMar>
+            <w:vAlign w:val="center"/>
+          </w:tcPr>
+          <w:p>
+            <w:pPr>
+              <w:spacing w:after="0" w:line="280"/>
+            </w:pPr>
+            <w:r>
+              <w:rPr>
+                <w:rFonts w:ascii="Menlo" w:cs="Menlo" w:eastAsia="Menlo" w:hAnsi="Menlo"/>
+                <w:color w:val="036F3D"/>
+                <w:sz w:val="20"/>
+                <w:szCs w:val="20"/>
+                <w:shd w:fill="F1F5F3" w:color="auto" w:val="clear"/>
+              </w:rPr>
+              <w:t xml:space="preserve">YC-30</w:t>
+            </w:r>
+          </w:p>
+        </w:tc>
+        <w:tc>
+          <w:tcPr>
+            <w:tcW w:type="dxa" w:w="3715"/>
+            <w:tcMar>
+              <w:top w:type="dxa" w:w="90"/>
+              <w:left w:type="dxa" w:w="120"/>
+              <w:bottom w:type="dxa" w:w="90"/>
+              <w:right w:type="dxa" w:w="120"/>
+            </w:tcMar>
+            <w:vAlign w:val="center"/>
+          </w:tcPr>
+          <w:p>
+            <w:pPr>
+              <w:spacing w:after="0" w:line="280"/>
+            </w:pPr>
+            <w:r>
+              <w:rPr>
+                <w:rFonts w:ascii="Be Vietnam Pro" w:cs="Be Vietnam Pro" w:eastAsia="Be Vietnam Pro" w:hAnsi="Be Vietnam Pro"/>
+                <w:color w:val="101814"/>
+                <w:sz w:val="20"/>
+                <w:szCs w:val="20"/>
+              </w:rPr>
+              <w:t xml:space="preserve">Cung cấp giao diện lập trình cho hệ thống khác lấy dữ liệu</w:t>
+            </w:r>
+          </w:p>
+        </w:tc>
+        <w:tc>
+          <w:tcPr>
+            <w:tcW w:type="dxa" w:w="1408"/>
+            <w:tcMar>
+              <w:top w:type="dxa" w:w="90"/>
+              <w:left w:type="dxa" w:w="120"/>
+              <w:bottom w:type="dxa" w:w="90"/>
+              <w:right w:type="dxa" w:w="120"/>
+            </w:tcMar>
+            <w:vAlign w:val="center"/>
+          </w:tcPr>
+          <w:p>
+            <w:pPr>
+              <w:spacing w:after="0" w:line="280"/>
+            </w:pPr>
+            <w:r>
+              <w:rPr>
+                <w:rFonts w:ascii="Menlo" w:cs="Menlo" w:eastAsia="Menlo" w:hAnsi="Menlo"/>
+                <w:color w:val="036F3D"/>
+                <w:sz w:val="20"/>
+                <w:szCs w:val="20"/>
+                <w:shd w:fill="F1F5F3" w:color="auto" w:val="clear"/>
+              </w:rPr>
+              <w:t xml:space="preserve">DA1-03</w:t>
+            </w:r>
+            <w:r>
+              <w:rPr>
+                <w:rFonts w:ascii="Be Vietnam Pro" w:cs="Be Vietnam Pro" w:eastAsia="Be Vietnam Pro" w:hAnsi="Be Vietnam Pro"/>
+                <w:color w:val="101814"/>
+                <w:sz w:val="20"/>
+                <w:szCs w:val="20"/>
+              </w:rPr>
+              <w:t xml:space="preserve"> </w:t>
+            </w:r>
+            <w:r>
+              <w:rPr>
+                <w:rFonts w:ascii="Menlo" w:cs="Menlo" w:eastAsia="Menlo" w:hAnsi="Menlo"/>
+                <w:color w:val="036F3D"/>
+                <w:sz w:val="20"/>
+                <w:szCs w:val="20"/>
+                <w:shd w:fill="F1F5F3" w:color="auto" w:val="clear"/>
+              </w:rPr>
+              <w:t xml:space="preserve">DA1-04</w:t>
+            </w:r>
+            <w:r>
+              <w:rPr>
+                <w:rFonts w:ascii="Be Vietnam Pro" w:cs="Be Vietnam Pro" w:eastAsia="Be Vietnam Pro" w:hAnsi="Be Vietnam Pro"/>
+                <w:color w:val="101814"/>
+                <w:sz w:val="20"/>
+                <w:szCs w:val="20"/>
+              </w:rPr>
+              <w:t xml:space="preserve"> </w:t>
+            </w:r>
+            <w:r>
+              <w:rPr>
+                <w:rFonts w:ascii="Menlo" w:cs="Menlo" w:eastAsia="Menlo" w:hAnsi="Menlo"/>
+                <w:color w:val="036F3D"/>
+                <w:sz w:val="20"/>
+                <w:szCs w:val="20"/>
+                <w:shd w:fill="F1F5F3" w:color="auto" w:val="clear"/>
+              </w:rPr>
+              <w:t xml:space="preserve">DA1-05</w:t>
+            </w:r>
+          </w:p>
+        </w:tc>
+        <w:tc>
+          <w:tcPr>
+            <w:tcW w:type="dxa" w:w="3237"/>
+            <w:tcMar>
+              <w:top w:type="dxa" w:w="90"/>
+              <w:left w:type="dxa" w:w="120"/>
+              <w:bottom w:type="dxa" w:w="90"/>
+              <w:right w:type="dxa" w:w="120"/>
+            </w:tcMar>
+            <w:vAlign w:val="center"/>
+          </w:tcPr>
+          <w:p>
+            <w:pPr>
+              <w:spacing w:after="0" w:line="280"/>
+            </w:pPr>
+            <w:r>
+              <w:rPr>
+                <w:rFonts w:ascii="Be Vietnam Pro" w:cs="Be Vietnam Pro" w:eastAsia="Be Vietnam Pro" w:hAnsi="Be Vietnam Pro"/>
+                <w:color w:val="101814"/>
+                <w:sz w:val="20"/>
+                <w:szCs w:val="20"/>
+              </w:rPr>
+              <w:t xml:space="preserve">TC-37, TC-37–TC-45</w:t>
+            </w:r>
+          </w:p>
+        </w:tc>
+      </w:tr>
+      <w:tr>
+        <w:trPr>
+          <w:tblHeader w:val="false"/>
+        </w:trPr>
+        <w:tc>
+          <w:tcPr>
+            <w:tcW w:type="dxa" w:w="1000"/>
+            <w:tcMar>
+              <w:top w:type="dxa" w:w="90"/>
+              <w:left w:type="dxa" w:w="120"/>
+              <w:bottom w:type="dxa" w:w="90"/>
+              <w:right w:type="dxa" w:w="120"/>
+            </w:tcMar>
+            <w:vAlign w:val="center"/>
+          </w:tcPr>
+          <w:p>
+            <w:pPr>
+              <w:spacing w:after="0" w:line="280"/>
+            </w:pPr>
+            <w:r>
+              <w:rPr>
+                <w:rFonts w:ascii="Menlo" w:cs="Menlo" w:eastAsia="Menlo" w:hAnsi="Menlo"/>
+                <w:color w:val="036F3D"/>
+                <w:sz w:val="20"/>
+                <w:szCs w:val="20"/>
+                <w:shd w:fill="F1F5F3" w:color="auto" w:val="clear"/>
+              </w:rPr>
+              <w:t xml:space="preserve">YC-31</w:t>
+            </w:r>
+          </w:p>
+        </w:tc>
+        <w:tc>
+          <w:tcPr>
+            <w:tcW w:type="dxa" w:w="3715"/>
+            <w:tcMar>
+              <w:top w:type="dxa" w:w="90"/>
+              <w:left w:type="dxa" w:w="120"/>
+              <w:bottom w:type="dxa" w:w="90"/>
+              <w:right w:type="dxa" w:w="120"/>
+            </w:tcMar>
+            <w:vAlign w:val="center"/>
+          </w:tcPr>
+          <w:p>
+            <w:pPr>
+              <w:spacing w:after="0" w:line="280"/>
+            </w:pPr>
+            <w:r>
+              <w:rPr>
+                <w:rFonts w:ascii="Be Vietnam Pro" w:cs="Be Vietnam Pro" w:eastAsia="Be Vietnam Pro" w:hAnsi="Be Vietnam Pro"/>
+                <w:color w:val="101814"/>
+                <w:sz w:val="20"/>
+                <w:szCs w:val="20"/>
+              </w:rPr>
+              <w:t xml:space="preserve">Truy cập bằng khoá, mỗi khoá có phạm vi riêng</w:t>
+            </w:r>
+          </w:p>
+        </w:tc>
+        <w:tc>
+          <w:tcPr>
+            <w:tcW w:type="dxa" w:w="1408"/>
+            <w:tcMar>
+              <w:top w:type="dxa" w:w="90"/>
+              <w:left w:type="dxa" w:w="120"/>
+              <w:bottom w:type="dxa" w:w="90"/>
+              <w:right w:type="dxa" w:w="120"/>
+            </w:tcMar>
+            <w:vAlign w:val="center"/>
+          </w:tcPr>
+          <w:p>
+            <w:pPr>
+              <w:spacing w:after="0" w:line="280"/>
+            </w:pPr>
+            <w:r>
+              <w:rPr>
+                <w:rFonts w:ascii="Menlo" w:cs="Menlo" w:eastAsia="Menlo" w:hAnsi="Menlo"/>
+                <w:color w:val="036F3D"/>
+                <w:sz w:val="20"/>
+                <w:szCs w:val="20"/>
+                <w:shd w:fill="F1F5F3" w:color="auto" w:val="clear"/>
+              </w:rPr>
+              <w:t xml:space="preserve">DA1-03</w:t>
+            </w:r>
+            <w:r>
+              <w:rPr>
+                <w:rFonts w:ascii="Be Vietnam Pro" w:cs="Be Vietnam Pro" w:eastAsia="Be Vietnam Pro" w:hAnsi="Be Vietnam Pro"/>
+                <w:color w:val="101814"/>
+                <w:sz w:val="20"/>
+                <w:szCs w:val="20"/>
+              </w:rPr>
+              <w:t xml:space="preserve"> </w:t>
+            </w:r>
+            <w:r>
+              <w:rPr>
+                <w:rFonts w:ascii="Menlo" w:cs="Menlo" w:eastAsia="Menlo" w:hAnsi="Menlo"/>
+                <w:color w:val="036F3D"/>
+                <w:sz w:val="20"/>
+                <w:szCs w:val="20"/>
+                <w:shd w:fill="F1F5F3" w:color="auto" w:val="clear"/>
+              </w:rPr>
+              <w:t xml:space="preserve">DA1-04</w:t>
+            </w:r>
+            <w:r>
+              <w:rPr>
+                <w:rFonts w:ascii="Be Vietnam Pro" w:cs="Be Vietnam Pro" w:eastAsia="Be Vietnam Pro" w:hAnsi="Be Vietnam Pro"/>
+                <w:color w:val="101814"/>
+                <w:sz w:val="20"/>
+                <w:szCs w:val="20"/>
+              </w:rPr>
+              <w:t xml:space="preserve"> </w:t>
+            </w:r>
+            <w:r>
+              <w:rPr>
+                <w:rFonts w:ascii="Menlo" w:cs="Menlo" w:eastAsia="Menlo" w:hAnsi="Menlo"/>
+                <w:color w:val="036F3D"/>
+                <w:sz w:val="20"/>
+                <w:szCs w:val="20"/>
+                <w:shd w:fill="F1F5F3" w:color="auto" w:val="clear"/>
+              </w:rPr>
+              <w:t xml:space="preserve">DA1-05</w:t>
+            </w:r>
+          </w:p>
+        </w:tc>
+        <w:tc>
+          <w:tcPr>
+            <w:tcW w:type="dxa" w:w="3237"/>
+            <w:tcMar>
+              <w:top w:type="dxa" w:w="90"/>
+              <w:left w:type="dxa" w:w="120"/>
+              <w:bottom w:type="dxa" w:w="90"/>
+              <w:right w:type="dxa" w:w="120"/>
+            </w:tcMar>
+            <w:vAlign w:val="center"/>
+          </w:tcPr>
+          <w:p>
+            <w:pPr>
+              <w:spacing w:after="0" w:line="280"/>
+            </w:pPr>
+            <w:r>
+              <w:rPr>
+                <w:rFonts w:ascii="Be Vietnam Pro" w:cs="Be Vietnam Pro" w:eastAsia="Be Vietnam Pro" w:hAnsi="Be Vietnam Pro"/>
+                <w:color w:val="101814"/>
+                <w:sz w:val="20"/>
+                <w:szCs w:val="20"/>
+              </w:rPr>
+              <w:t xml:space="preserve">TC-37–TC-45, TC-38, TC-39, TC-40</w:t>
+            </w:r>
+          </w:p>
+        </w:tc>
+      </w:tr>
+      <w:tr>
+        <w:trPr>
+          <w:tblHeader w:val="false"/>
+        </w:trPr>
+        <w:tc>
+          <w:tcPr>
+            <w:tcW w:type="dxa" w:w="1000"/>
+            <w:tcMar>
+              <w:top w:type="dxa" w:w="90"/>
+              <w:left w:type="dxa" w:w="120"/>
+              <w:bottom w:type="dxa" w:w="90"/>
+              <w:right w:type="dxa" w:w="120"/>
+            </w:tcMar>
+            <w:vAlign w:val="center"/>
+          </w:tcPr>
+          <w:p>
+            <w:pPr>
+              <w:spacing w:after="0" w:line="280"/>
+            </w:pPr>
+            <w:r>
+              <w:rPr>
+                <w:rFonts w:ascii="Menlo" w:cs="Menlo" w:eastAsia="Menlo" w:hAnsi="Menlo"/>
+                <w:color w:val="036F3D"/>
+                <w:sz w:val="20"/>
+                <w:szCs w:val="20"/>
+                <w:shd w:fill="F1F5F3" w:color="auto" w:val="clear"/>
+              </w:rPr>
+              <w:t xml:space="preserve">YC-32</w:t>
+            </w:r>
+          </w:p>
+        </w:tc>
+        <w:tc>
+          <w:tcPr>
+            <w:tcW w:type="dxa" w:w="3715"/>
+            <w:tcMar>
+              <w:top w:type="dxa" w:w="90"/>
+              <w:left w:type="dxa" w:w="120"/>
+              <w:bottom w:type="dxa" w:w="90"/>
+              <w:right w:type="dxa" w:w="120"/>
+            </w:tcMar>
+            <w:vAlign w:val="center"/>
+          </w:tcPr>
+          <w:p>
+            <w:pPr>
+              <w:spacing w:after="0" w:line="280"/>
+            </w:pPr>
+            <w:r>
+              <w:rPr>
+                <w:rFonts w:ascii="Be Vietnam Pro" w:cs="Be Vietnam Pro" w:eastAsia="Be Vietnam Pro" w:hAnsi="Be Vietnam Pro"/>
+                <w:color w:val="101814"/>
+                <w:sz w:val="20"/>
+                <w:szCs w:val="20"/>
+              </w:rPr>
+              <w:t xml:space="preserve">Chỉ trả về các trường nằm trong danh sách được phép công bố</w:t>
+            </w:r>
+          </w:p>
+        </w:tc>
+        <w:tc>
+          <w:tcPr>
+            <w:tcW w:type="dxa" w:w="1408"/>
+            <w:tcMar>
+              <w:top w:type="dxa" w:w="90"/>
+              <w:left w:type="dxa" w:w="120"/>
+              <w:bottom w:type="dxa" w:w="90"/>
+              <w:right w:type="dxa" w:w="120"/>
+            </w:tcMar>
+            <w:vAlign w:val="center"/>
+          </w:tcPr>
+          <w:p>
+            <w:pPr>
+              <w:spacing w:after="0" w:line="280"/>
+            </w:pPr>
+            <w:r>
+              <w:rPr>
+                <w:rFonts w:ascii="Menlo" w:cs="Menlo" w:eastAsia="Menlo" w:hAnsi="Menlo"/>
+                <w:color w:val="036F3D"/>
+                <w:sz w:val="20"/>
+                <w:szCs w:val="20"/>
+                <w:shd w:fill="F1F5F3" w:color="auto" w:val="clear"/>
+              </w:rPr>
+              <w:t xml:space="preserve">DA1-03</w:t>
+            </w:r>
+            <w:r>
+              <w:rPr>
+                <w:rFonts w:ascii="Be Vietnam Pro" w:cs="Be Vietnam Pro" w:eastAsia="Be Vietnam Pro" w:hAnsi="Be Vietnam Pro"/>
+                <w:color w:val="101814"/>
+                <w:sz w:val="20"/>
+                <w:szCs w:val="20"/>
+              </w:rPr>
+              <w:t xml:space="preserve"> </w:t>
+            </w:r>
+            <w:r>
+              <w:rPr>
+                <w:rFonts w:ascii="Menlo" w:cs="Menlo" w:eastAsia="Menlo" w:hAnsi="Menlo"/>
+                <w:color w:val="036F3D"/>
+                <w:sz w:val="20"/>
+                <w:szCs w:val="20"/>
+                <w:shd w:fill="F1F5F3" w:color="auto" w:val="clear"/>
+              </w:rPr>
+              <w:t xml:space="preserve">DA1-04</w:t>
+            </w:r>
+            <w:r>
+              <w:rPr>
+                <w:rFonts w:ascii="Be Vietnam Pro" w:cs="Be Vietnam Pro" w:eastAsia="Be Vietnam Pro" w:hAnsi="Be Vietnam Pro"/>
+                <w:color w:val="101814"/>
+                <w:sz w:val="20"/>
+                <w:szCs w:val="20"/>
+              </w:rPr>
+              <w:t xml:space="preserve"> </w:t>
+            </w:r>
+            <w:r>
+              <w:rPr>
+                <w:rFonts w:ascii="Menlo" w:cs="Menlo" w:eastAsia="Menlo" w:hAnsi="Menlo"/>
+                <w:color w:val="036F3D"/>
+                <w:sz w:val="20"/>
+                <w:szCs w:val="20"/>
+                <w:shd w:fill="F1F5F3" w:color="auto" w:val="clear"/>
+              </w:rPr>
+              <w:t xml:space="preserve">DA1-05</w:t>
+            </w:r>
+          </w:p>
+        </w:tc>
+        <w:tc>
+          <w:tcPr>
+            <w:tcW w:type="dxa" w:w="3237"/>
+            <w:tcMar>
+              <w:top w:type="dxa" w:w="90"/>
+              <w:left w:type="dxa" w:w="120"/>
+              <w:bottom w:type="dxa" w:w="90"/>
+              <w:right w:type="dxa" w:w="120"/>
+            </w:tcMar>
+            <w:vAlign w:val="center"/>
+          </w:tcPr>
+          <w:p>
+            <w:pPr>
+              <w:spacing w:after="0" w:line="280"/>
+            </w:pPr>
+            <w:r>
+              <w:rPr>
+                <w:rFonts w:ascii="Be Vietnam Pro" w:cs="Be Vietnam Pro" w:eastAsia="Be Vietnam Pro" w:hAnsi="Be Vietnam Pro"/>
+                <w:color w:val="101814"/>
+                <w:sz w:val="20"/>
+                <w:szCs w:val="20"/>
+              </w:rPr>
+              <w:t xml:space="preserve">TC-37–TC-45, TC-42, TC-43</w:t>
+            </w:r>
+          </w:p>
+        </w:tc>
+      </w:tr>
+      <w:tr>
+        <w:trPr>
+          <w:tblHeader w:val="false"/>
+        </w:trPr>
+        <w:tc>
+          <w:tcPr>
+            <w:tcW w:type="dxa" w:w="1000"/>
+            <w:tcMar>
+              <w:top w:type="dxa" w:w="90"/>
+              <w:left w:type="dxa" w:w="120"/>
+              <w:bottom w:type="dxa" w:w="90"/>
+              <w:right w:type="dxa" w:w="120"/>
+            </w:tcMar>
+            <w:vAlign w:val="center"/>
+          </w:tcPr>
+          <w:p>
+            <w:pPr>
+              <w:spacing w:after="0" w:line="280"/>
+            </w:pPr>
+            <w:r>
+              <w:rPr>
+                <w:rFonts w:ascii="Menlo" w:cs="Menlo" w:eastAsia="Menlo" w:hAnsi="Menlo"/>
+                <w:color w:val="036F3D"/>
+                <w:sz w:val="20"/>
+                <w:szCs w:val="20"/>
+                <w:shd w:fill="F1F5F3" w:color="auto" w:val="clear"/>
+              </w:rPr>
+              <w:t xml:space="preserve">YC-33</w:t>
+            </w:r>
+          </w:p>
+        </w:tc>
+        <w:tc>
+          <w:tcPr>
+            <w:tcW w:type="dxa" w:w="3715"/>
+            <w:tcMar>
+              <w:top w:type="dxa" w:w="90"/>
+              <w:left w:type="dxa" w:w="120"/>
+              <w:bottom w:type="dxa" w:w="90"/>
+              <w:right w:type="dxa" w:w="120"/>
+            </w:tcMar>
+            <w:vAlign w:val="center"/>
+          </w:tcPr>
+          <w:p>
+            <w:pPr>
+              <w:spacing w:after="0" w:line="280"/>
+            </w:pPr>
+            <w:r>
+              <w:rPr>
+                <w:rFonts w:ascii="Be Vietnam Pro" w:cs="Be Vietnam Pro" w:eastAsia="Be Vietnam Pro" w:hAnsi="Be Vietnam Pro"/>
+                <w:color w:val="101814"/>
+                <w:sz w:val="20"/>
+                <w:szCs w:val="20"/>
+              </w:rPr>
+              <w:t xml:space="preserve">Không trả về nội dung nháp, không trả về dữ liệu nội bộ</w:t>
+            </w:r>
+          </w:p>
+        </w:tc>
+        <w:tc>
+          <w:tcPr>
+            <w:tcW w:type="dxa" w:w="1408"/>
+            <w:tcMar>
+              <w:top w:type="dxa" w:w="90"/>
+              <w:left w:type="dxa" w:w="120"/>
+              <w:bottom w:type="dxa" w:w="90"/>
+              <w:right w:type="dxa" w:w="120"/>
+            </w:tcMar>
+            <w:vAlign w:val="center"/>
+          </w:tcPr>
+          <w:p>
+            <w:pPr>
+              <w:spacing w:after="0" w:line="280"/>
+            </w:pPr>
+            <w:r>
+              <w:rPr>
+                <w:rFonts w:ascii="Menlo" w:cs="Menlo" w:eastAsia="Menlo" w:hAnsi="Menlo"/>
+                <w:color w:val="036F3D"/>
+                <w:sz w:val="20"/>
+                <w:szCs w:val="20"/>
+                <w:shd w:fill="F1F5F3" w:color="auto" w:val="clear"/>
+              </w:rPr>
+              <w:t xml:space="preserve">DA1-03</w:t>
+            </w:r>
+            <w:r>
+              <w:rPr>
+                <w:rFonts w:ascii="Be Vietnam Pro" w:cs="Be Vietnam Pro" w:eastAsia="Be Vietnam Pro" w:hAnsi="Be Vietnam Pro"/>
+                <w:color w:val="101814"/>
+                <w:sz w:val="20"/>
+                <w:szCs w:val="20"/>
+              </w:rPr>
+              <w:t xml:space="preserve"> </w:t>
+            </w:r>
+            <w:r>
+              <w:rPr>
+                <w:rFonts w:ascii="Menlo" w:cs="Menlo" w:eastAsia="Menlo" w:hAnsi="Menlo"/>
+                <w:color w:val="036F3D"/>
+                <w:sz w:val="20"/>
+                <w:szCs w:val="20"/>
+                <w:shd w:fill="F1F5F3" w:color="auto" w:val="clear"/>
+              </w:rPr>
+              <w:t xml:space="preserve">DA1-04</w:t>
+            </w:r>
+            <w:r>
+              <w:rPr>
+                <w:rFonts w:ascii="Be Vietnam Pro" w:cs="Be Vietnam Pro" w:eastAsia="Be Vietnam Pro" w:hAnsi="Be Vietnam Pro"/>
+                <w:color w:val="101814"/>
+                <w:sz w:val="20"/>
+                <w:szCs w:val="20"/>
+              </w:rPr>
+              <w:t xml:space="preserve"> </w:t>
+            </w:r>
+            <w:r>
+              <w:rPr>
+                <w:rFonts w:ascii="Menlo" w:cs="Menlo" w:eastAsia="Menlo" w:hAnsi="Menlo"/>
+                <w:color w:val="036F3D"/>
+                <w:sz w:val="20"/>
+                <w:szCs w:val="20"/>
+                <w:shd w:fill="F1F5F3" w:color="auto" w:val="clear"/>
+              </w:rPr>
+              <w:t xml:space="preserve">DA1-05</w:t>
+            </w:r>
+          </w:p>
+        </w:tc>
+        <w:tc>
+          <w:tcPr>
+            <w:tcW w:type="dxa" w:w="3237"/>
+            <w:tcMar>
+              <w:top w:type="dxa" w:w="90"/>
+              <w:left w:type="dxa" w:w="120"/>
+              <w:bottom w:type="dxa" w:w="90"/>
+              <w:right w:type="dxa" w:w="120"/>
+            </w:tcMar>
+            <w:vAlign w:val="center"/>
+          </w:tcPr>
+          <w:p>
+            <w:pPr>
+              <w:spacing w:after="0" w:line="280"/>
+            </w:pPr>
+            <w:r>
+              <w:rPr>
+                <w:rFonts w:ascii="Be Vietnam Pro" w:cs="Be Vietnam Pro" w:eastAsia="Be Vietnam Pro" w:hAnsi="Be Vietnam Pro"/>
+                <w:color w:val="101814"/>
+                <w:sz w:val="20"/>
+                <w:szCs w:val="20"/>
+              </w:rPr>
+              <w:t xml:space="preserve">TC-37–TC-45, TC-41</w:t>
+            </w:r>
+          </w:p>
+        </w:tc>
+      </w:tr>
+      <w:tr>
+        <w:trPr>
+          <w:tblHeader w:val="false"/>
+        </w:trPr>
+        <w:tc>
+          <w:tcPr>
+            <w:tcW w:type="dxa" w:w="1000"/>
+            <w:tcMar>
+              <w:top w:type="dxa" w:w="90"/>
+              <w:left w:type="dxa" w:w="120"/>
+              <w:bottom w:type="dxa" w:w="90"/>
+              <w:right w:type="dxa" w:w="120"/>
+            </w:tcMar>
+            <w:vAlign w:val="center"/>
+          </w:tcPr>
+          <w:p>
+            <w:pPr>
+              <w:spacing w:after="0" w:line="280"/>
+            </w:pPr>
+            <w:r>
+              <w:rPr>
+                <w:rFonts w:ascii="Menlo" w:cs="Menlo" w:eastAsia="Menlo" w:hAnsi="Menlo"/>
+                <w:color w:val="036F3D"/>
+                <w:sz w:val="20"/>
+                <w:szCs w:val="20"/>
+                <w:shd w:fill="F1F5F3" w:color="auto" w:val="clear"/>
+              </w:rPr>
+              <w:t xml:space="preserve">YC-34</w:t>
+            </w:r>
+          </w:p>
+        </w:tc>
+        <w:tc>
+          <w:tcPr>
+            <w:tcW w:type="dxa" w:w="3715"/>
+            <w:tcMar>
+              <w:top w:type="dxa" w:w="90"/>
+              <w:left w:type="dxa" w:w="120"/>
+              <w:bottom w:type="dxa" w:w="90"/>
+              <w:right w:type="dxa" w:w="120"/>
+            </w:tcMar>
+            <w:vAlign w:val="center"/>
+          </w:tcPr>
+          <w:p>
+            <w:pPr>
+              <w:spacing w:after="0" w:line="280"/>
+            </w:pPr>
+            <w:r>
+              <w:rPr>
+                <w:rFonts w:ascii="Be Vietnam Pro" w:cs="Be Vietnam Pro" w:eastAsia="Be Vietnam Pro" w:hAnsi="Be Vietnam Pro"/>
+                <w:color w:val="101814"/>
+                <w:sz w:val="20"/>
+                <w:szCs w:val="20"/>
+              </w:rPr>
+              <w:t xml:space="preserve">Có bản mô tả danh mục dữ liệu để bên tích hợp tự tra</w:t>
+            </w:r>
+          </w:p>
+        </w:tc>
+        <w:tc>
+          <w:tcPr>
+            <w:tcW w:type="dxa" w:w="1408"/>
+            <w:tcMar>
+              <w:top w:type="dxa" w:w="90"/>
+              <w:left w:type="dxa" w:w="120"/>
+              <w:bottom w:type="dxa" w:w="90"/>
+              <w:right w:type="dxa" w:w="120"/>
+            </w:tcMar>
+            <w:vAlign w:val="center"/>
+          </w:tcPr>
+          <w:p>
+            <w:pPr>
+              <w:spacing w:after="0" w:line="280"/>
+            </w:pPr>
+            <w:r>
+              <w:rPr>
+                <w:rFonts w:ascii="Menlo" w:cs="Menlo" w:eastAsia="Menlo" w:hAnsi="Menlo"/>
+                <w:color w:val="036F3D"/>
+                <w:sz w:val="20"/>
+                <w:szCs w:val="20"/>
+                <w:shd w:fill="F1F5F3" w:color="auto" w:val="clear"/>
+              </w:rPr>
+              <w:t xml:space="preserve">DA1-03</w:t>
+            </w:r>
+            <w:r>
+              <w:rPr>
+                <w:rFonts w:ascii="Be Vietnam Pro" w:cs="Be Vietnam Pro" w:eastAsia="Be Vietnam Pro" w:hAnsi="Be Vietnam Pro"/>
+                <w:color w:val="101814"/>
+                <w:sz w:val="20"/>
+                <w:szCs w:val="20"/>
+              </w:rPr>
+              <w:t xml:space="preserve"> </w:t>
+            </w:r>
+            <w:r>
+              <w:rPr>
+                <w:rFonts w:ascii="Menlo" w:cs="Menlo" w:eastAsia="Menlo" w:hAnsi="Menlo"/>
+                <w:color w:val="036F3D"/>
+                <w:sz w:val="20"/>
+                <w:szCs w:val="20"/>
+                <w:shd w:fill="F1F5F3" w:color="auto" w:val="clear"/>
+              </w:rPr>
+              <w:t xml:space="preserve">DA1-04</w:t>
+            </w:r>
+            <w:r>
+              <w:rPr>
+                <w:rFonts w:ascii="Be Vietnam Pro" w:cs="Be Vietnam Pro" w:eastAsia="Be Vietnam Pro" w:hAnsi="Be Vietnam Pro"/>
+                <w:color w:val="101814"/>
+                <w:sz w:val="20"/>
+                <w:szCs w:val="20"/>
+              </w:rPr>
+              <w:t xml:space="preserve"> </w:t>
+            </w:r>
+            <w:r>
+              <w:rPr>
+                <w:rFonts w:ascii="Menlo" w:cs="Menlo" w:eastAsia="Menlo" w:hAnsi="Menlo"/>
+                <w:color w:val="036F3D"/>
+                <w:sz w:val="20"/>
+                <w:szCs w:val="20"/>
+                <w:shd w:fill="F1F5F3" w:color="auto" w:val="clear"/>
+              </w:rPr>
+              <w:t xml:space="preserve">DA1-05</w:t>
+            </w:r>
+          </w:p>
+        </w:tc>
+        <w:tc>
+          <w:tcPr>
+            <w:tcW w:type="dxa" w:w="3237"/>
+            <w:tcMar>
+              <w:top w:type="dxa" w:w="90"/>
+              <w:left w:type="dxa" w:w="120"/>
+              <w:bottom w:type="dxa" w:w="90"/>
+              <w:right w:type="dxa" w:w="120"/>
+            </w:tcMar>
+            <w:vAlign w:val="center"/>
+          </w:tcPr>
+          <w:p>
+            <w:pPr>
+              <w:spacing w:after="0" w:line="280"/>
+            </w:pPr>
+            <w:r>
+              <w:rPr>
+                <w:rFonts w:ascii="Be Vietnam Pro" w:cs="Be Vietnam Pro" w:eastAsia="Be Vietnam Pro" w:hAnsi="Be Vietnam Pro"/>
+                <w:color w:val="101814"/>
+                <w:sz w:val="20"/>
+                <w:szCs w:val="20"/>
+              </w:rPr>
+              <w:t xml:space="preserve">TC-37–TC-45, TC-45</w:t>
+            </w:r>
+          </w:p>
+        </w:tc>
+      </w:tr>
+      <w:tr>
+        <w:trPr>
+          <w:tblHeader w:val="false"/>
+        </w:trPr>
+        <w:tc>
+          <w:tcPr>
+            <w:tcW w:type="dxa" w:w="1000"/>
+            <w:tcMar>
+              <w:top w:type="dxa" w:w="90"/>
+              <w:left w:type="dxa" w:w="120"/>
+              <w:bottom w:type="dxa" w:w="90"/>
+              <w:right w:type="dxa" w:w="120"/>
+            </w:tcMar>
+            <w:vAlign w:val="center"/>
+          </w:tcPr>
+          <w:p>
+            <w:pPr>
+              <w:spacing w:after="0" w:line="280"/>
+            </w:pPr>
+            <w:r>
+              <w:rPr>
+                <w:rFonts w:ascii="Menlo" w:cs="Menlo" w:eastAsia="Menlo" w:hAnsi="Menlo"/>
+                <w:color w:val="036F3D"/>
+                <w:sz w:val="20"/>
+                <w:szCs w:val="20"/>
+                <w:shd w:fill="F1F5F3" w:color="auto" w:val="clear"/>
+              </w:rPr>
+              <w:t xml:space="preserve">YC-35</w:t>
+            </w:r>
+          </w:p>
+        </w:tc>
+        <w:tc>
+          <w:tcPr>
+            <w:tcW w:type="dxa" w:w="3715"/>
+            <w:tcMar>
+              <w:top w:type="dxa" w:w="90"/>
+              <w:left w:type="dxa" w:w="120"/>
+              <w:bottom w:type="dxa" w:w="90"/>
+              <w:right w:type="dxa" w:w="120"/>
+            </w:tcMar>
+            <w:vAlign w:val="center"/>
+          </w:tcPr>
+          <w:p>
+            <w:pPr>
+              <w:spacing w:after="0" w:line="280"/>
+            </w:pPr>
+            <w:r>
+              <w:rPr>
+                <w:rFonts w:ascii="Be Vietnam Pro" w:cs="Be Vietnam Pro" w:eastAsia="Be Vietnam Pro" w:hAnsi="Be Vietnam Pro"/>
+                <w:color w:val="101814"/>
+                <w:sz w:val="20"/>
+                <w:szCs w:val="20"/>
+              </w:rPr>
+              <w:t xml:space="preserve">Khung chat trực tuyến trên web, nhân viên kinh doanh trả lời qua…</w:t>
+            </w:r>
+          </w:p>
+        </w:tc>
+        <w:tc>
+          <w:tcPr>
+            <w:tcW w:type="dxa" w:w="1408"/>
+            <w:tcMar>
+              <w:top w:type="dxa" w:w="90"/>
+              <w:left w:type="dxa" w:w="120"/>
+              <w:bottom w:type="dxa" w:w="90"/>
+              <w:right w:type="dxa" w:w="120"/>
+            </w:tcMar>
+            <w:vAlign w:val="center"/>
+          </w:tcPr>
+          <w:p>
+            <w:pPr>
+              <w:spacing w:after="0" w:line="280"/>
+            </w:pPr>
+            <w:r>
+              <w:rPr>
+                <w:rFonts w:ascii="Menlo" w:cs="Menlo" w:eastAsia="Menlo" w:hAnsi="Menlo"/>
+                <w:color w:val="036F3D"/>
+                <w:sz w:val="20"/>
+                <w:szCs w:val="20"/>
+                <w:shd w:fill="F1F5F3" w:color="auto" w:val="clear"/>
+              </w:rPr>
+              <w:t xml:space="preserve">DA1-03</w:t>
+            </w:r>
+            <w:r>
+              <w:rPr>
+                <w:rFonts w:ascii="Be Vietnam Pro" w:cs="Be Vietnam Pro" w:eastAsia="Be Vietnam Pro" w:hAnsi="Be Vietnam Pro"/>
+                <w:color w:val="101814"/>
+                <w:sz w:val="20"/>
+                <w:szCs w:val="20"/>
+              </w:rPr>
+              <w:t xml:space="preserve"> </w:t>
+            </w:r>
+            <w:r>
+              <w:rPr>
+                <w:rFonts w:ascii="Menlo" w:cs="Menlo" w:eastAsia="Menlo" w:hAnsi="Menlo"/>
+                <w:color w:val="036F3D"/>
+                <w:sz w:val="20"/>
+                <w:szCs w:val="20"/>
+                <w:shd w:fill="F1F5F3" w:color="auto" w:val="clear"/>
+              </w:rPr>
+              <w:t xml:space="preserve">DA1-04</w:t>
+            </w:r>
+            <w:r>
+              <w:rPr>
+                <w:rFonts w:ascii="Be Vietnam Pro" w:cs="Be Vietnam Pro" w:eastAsia="Be Vietnam Pro" w:hAnsi="Be Vietnam Pro"/>
+                <w:color w:val="101814"/>
+                <w:sz w:val="20"/>
+                <w:szCs w:val="20"/>
+              </w:rPr>
+              <w:t xml:space="preserve"> </w:t>
+            </w:r>
+            <w:r>
+              <w:rPr>
+                <w:rFonts w:ascii="Menlo" w:cs="Menlo" w:eastAsia="Menlo" w:hAnsi="Menlo"/>
+                <w:color w:val="036F3D"/>
+                <w:sz w:val="20"/>
+                <w:szCs w:val="20"/>
+                <w:shd w:fill="F1F5F3" w:color="auto" w:val="clear"/>
+              </w:rPr>
+              <w:t xml:space="preserve">DA1-05</w:t>
+            </w:r>
+          </w:p>
+        </w:tc>
+        <w:tc>
+          <w:tcPr>
+            <w:tcW w:type="dxa" w:w="3237"/>
+            <w:tcMar>
+              <w:top w:type="dxa" w:w="90"/>
+              <w:left w:type="dxa" w:w="120"/>
+              <w:bottom w:type="dxa" w:w="90"/>
+              <w:right w:type="dxa" w:w="120"/>
+            </w:tcMar>
+            <w:vAlign w:val="center"/>
+          </w:tcPr>
+          <w:p>
+            <w:pPr>
+              <w:spacing w:after="0" w:line="280"/>
+            </w:pPr>
+            <w:r>
+              <w:rPr>
+                <w:rFonts w:ascii="Be Vietnam Pro" w:cs="Be Vietnam Pro" w:eastAsia="Be Vietnam Pro" w:hAnsi="Be Vietnam Pro"/>
+                <w:color w:val="101814"/>
+                <w:sz w:val="20"/>
+                <w:szCs w:val="20"/>
+              </w:rPr>
+              <w:t xml:space="preserve">TC-51–TC-62</w:t>
+            </w:r>
+          </w:p>
+        </w:tc>
+      </w:tr>
+      <w:tr>
+        <w:trPr>
+          <w:tblHeader w:val="false"/>
+        </w:trPr>
+        <w:tc>
+          <w:tcPr>
+            <w:tcW w:type="dxa" w:w="1000"/>
+            <w:tcMar>
+              <w:top w:type="dxa" w:w="90"/>
+              <w:left w:type="dxa" w:w="120"/>
+              <w:bottom w:type="dxa" w:w="90"/>
+              <w:right w:type="dxa" w:w="120"/>
+            </w:tcMar>
+            <w:vAlign w:val="center"/>
+          </w:tcPr>
+          <w:p>
+            <w:pPr>
+              <w:spacing w:after="0" w:line="280"/>
+            </w:pPr>
+            <w:r>
+              <w:rPr>
+                <w:rFonts w:ascii="Menlo" w:cs="Menlo" w:eastAsia="Menlo" w:hAnsi="Menlo"/>
+                <w:color w:val="036F3D"/>
+                <w:sz w:val="20"/>
+                <w:szCs w:val="20"/>
+                <w:shd w:fill="F1F5F3" w:color="auto" w:val="clear"/>
+              </w:rPr>
+              <w:t xml:space="preserve">YC-36</w:t>
+            </w:r>
+          </w:p>
+        </w:tc>
+        <w:tc>
+          <w:tcPr>
+            <w:tcW w:type="dxa" w:w="3715"/>
+            <w:tcMar>
+              <w:top w:type="dxa" w:w="90"/>
+              <w:left w:type="dxa" w:w="120"/>
+              <w:bottom w:type="dxa" w:w="90"/>
+              <w:right w:type="dxa" w:w="120"/>
+            </w:tcMar>
+            <w:vAlign w:val="center"/>
+          </w:tcPr>
+          <w:p>
+            <w:pPr>
+              <w:spacing w:after="0" w:line="280"/>
+            </w:pPr>
+            <w:r>
+              <w:rPr>
+                <w:rFonts w:ascii="Be Vietnam Pro" w:cs="Be Vietnam Pro" w:eastAsia="Be Vietnam Pro" w:hAnsi="Be Vietnam Pro"/>
+                <w:color w:val="101814"/>
+                <w:sz w:val="20"/>
+                <w:szCs w:val="20"/>
+              </w:rPr>
+              <w:t xml:space="preserve">Ghi nhận thông tin phiên chat: nguồn truy cập, thiết bị, vị trí …</w:t>
+            </w:r>
+          </w:p>
+        </w:tc>
+        <w:tc>
+          <w:tcPr>
+            <w:tcW w:type="dxa" w:w="1408"/>
+            <w:tcMar>
+              <w:top w:type="dxa" w:w="90"/>
+              <w:left w:type="dxa" w:w="120"/>
+              <w:bottom w:type="dxa" w:w="90"/>
+              <w:right w:type="dxa" w:w="120"/>
+            </w:tcMar>
+            <w:vAlign w:val="center"/>
+          </w:tcPr>
+          <w:p>
+            <w:pPr>
+              <w:spacing w:after="0" w:line="280"/>
+            </w:pPr>
+            <w:r>
+              <w:rPr>
+                <w:rFonts w:ascii="Menlo" w:cs="Menlo" w:eastAsia="Menlo" w:hAnsi="Menlo"/>
+                <w:color w:val="036F3D"/>
+                <w:sz w:val="20"/>
+                <w:szCs w:val="20"/>
+                <w:shd w:fill="F1F5F3" w:color="auto" w:val="clear"/>
+              </w:rPr>
+              <w:t xml:space="preserve">DA1-03</w:t>
+            </w:r>
+            <w:r>
+              <w:rPr>
+                <w:rFonts w:ascii="Be Vietnam Pro" w:cs="Be Vietnam Pro" w:eastAsia="Be Vietnam Pro" w:hAnsi="Be Vietnam Pro"/>
+                <w:color w:val="101814"/>
+                <w:sz w:val="20"/>
+                <w:szCs w:val="20"/>
+              </w:rPr>
+              <w:t xml:space="preserve"> </w:t>
+            </w:r>
+            <w:r>
+              <w:rPr>
+                <w:rFonts w:ascii="Menlo" w:cs="Menlo" w:eastAsia="Menlo" w:hAnsi="Menlo"/>
+                <w:color w:val="036F3D"/>
+                <w:sz w:val="20"/>
+                <w:szCs w:val="20"/>
+                <w:shd w:fill="F1F5F3" w:color="auto" w:val="clear"/>
+              </w:rPr>
+              <w:t xml:space="preserve">DA1-04</w:t>
+            </w:r>
+            <w:r>
+              <w:rPr>
+                <w:rFonts w:ascii="Be Vietnam Pro" w:cs="Be Vietnam Pro" w:eastAsia="Be Vietnam Pro" w:hAnsi="Be Vietnam Pro"/>
+                <w:color w:val="101814"/>
+                <w:sz w:val="20"/>
+                <w:szCs w:val="20"/>
+              </w:rPr>
+              <w:t xml:space="preserve"> </w:t>
+            </w:r>
+            <w:r>
+              <w:rPr>
+                <w:rFonts w:ascii="Menlo" w:cs="Menlo" w:eastAsia="Menlo" w:hAnsi="Menlo"/>
+                <w:color w:val="036F3D"/>
+                <w:sz w:val="20"/>
+                <w:szCs w:val="20"/>
+                <w:shd w:fill="F1F5F3" w:color="auto" w:val="clear"/>
+              </w:rPr>
+              <w:t xml:space="preserve">DA1-05</w:t>
+            </w:r>
+          </w:p>
+        </w:tc>
+        <w:tc>
+          <w:tcPr>
+            <w:tcW w:type="dxa" w:w="3237"/>
+            <w:tcMar>
+              <w:top w:type="dxa" w:w="90"/>
+              <w:left w:type="dxa" w:w="120"/>
+              <w:bottom w:type="dxa" w:w="90"/>
+              <w:right w:type="dxa" w:w="120"/>
+            </w:tcMar>
+            <w:vAlign w:val="center"/>
+          </w:tcPr>
+          <w:p>
+            <w:pPr>
+              <w:spacing w:after="0" w:line="280"/>
+            </w:pPr>
+            <w:r>
+              <w:rPr>
+                <w:rFonts w:ascii="Be Vietnam Pro" w:cs="Be Vietnam Pro" w:eastAsia="Be Vietnam Pro" w:hAnsi="Be Vietnam Pro"/>
+                <w:color w:val="101814"/>
+                <w:sz w:val="20"/>
+                <w:szCs w:val="20"/>
+              </w:rPr>
+              <w:t xml:space="preserve">TC-51–TC-62</w:t>
+            </w:r>
+          </w:p>
+        </w:tc>
+      </w:tr>
+      <w:tr>
+        <w:trPr>
+          <w:tblHeader w:val="false"/>
+        </w:trPr>
+        <w:tc>
+          <w:tcPr>
+            <w:tcW w:type="dxa" w:w="1000"/>
+            <w:tcMar>
+              <w:top w:type="dxa" w:w="90"/>
+              <w:left w:type="dxa" w:w="120"/>
+              <w:bottom w:type="dxa" w:w="90"/>
+              <w:right w:type="dxa" w:w="120"/>
+            </w:tcMar>
+            <w:vAlign w:val="center"/>
+          </w:tcPr>
+          <w:p>
+            <w:pPr>
+              <w:spacing w:after="0" w:line="280"/>
+            </w:pPr>
+            <w:r>
+              <w:rPr>
+                <w:rFonts w:ascii="Menlo" w:cs="Menlo" w:eastAsia="Menlo" w:hAnsi="Menlo"/>
+                <w:color w:val="036F3D"/>
+                <w:sz w:val="20"/>
+                <w:szCs w:val="20"/>
+                <w:shd w:fill="F1F5F3" w:color="auto" w:val="clear"/>
+              </w:rPr>
+              <w:t xml:space="preserve">YC-37</w:t>
+            </w:r>
+          </w:p>
+        </w:tc>
+        <w:tc>
+          <w:tcPr>
+            <w:tcW w:type="dxa" w:w="3715"/>
+            <w:tcMar>
+              <w:top w:type="dxa" w:w="90"/>
+              <w:left w:type="dxa" w:w="120"/>
+              <w:bottom w:type="dxa" w:w="90"/>
+              <w:right w:type="dxa" w:w="120"/>
+            </w:tcMar>
+            <w:vAlign w:val="center"/>
+          </w:tcPr>
+          <w:p>
+            <w:pPr>
+              <w:spacing w:after="0" w:line="280"/>
+            </w:pPr>
+            <w:r>
+              <w:rPr>
+                <w:rFonts w:ascii="Be Vietnam Pro" w:cs="Be Vietnam Pro" w:eastAsia="Be Vietnam Pro" w:hAnsi="Be Vietnam Pro"/>
+                <w:color w:val="101814"/>
+                <w:sz w:val="20"/>
+                <w:szCs w:val="20"/>
+              </w:rPr>
+              <w:t xml:space="preserve">Biểu mẫu liên hệ, dữ liệu lưu vào hệ thống</w:t>
+            </w:r>
+          </w:p>
+        </w:tc>
+        <w:tc>
+          <w:tcPr>
+            <w:tcW w:type="dxa" w:w="1408"/>
+            <w:tcMar>
+              <w:top w:type="dxa" w:w="90"/>
+              <w:left w:type="dxa" w:w="120"/>
+              <w:bottom w:type="dxa" w:w="90"/>
+              <w:right w:type="dxa" w:w="120"/>
+            </w:tcMar>
+            <w:vAlign w:val="center"/>
+          </w:tcPr>
+          <w:p>
+            <w:pPr>
+              <w:spacing w:after="0" w:line="280"/>
+            </w:pPr>
+            <w:r>
+              <w:rPr>
+                <w:rFonts w:ascii="Menlo" w:cs="Menlo" w:eastAsia="Menlo" w:hAnsi="Menlo"/>
+                <w:color w:val="036F3D"/>
+                <w:sz w:val="20"/>
+                <w:szCs w:val="20"/>
+                <w:shd w:fill="F1F5F3" w:color="auto" w:val="clear"/>
+              </w:rPr>
+              <w:t xml:space="preserve">DA1-03</w:t>
+            </w:r>
+            <w:r>
+              <w:rPr>
+                <w:rFonts w:ascii="Be Vietnam Pro" w:cs="Be Vietnam Pro" w:eastAsia="Be Vietnam Pro" w:hAnsi="Be Vietnam Pro"/>
+                <w:color w:val="101814"/>
+                <w:sz w:val="20"/>
+                <w:szCs w:val="20"/>
+              </w:rPr>
+              <w:t xml:space="preserve"> </w:t>
+            </w:r>
+            <w:r>
+              <w:rPr>
+                <w:rFonts w:ascii="Menlo" w:cs="Menlo" w:eastAsia="Menlo" w:hAnsi="Menlo"/>
+                <w:color w:val="036F3D"/>
+                <w:sz w:val="20"/>
+                <w:szCs w:val="20"/>
+                <w:shd w:fill="F1F5F3" w:color="auto" w:val="clear"/>
+              </w:rPr>
+              <w:t xml:space="preserve">DA1-04</w:t>
+            </w:r>
+            <w:r>
+              <w:rPr>
+                <w:rFonts w:ascii="Be Vietnam Pro" w:cs="Be Vietnam Pro" w:eastAsia="Be Vietnam Pro" w:hAnsi="Be Vietnam Pro"/>
+                <w:color w:val="101814"/>
+                <w:sz w:val="20"/>
+                <w:szCs w:val="20"/>
+              </w:rPr>
+              <w:t xml:space="preserve"> </w:t>
+            </w:r>
+            <w:r>
+              <w:rPr>
+                <w:rFonts w:ascii="Menlo" w:cs="Menlo" w:eastAsia="Menlo" w:hAnsi="Menlo"/>
+                <w:color w:val="036F3D"/>
+                <w:sz w:val="20"/>
+                <w:szCs w:val="20"/>
+                <w:shd w:fill="F1F5F3" w:color="auto" w:val="clear"/>
+              </w:rPr>
+              <w:t xml:space="preserve">DA1-05</w:t>
+            </w:r>
+          </w:p>
+        </w:tc>
+        <w:tc>
+          <w:tcPr>
+            <w:tcW w:type="dxa" w:w="3237"/>
+            <w:tcMar>
+              <w:top w:type="dxa" w:w="90"/>
+              <w:left w:type="dxa" w:w="120"/>
+              <w:bottom w:type="dxa" w:w="90"/>
+              <w:right w:type="dxa" w:w="120"/>
+            </w:tcMar>
+            <w:vAlign w:val="center"/>
+          </w:tcPr>
+          <w:p>
+            <w:pPr>
+              <w:spacing w:after="0" w:line="280"/>
+            </w:pPr>
+            <w:r>
+              <w:rPr>
+                <w:rFonts w:ascii="Be Vietnam Pro" w:cs="Be Vietnam Pro" w:eastAsia="Be Vietnam Pro" w:hAnsi="Be Vietnam Pro"/>
+                <w:color w:val="101814"/>
+                <w:sz w:val="20"/>
+                <w:szCs w:val="20"/>
+              </w:rPr>
+              <w:t xml:space="preserve">TC-51–TC-62</w:t>
+            </w:r>
+          </w:p>
+        </w:tc>
+      </w:tr>
+      <w:tr>
+        <w:trPr>
+          <w:tblHeader w:val="false"/>
+        </w:trPr>
+        <w:tc>
+          <w:tcPr>
+            <w:tcW w:type="dxa" w:w="1000"/>
+            <w:tcMar>
+              <w:top w:type="dxa" w:w="90"/>
+              <w:left w:type="dxa" w:w="120"/>
+              <w:bottom w:type="dxa" w:w="90"/>
+              <w:right w:type="dxa" w:w="120"/>
+            </w:tcMar>
+            <w:vAlign w:val="center"/>
+          </w:tcPr>
+          <w:p>
+            <w:pPr>
+              <w:spacing w:after="0" w:line="280"/>
+            </w:pPr>
+            <w:r>
+              <w:rPr>
+                <w:rFonts w:ascii="Menlo" w:cs="Menlo" w:eastAsia="Menlo" w:hAnsi="Menlo"/>
+                <w:color w:val="036F3D"/>
+                <w:sz w:val="20"/>
+                <w:szCs w:val="20"/>
+                <w:shd w:fill="F1F5F3" w:color="auto" w:val="clear"/>
+              </w:rPr>
+              <w:t xml:space="preserve">YC-38</w:t>
+            </w:r>
+          </w:p>
+        </w:tc>
+        <w:tc>
+          <w:tcPr>
+            <w:tcW w:type="dxa" w:w="3715"/>
+            <w:tcMar>
+              <w:top w:type="dxa" w:w="90"/>
+              <w:left w:type="dxa" w:w="120"/>
+              <w:bottom w:type="dxa" w:w="90"/>
+              <w:right w:type="dxa" w:w="120"/>
+            </w:tcMar>
+            <w:vAlign w:val="center"/>
+          </w:tcPr>
+          <w:p>
+            <w:pPr>
+              <w:spacing w:after="0" w:line="280"/>
+            </w:pPr>
+            <w:r>
+              <w:rPr>
+                <w:rFonts w:ascii="Be Vietnam Pro" w:cs="Be Vietnam Pro" w:eastAsia="Be Vietnam Pro" w:hAnsi="Be Vietnam Pro"/>
+                <w:color w:val="101814"/>
+                <w:sz w:val="20"/>
+                <w:szCs w:val="20"/>
+              </w:rPr>
+              <w:t xml:space="preserve">Bình luận bài viết, cấu hình bật/tắt và duyệt trước khi hiển thị</w:t>
+            </w:r>
+          </w:p>
+        </w:tc>
+        <w:tc>
+          <w:tcPr>
+            <w:tcW w:type="dxa" w:w="1408"/>
+            <w:tcMar>
+              <w:top w:type="dxa" w:w="90"/>
+              <w:left w:type="dxa" w:w="120"/>
+              <w:bottom w:type="dxa" w:w="90"/>
+              <w:right w:type="dxa" w:w="120"/>
+            </w:tcMar>
+            <w:vAlign w:val="center"/>
+          </w:tcPr>
+          <w:p>
+            <w:pPr>
+              <w:spacing w:after="0" w:line="280"/>
+            </w:pPr>
+            <w:r>
+              <w:rPr>
+                <w:rFonts w:ascii="Menlo" w:cs="Menlo" w:eastAsia="Menlo" w:hAnsi="Menlo"/>
+                <w:color w:val="036F3D"/>
+                <w:sz w:val="20"/>
+                <w:szCs w:val="20"/>
+                <w:shd w:fill="F1F5F3" w:color="auto" w:val="clear"/>
+              </w:rPr>
+              <w:t xml:space="preserve">DA1-03</w:t>
+            </w:r>
+            <w:r>
+              <w:rPr>
+                <w:rFonts w:ascii="Be Vietnam Pro" w:cs="Be Vietnam Pro" w:eastAsia="Be Vietnam Pro" w:hAnsi="Be Vietnam Pro"/>
+                <w:color w:val="101814"/>
+                <w:sz w:val="20"/>
+                <w:szCs w:val="20"/>
+              </w:rPr>
+              <w:t xml:space="preserve"> </w:t>
+            </w:r>
+            <w:r>
+              <w:rPr>
+                <w:rFonts w:ascii="Menlo" w:cs="Menlo" w:eastAsia="Menlo" w:hAnsi="Menlo"/>
+                <w:color w:val="036F3D"/>
+                <w:sz w:val="20"/>
+                <w:szCs w:val="20"/>
+                <w:shd w:fill="F1F5F3" w:color="auto" w:val="clear"/>
+              </w:rPr>
+              <w:t xml:space="preserve">DA1-04</w:t>
+            </w:r>
+            <w:r>
+              <w:rPr>
+                <w:rFonts w:ascii="Be Vietnam Pro" w:cs="Be Vietnam Pro" w:eastAsia="Be Vietnam Pro" w:hAnsi="Be Vietnam Pro"/>
+                <w:color w:val="101814"/>
+                <w:sz w:val="20"/>
+                <w:szCs w:val="20"/>
+              </w:rPr>
+              <w:t xml:space="preserve"> </w:t>
+            </w:r>
+            <w:r>
+              <w:rPr>
+                <w:rFonts w:ascii="Menlo" w:cs="Menlo" w:eastAsia="Menlo" w:hAnsi="Menlo"/>
+                <w:color w:val="036F3D"/>
+                <w:sz w:val="20"/>
+                <w:szCs w:val="20"/>
+                <w:shd w:fill="F1F5F3" w:color="auto" w:val="clear"/>
+              </w:rPr>
+              <w:t xml:space="preserve">DA1-05</w:t>
+            </w:r>
+          </w:p>
+        </w:tc>
+        <w:tc>
+          <w:tcPr>
+            <w:tcW w:type="dxa" w:w="3237"/>
+            <w:tcMar>
+              <w:top w:type="dxa" w:w="90"/>
+              <w:left w:type="dxa" w:w="120"/>
+              <w:bottom w:type="dxa" w:w="90"/>
+              <w:right w:type="dxa" w:w="120"/>
+            </w:tcMar>
+            <w:vAlign w:val="center"/>
+          </w:tcPr>
+          <w:p>
+            <w:pPr>
+              <w:spacing w:after="0" w:line="280"/>
+            </w:pPr>
+            <w:r>
+              <w:rPr>
+                <w:rFonts w:ascii="Be Vietnam Pro" w:cs="Be Vietnam Pro" w:eastAsia="Be Vietnam Pro" w:hAnsi="Be Vietnam Pro"/>
+                <w:color w:val="101814"/>
+                <w:sz w:val="20"/>
+                <w:szCs w:val="20"/>
+              </w:rPr>
+              <w:t xml:space="preserve">TC-63–TC-77</w:t>
+            </w:r>
+          </w:p>
+        </w:tc>
+      </w:tr>
+      <w:tr>
+        <w:trPr>
+          <w:tblHeader w:val="false"/>
+        </w:trPr>
+        <w:tc>
+          <w:tcPr>
+            <w:tcW w:type="dxa" w:w="1000"/>
+            <w:tcMar>
+              <w:top w:type="dxa" w:w="90"/>
+              <w:left w:type="dxa" w:w="120"/>
+              <w:bottom w:type="dxa" w:w="90"/>
+              <w:right w:type="dxa" w:w="120"/>
+            </w:tcMar>
+            <w:vAlign w:val="center"/>
+          </w:tcPr>
+          <w:p>
+            <w:pPr>
+              <w:spacing w:after="0" w:line="280"/>
+            </w:pPr>
+            <w:r>
+              <w:rPr>
+                <w:rFonts w:ascii="Menlo" w:cs="Menlo" w:eastAsia="Menlo" w:hAnsi="Menlo"/>
+                <w:color w:val="036F3D"/>
+                <w:sz w:val="20"/>
+                <w:szCs w:val="20"/>
+                <w:shd w:fill="F1F5F3" w:color="auto" w:val="clear"/>
+              </w:rPr>
+              <w:t xml:space="preserve">YC-39</w:t>
+            </w:r>
+          </w:p>
+        </w:tc>
+        <w:tc>
+          <w:tcPr>
+            <w:tcW w:type="dxa" w:w="3715"/>
+            <w:tcMar>
+              <w:top w:type="dxa" w:w="90"/>
+              <w:left w:type="dxa" w:w="120"/>
+              <w:bottom w:type="dxa" w:w="90"/>
+              <w:right w:type="dxa" w:w="120"/>
+            </w:tcMar>
+            <w:vAlign w:val="center"/>
+          </w:tcPr>
+          <w:p>
+            <w:pPr>
+              <w:spacing w:after="0" w:line="280"/>
+            </w:pPr>
+            <w:r>
+              <w:rPr>
+                <w:rFonts w:ascii="Be Vietnam Pro" w:cs="Be Vietnam Pro" w:eastAsia="Be Vietnam Pro" w:hAnsi="Be Vietnam Pro"/>
+                <w:color w:val="101814"/>
+                <w:sz w:val="20"/>
+                <w:szCs w:val="20"/>
+              </w:rPr>
+              <w:t xml:space="preserve">Phân quyền theo vai trò: quản trị viên, biên tập viên, khách hàn…</w:t>
+            </w:r>
+          </w:p>
+        </w:tc>
+        <w:tc>
+          <w:tcPr>
+            <w:tcW w:type="dxa" w:w="1408"/>
+            <w:tcMar>
+              <w:top w:type="dxa" w:w="90"/>
+              <w:left w:type="dxa" w:w="120"/>
+              <w:bottom w:type="dxa" w:w="90"/>
+              <w:right w:type="dxa" w:w="120"/>
+            </w:tcMar>
+            <w:vAlign w:val="center"/>
+          </w:tcPr>
+          <w:p>
+            <w:pPr>
+              <w:spacing w:after="0" w:line="280"/>
+            </w:pPr>
+            <w:r>
+              <w:rPr>
+                <w:rFonts w:ascii="Menlo" w:cs="Menlo" w:eastAsia="Menlo" w:hAnsi="Menlo"/>
+                <w:color w:val="036F3D"/>
+                <w:sz w:val="20"/>
+                <w:szCs w:val="20"/>
+                <w:shd w:fill="F1F5F3" w:color="auto" w:val="clear"/>
+              </w:rPr>
+              <w:t xml:space="preserve">DA1-03</w:t>
+            </w:r>
+            <w:r>
+              <w:rPr>
+                <w:rFonts w:ascii="Be Vietnam Pro" w:cs="Be Vietnam Pro" w:eastAsia="Be Vietnam Pro" w:hAnsi="Be Vietnam Pro"/>
+                <w:color w:val="101814"/>
+                <w:sz w:val="20"/>
+                <w:szCs w:val="20"/>
+              </w:rPr>
+              <w:t xml:space="preserve"> </w:t>
+            </w:r>
+            <w:r>
+              <w:rPr>
+                <w:rFonts w:ascii="Menlo" w:cs="Menlo" w:eastAsia="Menlo" w:hAnsi="Menlo"/>
+                <w:color w:val="036F3D"/>
+                <w:sz w:val="20"/>
+                <w:szCs w:val="20"/>
+                <w:shd w:fill="F1F5F3" w:color="auto" w:val="clear"/>
+              </w:rPr>
+              <w:t xml:space="preserve">DA1-04</w:t>
+            </w:r>
+            <w:r>
+              <w:rPr>
+                <w:rFonts w:ascii="Be Vietnam Pro" w:cs="Be Vietnam Pro" w:eastAsia="Be Vietnam Pro" w:hAnsi="Be Vietnam Pro"/>
+                <w:color w:val="101814"/>
+                <w:sz w:val="20"/>
+                <w:szCs w:val="20"/>
+              </w:rPr>
+              <w:t xml:space="preserve"> </w:t>
+            </w:r>
+            <w:r>
+              <w:rPr>
+                <w:rFonts w:ascii="Menlo" w:cs="Menlo" w:eastAsia="Menlo" w:hAnsi="Menlo"/>
+                <w:color w:val="036F3D"/>
+                <w:sz w:val="20"/>
+                <w:szCs w:val="20"/>
+                <w:shd w:fill="F1F5F3" w:color="auto" w:val="clear"/>
+              </w:rPr>
+              <w:t xml:space="preserve">DA1-05</w:t>
+            </w:r>
+          </w:p>
+        </w:tc>
+        <w:tc>
+          <w:tcPr>
+            <w:tcW w:type="dxa" w:w="3237"/>
+            <w:tcMar>
+              <w:top w:type="dxa" w:w="90"/>
+              <w:left w:type="dxa" w:w="120"/>
+              <w:bottom w:type="dxa" w:w="90"/>
+              <w:right w:type="dxa" w:w="120"/>
+            </w:tcMar>
+            <w:vAlign w:val="center"/>
+          </w:tcPr>
+          <w:p>
+            <w:pPr>
+              <w:spacing w:after="0" w:line="280"/>
+            </w:pPr>
+            <w:r>
+              <w:rPr>
+                <w:rFonts w:ascii="Be Vietnam Pro" w:cs="Be Vietnam Pro" w:eastAsia="Be Vietnam Pro" w:hAnsi="Be Vietnam Pro"/>
+                <w:color w:val="101814"/>
+                <w:sz w:val="20"/>
+                <w:szCs w:val="20"/>
+              </w:rPr>
+              <w:t xml:space="preserve">TC-46, TC-46–TC-50, TC-47, TC-48</w:t>
+            </w:r>
+          </w:p>
+        </w:tc>
+      </w:tr>
+      <w:tr>
+        <w:trPr>
+          <w:tblHeader w:val="false"/>
+        </w:trPr>
+        <w:tc>
+          <w:tcPr>
+            <w:tcW w:type="dxa" w:w="1000"/>
+            <w:tcMar>
+              <w:top w:type="dxa" w:w="90"/>
+              <w:left w:type="dxa" w:w="120"/>
+              <w:bottom w:type="dxa" w:w="90"/>
+              <w:right w:type="dxa" w:w="120"/>
+            </w:tcMar>
+            <w:vAlign w:val="center"/>
+          </w:tcPr>
+          <w:p>
+            <w:pPr>
+              <w:spacing w:after="0" w:line="280"/>
+            </w:pPr>
+            <w:r>
+              <w:rPr>
+                <w:rFonts w:ascii="Menlo" w:cs="Menlo" w:eastAsia="Menlo" w:hAnsi="Menlo"/>
+                <w:color w:val="036F3D"/>
+                <w:sz w:val="20"/>
+                <w:szCs w:val="20"/>
+                <w:shd w:fill="F1F5F3" w:color="auto" w:val="clear"/>
+              </w:rPr>
+              <w:t xml:space="preserve">YC-40</w:t>
+            </w:r>
+          </w:p>
+        </w:tc>
+        <w:tc>
+          <w:tcPr>
+            <w:tcW w:type="dxa" w:w="3715"/>
+            <w:tcMar>
+              <w:top w:type="dxa" w:w="90"/>
+              <w:left w:type="dxa" w:w="120"/>
+              <w:bottom w:type="dxa" w:w="90"/>
+              <w:right w:type="dxa" w:w="120"/>
+            </w:tcMar>
+            <w:vAlign w:val="center"/>
+          </w:tcPr>
+          <w:p>
+            <w:pPr>
+              <w:spacing w:after="0" w:line="280"/>
+            </w:pPr>
+            <w:r>
+              <w:rPr>
+                <w:rFonts w:ascii="Be Vietnam Pro" w:cs="Be Vietnam Pro" w:eastAsia="Be Vietnam Pro" w:hAnsi="Be Vietnam Pro"/>
+                <w:color w:val="101814"/>
+                <w:sz w:val="20"/>
+                <w:szCs w:val="20"/>
+              </w:rPr>
+              <w:t xml:space="preserve">Ghi nhật ký thao tác trên dữ liệu quan trọng</w:t>
+            </w:r>
+          </w:p>
+        </w:tc>
+        <w:tc>
+          <w:tcPr>
+            <w:tcW w:type="dxa" w:w="1408"/>
+            <w:tcMar>
+              <w:top w:type="dxa" w:w="90"/>
+              <w:left w:type="dxa" w:w="120"/>
+              <w:bottom w:type="dxa" w:w="90"/>
+              <w:right w:type="dxa" w:w="120"/>
+            </w:tcMar>
+            <w:vAlign w:val="center"/>
+          </w:tcPr>
+          <w:p>
+            <w:pPr>
+              <w:spacing w:after="0" w:line="280"/>
+            </w:pPr>
+            <w:r>
+              <w:rPr>
+                <w:rFonts w:ascii="Menlo" w:cs="Menlo" w:eastAsia="Menlo" w:hAnsi="Menlo"/>
+                <w:color w:val="036F3D"/>
+                <w:sz w:val="20"/>
+                <w:szCs w:val="20"/>
+                <w:shd w:fill="F1F5F3" w:color="auto" w:val="clear"/>
+              </w:rPr>
+              <w:t xml:space="preserve">DA1-03</w:t>
+            </w:r>
+            <w:r>
+              <w:rPr>
+                <w:rFonts w:ascii="Be Vietnam Pro" w:cs="Be Vietnam Pro" w:eastAsia="Be Vietnam Pro" w:hAnsi="Be Vietnam Pro"/>
+                <w:color w:val="101814"/>
+                <w:sz w:val="20"/>
+                <w:szCs w:val="20"/>
+              </w:rPr>
+              <w:t xml:space="preserve"> </w:t>
+            </w:r>
+            <w:r>
+              <w:rPr>
+                <w:rFonts w:ascii="Menlo" w:cs="Menlo" w:eastAsia="Menlo" w:hAnsi="Menlo"/>
+                <w:color w:val="036F3D"/>
+                <w:sz w:val="20"/>
+                <w:szCs w:val="20"/>
+                <w:shd w:fill="F1F5F3" w:color="auto" w:val="clear"/>
+              </w:rPr>
+              <w:t xml:space="preserve">DA1-04</w:t>
+            </w:r>
+            <w:r>
+              <w:rPr>
+                <w:rFonts w:ascii="Be Vietnam Pro" w:cs="Be Vietnam Pro" w:eastAsia="Be Vietnam Pro" w:hAnsi="Be Vietnam Pro"/>
+                <w:color w:val="101814"/>
+                <w:sz w:val="20"/>
+                <w:szCs w:val="20"/>
+              </w:rPr>
+              <w:t xml:space="preserve"> </w:t>
+            </w:r>
+            <w:r>
+              <w:rPr>
+                <w:rFonts w:ascii="Menlo" w:cs="Menlo" w:eastAsia="Menlo" w:hAnsi="Menlo"/>
+                <w:color w:val="036F3D"/>
+                <w:sz w:val="20"/>
+                <w:szCs w:val="20"/>
+                <w:shd w:fill="F1F5F3" w:color="auto" w:val="clear"/>
+              </w:rPr>
+              <w:t xml:space="preserve">DA1-05</w:t>
+            </w:r>
+          </w:p>
+        </w:tc>
+        <w:tc>
+          <w:tcPr>
+            <w:tcW w:type="dxa" w:w="3237"/>
+            <w:tcMar>
+              <w:top w:type="dxa" w:w="90"/>
+              <w:left w:type="dxa" w:w="120"/>
+              <w:bottom w:type="dxa" w:w="90"/>
+              <w:right w:type="dxa" w:w="120"/>
+            </w:tcMar>
+            <w:vAlign w:val="center"/>
+          </w:tcPr>
+          <w:p>
+            <w:pPr>
+              <w:spacing w:after="0" w:line="280"/>
+            </w:pPr>
+            <w:r>
+              <w:rPr>
+                <w:rFonts w:ascii="Be Vietnam Pro" w:cs="Be Vietnam Pro" w:eastAsia="Be Vietnam Pro" w:hAnsi="Be Vietnam Pro"/>
+                <w:color w:val="101814"/>
+                <w:sz w:val="20"/>
+                <w:szCs w:val="20"/>
+              </w:rPr>
+              <w:t xml:space="preserve">TC-46–TC-50, TC-50</w:t>
+            </w:r>
+          </w:p>
+        </w:tc>
+      </w:tr>
+      <w:tr>
+        <w:trPr>
+          <w:tblHeader w:val="false"/>
+        </w:trPr>
+        <w:tc>
+          <w:tcPr>
+            <w:tcW w:type="dxa" w:w="1000"/>
+            <w:tcMar>
+              <w:top w:type="dxa" w:w="90"/>
+              <w:left w:type="dxa" w:w="120"/>
+              <w:bottom w:type="dxa" w:w="90"/>
+              <w:right w:type="dxa" w:w="120"/>
+            </w:tcMar>
+            <w:vAlign w:val="center"/>
+          </w:tcPr>
+          <w:p>
+            <w:pPr>
+              <w:spacing w:after="0" w:line="280"/>
+            </w:pPr>
+            <w:r>
+              <w:rPr>
+                <w:rFonts w:ascii="Menlo" w:cs="Menlo" w:eastAsia="Menlo" w:hAnsi="Menlo"/>
+                <w:color w:val="036F3D"/>
+                <w:sz w:val="20"/>
+                <w:szCs w:val="20"/>
+                <w:shd w:fill="F1F5F3" w:color="auto" w:val="clear"/>
+              </w:rPr>
+              <w:t xml:space="preserve">YC-41</w:t>
+            </w:r>
+          </w:p>
+        </w:tc>
+        <w:tc>
+          <w:tcPr>
+            <w:tcW w:type="dxa" w:w="3715"/>
+            <w:tcMar>
+              <w:top w:type="dxa" w:w="90"/>
+              <w:left w:type="dxa" w:w="120"/>
+              <w:bottom w:type="dxa" w:w="90"/>
+              <w:right w:type="dxa" w:w="120"/>
+            </w:tcMar>
+            <w:vAlign w:val="center"/>
+          </w:tcPr>
+          <w:p>
+            <w:pPr>
+              <w:spacing w:after="0" w:line="280"/>
+            </w:pPr>
+            <w:r>
+              <w:rPr>
+                <w:rFonts w:ascii="Be Vietnam Pro" w:cs="Be Vietnam Pro" w:eastAsia="Be Vietnam Pro" w:hAnsi="Be Vietnam Pro"/>
+                <w:color w:val="101814"/>
+                <w:sz w:val="20"/>
+                <w:szCs w:val="20"/>
+              </w:rPr>
+              <w:t xml:space="preserve">Giới hạn số lần gọi theo địa chỉ để chống lạm dụng</w:t>
+            </w:r>
+          </w:p>
+        </w:tc>
+        <w:tc>
+          <w:tcPr>
+            <w:tcW w:type="dxa" w:w="1408"/>
+            <w:tcMar>
+              <w:top w:type="dxa" w:w="90"/>
+              <w:left w:type="dxa" w:w="120"/>
+              <w:bottom w:type="dxa" w:w="90"/>
+              <w:right w:type="dxa" w:w="120"/>
+            </w:tcMar>
+            <w:vAlign w:val="center"/>
+          </w:tcPr>
+          <w:p>
+            <w:pPr>
+              <w:spacing w:after="0" w:line="280"/>
+            </w:pPr>
+            <w:r>
+              <w:rPr>
+                <w:rFonts w:ascii="Menlo" w:cs="Menlo" w:eastAsia="Menlo" w:hAnsi="Menlo"/>
+                <w:color w:val="036F3D"/>
+                <w:sz w:val="20"/>
+                <w:szCs w:val="20"/>
+                <w:shd w:fill="F1F5F3" w:color="auto" w:val="clear"/>
+              </w:rPr>
+              <w:t xml:space="preserve">DA1-03</w:t>
+            </w:r>
+            <w:r>
+              <w:rPr>
+                <w:rFonts w:ascii="Be Vietnam Pro" w:cs="Be Vietnam Pro" w:eastAsia="Be Vietnam Pro" w:hAnsi="Be Vietnam Pro"/>
+                <w:color w:val="101814"/>
+                <w:sz w:val="20"/>
+                <w:szCs w:val="20"/>
+              </w:rPr>
+              <w:t xml:space="preserve"> </w:t>
+            </w:r>
+            <w:r>
+              <w:rPr>
+                <w:rFonts w:ascii="Menlo" w:cs="Menlo" w:eastAsia="Menlo" w:hAnsi="Menlo"/>
+                <w:color w:val="036F3D"/>
+                <w:sz w:val="20"/>
+                <w:szCs w:val="20"/>
+                <w:shd w:fill="F1F5F3" w:color="auto" w:val="clear"/>
+              </w:rPr>
+              <w:t xml:space="preserve">DA1-04</w:t>
+            </w:r>
+            <w:r>
+              <w:rPr>
+                <w:rFonts w:ascii="Be Vietnam Pro" w:cs="Be Vietnam Pro" w:eastAsia="Be Vietnam Pro" w:hAnsi="Be Vietnam Pro"/>
+                <w:color w:val="101814"/>
+                <w:sz w:val="20"/>
+                <w:szCs w:val="20"/>
+              </w:rPr>
+              <w:t xml:space="preserve"> </w:t>
+            </w:r>
+            <w:r>
+              <w:rPr>
+                <w:rFonts w:ascii="Menlo" w:cs="Menlo" w:eastAsia="Menlo" w:hAnsi="Menlo"/>
+                <w:color w:val="036F3D"/>
+                <w:sz w:val="20"/>
+                <w:szCs w:val="20"/>
+                <w:shd w:fill="F1F5F3" w:color="auto" w:val="clear"/>
+              </w:rPr>
+              <w:t xml:space="preserve">DA1-05</w:t>
+            </w:r>
+          </w:p>
+        </w:tc>
+        <w:tc>
+          <w:tcPr>
+            <w:tcW w:type="dxa" w:w="3237"/>
+            <w:tcMar>
+              <w:top w:type="dxa" w:w="90"/>
+              <w:left w:type="dxa" w:w="120"/>
+              <w:bottom w:type="dxa" w:w="90"/>
+              <w:right w:type="dxa" w:w="120"/>
+            </w:tcMar>
+            <w:vAlign w:val="center"/>
+          </w:tcPr>
+          <w:p>
+            <w:pPr>
+              <w:spacing w:after="0" w:line="280"/>
+            </w:pPr>
+            <w:r>
+              <w:rPr>
+                <w:rFonts w:ascii="Be Vietnam Pro" w:cs="Be Vietnam Pro" w:eastAsia="Be Vietnam Pro" w:hAnsi="Be Vietnam Pro"/>
+                <w:color w:val="101814"/>
+                <w:sz w:val="20"/>
+                <w:szCs w:val="20"/>
+              </w:rPr>
+              <w:t xml:space="preserve">TC-44, TC-46–TC-50</w:t>
+            </w:r>
+          </w:p>
+        </w:tc>
+      </w:tr>
+      <w:tr>
+        <w:trPr>
+          <w:tblHeader w:val="false"/>
+        </w:trPr>
+        <w:tc>
+          <w:tcPr>
+            <w:tcW w:type="dxa" w:w="1000"/>
+            <w:tcMar>
+              <w:top w:type="dxa" w:w="90"/>
+              <w:left w:type="dxa" w:w="120"/>
+              <w:bottom w:type="dxa" w:w="90"/>
+              <w:right w:type="dxa" w:w="120"/>
+            </w:tcMar>
+            <w:vAlign w:val="center"/>
+          </w:tcPr>
+          <w:p>
+            <w:pPr>
+              <w:spacing w:after="0" w:line="280"/>
+            </w:pPr>
+            <w:r>
+              <w:rPr>
+                <w:rFonts w:ascii="Menlo" w:cs="Menlo" w:eastAsia="Menlo" w:hAnsi="Menlo"/>
+                <w:color w:val="036F3D"/>
+                <w:sz w:val="20"/>
+                <w:szCs w:val="20"/>
+                <w:shd w:fill="F1F5F3" w:color="auto" w:val="clear"/>
+              </w:rPr>
+              <w:t xml:space="preserve">YC-42</w:t>
+            </w:r>
+          </w:p>
+        </w:tc>
+        <w:tc>
+          <w:tcPr>
+            <w:tcW w:type="dxa" w:w="3715"/>
+            <w:tcMar>
+              <w:top w:type="dxa" w:w="90"/>
+              <w:left w:type="dxa" w:w="120"/>
+              <w:bottom w:type="dxa" w:w="90"/>
+              <w:right w:type="dxa" w:w="120"/>
+            </w:tcMar>
+            <w:vAlign w:val="center"/>
+          </w:tcPr>
+          <w:p>
+            <w:pPr>
+              <w:spacing w:after="0" w:line="280"/>
+            </w:pPr>
+            <w:r>
+              <w:rPr>
+                <w:rFonts w:ascii="Be Vietnam Pro" w:cs="Be Vietnam Pro" w:eastAsia="Be Vietnam Pro" w:hAnsi="Be Vietnam Pro"/>
+                <w:color w:val="101814"/>
+                <w:sz w:val="20"/>
+                <w:szCs w:val="20"/>
+              </w:rPr>
+              <w:t xml:space="preserve">Chặn địa chỉ có hành vi xấu</w:t>
+            </w:r>
+          </w:p>
+        </w:tc>
+        <w:tc>
+          <w:tcPr>
+            <w:tcW w:type="dxa" w:w="1408"/>
+            <w:tcMar>
+              <w:top w:type="dxa" w:w="90"/>
+              <w:left w:type="dxa" w:w="120"/>
+              <w:bottom w:type="dxa" w:w="90"/>
+              <w:right w:type="dxa" w:w="120"/>
+            </w:tcMar>
+            <w:vAlign w:val="center"/>
+          </w:tcPr>
+          <w:p>
+            <w:pPr>
+              <w:spacing w:after="0" w:line="280"/>
+            </w:pPr>
+            <w:r>
+              <w:rPr>
+                <w:rFonts w:ascii="Menlo" w:cs="Menlo" w:eastAsia="Menlo" w:hAnsi="Menlo"/>
+                <w:color w:val="036F3D"/>
+                <w:sz w:val="20"/>
+                <w:szCs w:val="20"/>
+                <w:shd w:fill="F1F5F3" w:color="auto" w:val="clear"/>
+              </w:rPr>
+              <w:t xml:space="preserve">DA1-03</w:t>
+            </w:r>
+            <w:r>
+              <w:rPr>
+                <w:rFonts w:ascii="Be Vietnam Pro" w:cs="Be Vietnam Pro" w:eastAsia="Be Vietnam Pro" w:hAnsi="Be Vietnam Pro"/>
+                <w:color w:val="101814"/>
+                <w:sz w:val="20"/>
+                <w:szCs w:val="20"/>
+              </w:rPr>
+              <w:t xml:space="preserve"> </w:t>
+            </w:r>
+            <w:r>
+              <w:rPr>
+                <w:rFonts w:ascii="Menlo" w:cs="Menlo" w:eastAsia="Menlo" w:hAnsi="Menlo"/>
+                <w:color w:val="036F3D"/>
+                <w:sz w:val="20"/>
+                <w:szCs w:val="20"/>
+                <w:shd w:fill="F1F5F3" w:color="auto" w:val="clear"/>
+              </w:rPr>
+              <w:t xml:space="preserve">DA1-04</w:t>
+            </w:r>
+            <w:r>
+              <w:rPr>
+                <w:rFonts w:ascii="Be Vietnam Pro" w:cs="Be Vietnam Pro" w:eastAsia="Be Vietnam Pro" w:hAnsi="Be Vietnam Pro"/>
+                <w:color w:val="101814"/>
+                <w:sz w:val="20"/>
+                <w:szCs w:val="20"/>
+              </w:rPr>
+              <w:t xml:space="preserve"> </w:t>
+            </w:r>
+            <w:r>
+              <w:rPr>
+                <w:rFonts w:ascii="Menlo" w:cs="Menlo" w:eastAsia="Menlo" w:hAnsi="Menlo"/>
+                <w:color w:val="036F3D"/>
+                <w:sz w:val="20"/>
+                <w:szCs w:val="20"/>
+                <w:shd w:fill="F1F5F3" w:color="auto" w:val="clear"/>
+              </w:rPr>
+              <w:t xml:space="preserve">DA1-05</w:t>
+            </w:r>
+          </w:p>
+        </w:tc>
+        <w:tc>
+          <w:tcPr>
+            <w:tcW w:type="dxa" w:w="3237"/>
+            <w:tcMar>
+              <w:top w:type="dxa" w:w="90"/>
+              <w:left w:type="dxa" w:w="120"/>
+              <w:bottom w:type="dxa" w:w="90"/>
+              <w:right w:type="dxa" w:w="120"/>
+            </w:tcMar>
+            <w:vAlign w:val="center"/>
+          </w:tcPr>
+          <w:p>
+            <w:pPr>
+              <w:spacing w:after="0" w:line="280"/>
+            </w:pPr>
+            <w:r>
+              <w:rPr>
+                <w:rFonts w:ascii="Be Vietnam Pro" w:cs="Be Vietnam Pro" w:eastAsia="Be Vietnam Pro" w:hAnsi="Be Vietnam Pro"/>
+                <w:color w:val="101814"/>
+                <w:sz w:val="20"/>
+                <w:szCs w:val="20"/>
+              </w:rPr>
+              <w:t xml:space="preserve">TC-46–TC-50</w:t>
+            </w:r>
+          </w:p>
+        </w:tc>
+      </w:tr>
+      <w:tr>
+        <w:trPr>
+          <w:tblHeader w:val="false"/>
+        </w:trPr>
+        <w:tc>
+          <w:tcPr>
+            <w:tcW w:type="dxa" w:w="1000"/>
+            <w:tcMar>
+              <w:top w:type="dxa" w:w="90"/>
+              <w:left w:type="dxa" w:w="120"/>
+              <w:bottom w:type="dxa" w:w="90"/>
+              <w:right w:type="dxa" w:w="120"/>
+            </w:tcMar>
+            <w:vAlign w:val="center"/>
+          </w:tcPr>
+          <w:p>
+            <w:pPr>
+              <w:spacing w:after="0" w:line="280"/>
+            </w:pPr>
+            <w:r>
+              <w:rPr>
+                <w:rFonts w:ascii="Menlo" w:cs="Menlo" w:eastAsia="Menlo" w:hAnsi="Menlo"/>
+                <w:color w:val="036F3D"/>
+                <w:sz w:val="20"/>
+                <w:szCs w:val="20"/>
+                <w:shd w:fill="F1F5F3" w:color="auto" w:val="clear"/>
+              </w:rPr>
+              <w:t xml:space="preserve">YC-43</w:t>
+            </w:r>
+          </w:p>
+        </w:tc>
+        <w:tc>
+          <w:tcPr>
+            <w:tcW w:type="dxa" w:w="3715"/>
+            <w:tcMar>
+              <w:top w:type="dxa" w:w="90"/>
+              <w:left w:type="dxa" w:w="120"/>
+              <w:bottom w:type="dxa" w:w="90"/>
+              <w:right w:type="dxa" w:w="120"/>
+            </w:tcMar>
+            <w:vAlign w:val="center"/>
+          </w:tcPr>
+          <w:p>
+            <w:pPr>
+              <w:spacing w:after="0" w:line="280"/>
+            </w:pPr>
+            <w:r>
+              <w:rPr>
+                <w:rFonts w:ascii="Be Vietnam Pro" w:cs="Be Vietnam Pro" w:eastAsia="Be Vietnam Pro" w:hAnsi="Be Vietnam Pro"/>
+                <w:color w:val="101814"/>
+                <w:sz w:val="20"/>
+                <w:szCs w:val="20"/>
+              </w:rPr>
+              <w:t xml:space="preserve">Xin phép trước khi dùng dữ liệu cá nhân, ghi nhật ký đồng ý</w:t>
+            </w:r>
+          </w:p>
+        </w:tc>
+        <w:tc>
+          <w:tcPr>
+            <w:tcW w:type="dxa" w:w="1408"/>
+            <w:tcMar>
+              <w:top w:type="dxa" w:w="90"/>
+              <w:left w:type="dxa" w:w="120"/>
+              <w:bottom w:type="dxa" w:w="90"/>
+              <w:right w:type="dxa" w:w="120"/>
+            </w:tcMar>
+            <w:vAlign w:val="center"/>
+          </w:tcPr>
+          <w:p>
+            <w:pPr>
+              <w:spacing w:after="0" w:line="280"/>
+            </w:pPr>
+            <w:r>
+              <w:rPr>
+                <w:rFonts w:ascii="Menlo" w:cs="Menlo" w:eastAsia="Menlo" w:hAnsi="Menlo"/>
+                <w:color w:val="036F3D"/>
+                <w:sz w:val="20"/>
+                <w:szCs w:val="20"/>
+                <w:shd w:fill="F1F5F3" w:color="auto" w:val="clear"/>
+              </w:rPr>
+              <w:t xml:space="preserve">DA1-03</w:t>
+            </w:r>
+            <w:r>
+              <w:rPr>
+                <w:rFonts w:ascii="Be Vietnam Pro" w:cs="Be Vietnam Pro" w:eastAsia="Be Vietnam Pro" w:hAnsi="Be Vietnam Pro"/>
+                <w:color w:val="101814"/>
+                <w:sz w:val="20"/>
+                <w:szCs w:val="20"/>
+              </w:rPr>
+              <w:t xml:space="preserve"> </w:t>
+            </w:r>
+            <w:r>
+              <w:rPr>
+                <w:rFonts w:ascii="Menlo" w:cs="Menlo" w:eastAsia="Menlo" w:hAnsi="Menlo"/>
+                <w:color w:val="036F3D"/>
+                <w:sz w:val="20"/>
+                <w:szCs w:val="20"/>
+                <w:shd w:fill="F1F5F3" w:color="auto" w:val="clear"/>
+              </w:rPr>
+              <w:t xml:space="preserve">DA1-04</w:t>
+            </w:r>
+            <w:r>
+              <w:rPr>
+                <w:rFonts w:ascii="Be Vietnam Pro" w:cs="Be Vietnam Pro" w:eastAsia="Be Vietnam Pro" w:hAnsi="Be Vietnam Pro"/>
+                <w:color w:val="101814"/>
+                <w:sz w:val="20"/>
+                <w:szCs w:val="20"/>
+              </w:rPr>
+              <w:t xml:space="preserve"> </w:t>
+            </w:r>
+            <w:r>
+              <w:rPr>
+                <w:rFonts w:ascii="Menlo" w:cs="Menlo" w:eastAsia="Menlo" w:hAnsi="Menlo"/>
+                <w:color w:val="036F3D"/>
+                <w:sz w:val="20"/>
+                <w:szCs w:val="20"/>
+                <w:shd w:fill="F1F5F3" w:color="auto" w:val="clear"/>
+              </w:rPr>
+              <w:t xml:space="preserve">DA1-05</w:t>
+            </w:r>
+          </w:p>
+        </w:tc>
+        <w:tc>
+          <w:tcPr>
+            <w:tcW w:type="dxa" w:w="3237"/>
+            <w:tcMar>
+              <w:top w:type="dxa" w:w="90"/>
+              <w:left w:type="dxa" w:w="120"/>
+              <w:bottom w:type="dxa" w:w="90"/>
+              <w:right w:type="dxa" w:w="120"/>
+            </w:tcMar>
+            <w:vAlign w:val="center"/>
+          </w:tcPr>
+          <w:p>
+            <w:pPr>
+              <w:spacing w:after="0" w:line="280"/>
+            </w:pPr>
+            <w:r>
+              <w:rPr>
+                <w:rFonts w:ascii="Be Vietnam Pro" w:cs="Be Vietnam Pro" w:eastAsia="Be Vietnam Pro" w:hAnsi="Be Vietnam Pro"/>
+                <w:color w:val="101814"/>
+                <w:sz w:val="20"/>
+                <w:szCs w:val="20"/>
+              </w:rPr>
+              <w:t xml:space="preserve">TC-46–TC-50</w:t>
+            </w:r>
+          </w:p>
+        </w:tc>
+      </w:tr>
+      <w:tr>
+        <w:trPr>
+          <w:tblHeader w:val="false"/>
+        </w:trPr>
+        <w:tc>
+          <w:tcPr>
+            <w:tcW w:type="dxa" w:w="1000"/>
+            <w:tcMar>
+              <w:top w:type="dxa" w:w="90"/>
+              <w:left w:type="dxa" w:w="120"/>
+              <w:bottom w:type="dxa" w:w="90"/>
+              <w:right w:type="dxa" w:w="120"/>
+            </w:tcMar>
+            <w:vAlign w:val="center"/>
+          </w:tcPr>
+          <w:p>
+            <w:pPr>
+              <w:spacing w:after="0" w:line="280"/>
+            </w:pPr>
+            <w:r>
+              <w:rPr>
+                <w:rFonts w:ascii="Menlo" w:cs="Menlo" w:eastAsia="Menlo" w:hAnsi="Menlo"/>
+                <w:color w:val="036F3D"/>
+                <w:sz w:val="20"/>
+                <w:szCs w:val="20"/>
+                <w:shd w:fill="F1F5F3" w:color="auto" w:val="clear"/>
+              </w:rPr>
+              <w:t xml:space="preserve">YC-44</w:t>
+            </w:r>
+          </w:p>
+        </w:tc>
+        <w:tc>
+          <w:tcPr>
+            <w:tcW w:type="dxa" w:w="3715"/>
+            <w:tcMar>
+              <w:top w:type="dxa" w:w="90"/>
+              <w:left w:type="dxa" w:w="120"/>
+              <w:bottom w:type="dxa" w:w="90"/>
+              <w:right w:type="dxa" w:w="120"/>
+            </w:tcMar>
+            <w:vAlign w:val="center"/>
+          </w:tcPr>
+          <w:p>
+            <w:pPr>
+              <w:spacing w:after="0" w:line="280"/>
+            </w:pPr>
+            <w:r>
+              <w:rPr>
+                <w:rFonts w:ascii="Be Vietnam Pro" w:cs="Be Vietnam Pro" w:eastAsia="Be Vietnam Pro" w:hAnsi="Be Vietnam Pro"/>
+                <w:color w:val="101814"/>
+                <w:sz w:val="20"/>
+                <w:szCs w:val="20"/>
+              </w:rPr>
+              <w:t xml:space="preserve">Bí mật không nằm trong mã nguồn</w:t>
+            </w:r>
+          </w:p>
+        </w:tc>
+        <w:tc>
+          <w:tcPr>
+            <w:tcW w:type="dxa" w:w="1408"/>
+            <w:tcMar>
+              <w:top w:type="dxa" w:w="90"/>
+              <w:left w:type="dxa" w:w="120"/>
+              <w:bottom w:type="dxa" w:w="90"/>
+              <w:right w:type="dxa" w:w="120"/>
+            </w:tcMar>
+            <w:vAlign w:val="center"/>
+          </w:tcPr>
+          <w:p>
+            <w:pPr>
+              <w:spacing w:after="0" w:line="280"/>
+            </w:pPr>
+            <w:r>
+              <w:rPr>
+                <w:rFonts w:ascii="Menlo" w:cs="Menlo" w:eastAsia="Menlo" w:hAnsi="Menlo"/>
+                <w:color w:val="036F3D"/>
+                <w:sz w:val="20"/>
+                <w:szCs w:val="20"/>
+                <w:shd w:fill="F1F5F3" w:color="auto" w:val="clear"/>
+              </w:rPr>
+              <w:t xml:space="preserve">DA1-03</w:t>
+            </w:r>
+            <w:r>
+              <w:rPr>
+                <w:rFonts w:ascii="Be Vietnam Pro" w:cs="Be Vietnam Pro" w:eastAsia="Be Vietnam Pro" w:hAnsi="Be Vietnam Pro"/>
+                <w:color w:val="101814"/>
+                <w:sz w:val="20"/>
+                <w:szCs w:val="20"/>
+              </w:rPr>
+              <w:t xml:space="preserve"> </w:t>
+            </w:r>
+            <w:r>
+              <w:rPr>
+                <w:rFonts w:ascii="Menlo" w:cs="Menlo" w:eastAsia="Menlo" w:hAnsi="Menlo"/>
+                <w:color w:val="036F3D"/>
+                <w:sz w:val="20"/>
+                <w:szCs w:val="20"/>
+                <w:shd w:fill="F1F5F3" w:color="auto" w:val="clear"/>
+              </w:rPr>
+              <w:t xml:space="preserve">DA1-04</w:t>
+            </w:r>
+            <w:r>
+              <w:rPr>
+                <w:rFonts w:ascii="Be Vietnam Pro" w:cs="Be Vietnam Pro" w:eastAsia="Be Vietnam Pro" w:hAnsi="Be Vietnam Pro"/>
+                <w:color w:val="101814"/>
+                <w:sz w:val="20"/>
+                <w:szCs w:val="20"/>
+              </w:rPr>
+              <w:t xml:space="preserve"> </w:t>
+            </w:r>
+            <w:r>
+              <w:rPr>
+                <w:rFonts w:ascii="Menlo" w:cs="Menlo" w:eastAsia="Menlo" w:hAnsi="Menlo"/>
+                <w:color w:val="036F3D"/>
+                <w:sz w:val="20"/>
+                <w:szCs w:val="20"/>
+                <w:shd w:fill="F1F5F3" w:color="auto" w:val="clear"/>
+              </w:rPr>
+              <w:t xml:space="preserve">DA1-05</w:t>
+            </w:r>
+          </w:p>
+        </w:tc>
+        <w:tc>
+          <w:tcPr>
+            <w:tcW w:type="dxa" w:w="3237"/>
+            <w:tcMar>
+              <w:top w:type="dxa" w:w="90"/>
+              <w:left w:type="dxa" w:w="120"/>
+              <w:bottom w:type="dxa" w:w="90"/>
+              <w:right w:type="dxa" w:w="120"/>
+            </w:tcMar>
+            <w:vAlign w:val="center"/>
+          </w:tcPr>
+          <w:p>
+            <w:pPr>
+              <w:spacing w:after="0" w:line="280"/>
+            </w:pPr>
+            <w:r>
+              <w:rPr>
+                <w:rFonts w:ascii="Be Vietnam Pro" w:cs="Be Vietnam Pro" w:eastAsia="Be Vietnam Pro" w:hAnsi="Be Vietnam Pro"/>
+                <w:color w:val="101814"/>
+                <w:sz w:val="20"/>
+                <w:szCs w:val="20"/>
+              </w:rPr>
+              <w:t xml:space="preserve">TC-46–TC-50, TC-62</w:t>
+            </w:r>
+          </w:p>
+        </w:tc>
+      </w:tr>
+    </w:tbl>
+    <w:p>
+      <w:pPr>
+        <w:spacing w:after="180"/>
+      </w:pPr>
+    </w:p>
+    <w:p>
+      <w:pPr>
+        <w:pStyle w:val="Heading2"/>
+        <w:spacing w:after="120" w:before="280"/>
+      </w:pPr>
+      <w:r>
+        <w:rPr>
+          <w:rFonts w:ascii="Be Vietnam Pro" w:cs="Be Vietnam Pro" w:eastAsia="Be Vietnam Pro" w:hAnsi="Be Vietnam Pro"/>
+          <w:b/>
+          <w:bCs/>
+          <w:color w:val="008E4D"/>
+          <w:sz w:val="24"/>
+          <w:szCs w:val="24"/>
+        </w:rPr>
+        <w:t xml:space="preserve">A.3 Đánh giá</w:t>
+      </w:r>
+    </w:p>
+    <w:p>
+      <w:pPr>
+        <w:spacing w:after="130" w:line="300"/>
+      </w:pPr>
+      <w:r>
+        <w:rPr>
+          <w:rFonts w:ascii="Be Vietnam Pro" w:cs="Be Vietnam Pro" w:eastAsia="Be Vietnam Pro" w:hAnsi="Be Vietnam Pro"/>
+          <w:b/>
+          <w:bCs/>
+          <w:color w:val="101814"/>
+          <w:sz w:val="21"/>
+          <w:szCs w:val="21"/>
+        </w:rPr>
+        <w:t xml:space="preserve">Độ phủ đầy đủ</w:t>
+      </w:r>
+      <w:r>
+        <w:rPr>
+          <w:rFonts w:ascii="Be Vietnam Pro" w:cs="Be Vietnam Pro" w:eastAsia="Be Vietnam Pro" w:hAnsi="Be Vietnam Pro"/>
+          <w:color w:val="101814"/>
+          <w:sz w:val="21"/>
+          <w:szCs w:val="21"/>
+        </w:rPr>
+        <w:t xml:space="preserve"> — mọi yêu cầu chức năng đều có ít nhất một ca kiểm thử dẫn chiếu tới. Không yêu cầu nào đã cam kết mà thiếu cách kiểm chứng.</w:t>
+      </w:r>
+    </w:p>
+    <w:p>
+      <w:pPr>
+        <w:pBdr>
+          <w:bottom w:val="single" w:color="CFE3D8" w:sz="4" w:space="4"/>
+        </w:pBdr>
+        <w:spacing w:after="160" w:before="160"/>
+      </w:pPr>
+      <w:r>
+        <w:rPr>
+          <w:rFonts w:ascii="Be Vietnam Pro" w:cs="Be Vietnam Pro" w:eastAsia="Be Vietnam Pro" w:hAnsi="Be Vietnam Pro"/>
+          <w:sz w:val="2"/>
+          <w:szCs w:val="2"/>
+        </w:rPr>
+        <w:t xml:space="preserve"/>
+      </w:r>
+    </w:p>
+    <w:p>
+      <w:pPr>
         <w:pStyle w:val="Heading1"/>
         <w:pBdr>
           <w:bottom w:val="single" w:color="008E4D" w:sz="12" w:space="6"/>
@@ -12415,7 +19885,7 @@
                 <w:sz w:val="20"/>
                 <w:szCs w:val="20"/>
               </w:rPr>
-              <w:t xml:space="preserve">Người lập yêu cầu — HungDV, Product Owner</w:t>
+              <w:t xml:space="preserve">Người lập yêu cầu — A Hùng, Product Owner</w:t>
             </w:r>
           </w:p>
         </w:tc>
